--- a/docs/manuals/et/ET06-課程學習.docx
+++ b/docs/manuals/et/ET06-課程學習.docx
@@ -7,6 +7,8 @@
         <w:spacing w:after="0"/>
         <w:jc w:val="center"/>
       </w:pPr>
+      <w:bookmarkStart w:id="0" w:name="_GoBack"/>
+      <w:bookmarkEnd w:id="0"/>
     </w:p>
     <w:p>
       <w:pPr>
@@ -155,7 +157,13 @@
         <w:rPr>
           <w:sz w:val="44"/>
         </w:rPr>
-        <w:t>ET06 課程學習</w:t>
+        <w:t xml:space="preserve">ET06 </w:t>
+      </w:r>
+      <w:r>
+        <w:rPr>
+          <w:sz w:val="44"/>
+        </w:rPr>
+        <w:t>課程學習</w:t>
       </w:r>
     </w:p>
     <w:p>
@@ -191,20 +199,26 @@
     <w:tbl>
       <w:tblPr>
         <w:tblStyle w:val="aff2"/>
-        <w:tblW w:type="auto" w:w="0"/>
+        <w:tblW w:w="0" w:type="auto"/>
         <w:jc w:val="center"/>
-        <w:tblLook w:firstColumn="1" w:firstRow="1" w:lastColumn="0" w:lastRow="0" w:noHBand="0" w:noVBand="1" w:val="04A0"/>
+        <w:tblLook w:val="04A0" w:firstRow="1" w:lastRow="0" w:firstColumn="1" w:lastColumn="0" w:noHBand="0" w:noVBand="1"/>
       </w:tblPr>
       <w:tblGrid>
-        <w:gridCol w:w="4680"/>
-        <w:gridCol w:w="4680"/>
+        <w:gridCol w:w="2160"/>
+        <w:gridCol w:w="3600"/>
       </w:tblGrid>
       <w:tr>
+        <w:trPr>
+          <w:jc w:val="center"/>
+        </w:trPr>
         <w:tc>
           <w:tcPr>
-            <w:tcW w:type="dxa" w:w="2160"/>
+            <w:tcW w:w="2160" w:type="dxa"/>
           </w:tcPr>
           <w:p>
+            <w:pPr>
+              <w:spacing w:before="60" w:after="60"/>
+            </w:pPr>
             <w:r>
               <w:t>版本</w:t>
             </w:r>
@@ -212,9 +226,12 @@
         </w:tc>
         <w:tc>
           <w:tcPr>
-            <w:tcW w:type="dxa" w:w="3600"/>
+            <w:tcW w:w="3600" w:type="dxa"/>
           </w:tcPr>
           <w:p>
+            <w:pPr>
+              <w:spacing w:before="60" w:after="60"/>
+            </w:pPr>
             <w:r>
               <w:t>1.0</w:t>
             </w:r>
@@ -222,11 +239,17 @@
         </w:tc>
       </w:tr>
       <w:tr>
+        <w:trPr>
+          <w:jc w:val="center"/>
+        </w:trPr>
         <w:tc>
           <w:tcPr>
-            <w:tcW w:type="dxa" w:w="2160"/>
+            <w:tcW w:w="2160" w:type="dxa"/>
           </w:tcPr>
           <w:p>
+            <w:pPr>
+              <w:spacing w:before="60" w:after="60"/>
+            </w:pPr>
             <w:r>
               <w:t>建立日期</w:t>
             </w:r>
@@ -234,9 +257,12 @@
         </w:tc>
         <w:tc>
           <w:tcPr>
-            <w:tcW w:type="dxa" w:w="3600"/>
+            <w:tcW w:w="3600" w:type="dxa"/>
           </w:tcPr>
           <w:p>
+            <w:pPr>
+              <w:spacing w:before="60" w:after="60"/>
+            </w:pPr>
             <w:r>
               <w:t>2026/10/20</w:t>
             </w:r>
@@ -244,11 +270,17 @@
         </w:tc>
       </w:tr>
       <w:tr>
+        <w:trPr>
+          <w:jc w:val="center"/>
+        </w:trPr>
         <w:tc>
           <w:tcPr>
-            <w:tcW w:type="dxa" w:w="2160"/>
+            <w:tcW w:w="2160" w:type="dxa"/>
           </w:tcPr>
           <w:p>
+            <w:pPr>
+              <w:spacing w:before="60" w:after="60"/>
+            </w:pPr>
             <w:r>
               <w:t>更新日期</w:t>
             </w:r>
@@ -256,19 +288,27 @@
         </w:tc>
         <w:tc>
           <w:tcPr>
-            <w:tcW w:type="dxa" w:w="3600"/>
+            <w:tcW w:w="3600" w:type="dxa"/>
           </w:tcPr>
           <w:p>
-            <w:r/>
+            <w:pPr>
+              <w:spacing w:before="60" w:after="60"/>
+            </w:pPr>
           </w:p>
         </w:tc>
       </w:tr>
       <w:tr>
+        <w:trPr>
+          <w:jc w:val="center"/>
+        </w:trPr>
         <w:tc>
           <w:tcPr>
-            <w:tcW w:type="dxa" w:w="2160"/>
+            <w:tcW w:w="2160" w:type="dxa"/>
           </w:tcPr>
           <w:p>
+            <w:pPr>
+              <w:spacing w:before="60" w:after="60"/>
+            </w:pPr>
             <w:r>
               <w:t>作者</w:t>
             </w:r>
@@ -276,9 +316,12 @@
         </w:tc>
         <w:tc>
           <w:tcPr>
-            <w:tcW w:type="dxa" w:w="3600"/>
+            <w:tcW w:w="3600" w:type="dxa"/>
           </w:tcPr>
           <w:p>
+            <w:pPr>
+              <w:spacing w:before="60" w:after="60"/>
+            </w:pPr>
             <w:r>
               <w:t>朱可棠</w:t>
             </w:r>
@@ -289,31 +332,38 @@
     <w:p>
       <w:pPr>
         <w:pStyle w:val="Heading1NoTOC"/>
-        <w:pageBreakBefore/>
       </w:pPr>
       <w:r>
-        <w:t>文件制/修訂履歷</w:t>
+        <w:lastRenderedPageBreak/>
+        <w:t>文件制</w:t>
+      </w:r>
+      <w:r>
+        <w:t>/</w:t>
+      </w:r>
+      <w:r>
+        <w:t>修訂履歷</w:t>
       </w:r>
     </w:p>
     <w:tbl>
       <w:tblPr>
         <w:tblStyle w:val="aff2"/>
-        <w:tblW w:type="auto" w:w="0"/>
-        <w:tblLook w:firstColumn="1" w:firstRow="1" w:lastColumn="0" w:lastRow="0" w:noHBand="0" w:noVBand="1" w:val="04A0"/>
+        <w:tblW w:w="0" w:type="auto"/>
+        <w:tblLook w:val="04A0" w:firstRow="1" w:lastRow="0" w:firstColumn="1" w:lastColumn="0" w:noHBand="0" w:noVBand="1"/>
       </w:tblPr>
       <w:tblGrid>
-        <w:gridCol w:w="2340"/>
-        <w:gridCol w:w="2340"/>
-        <w:gridCol w:w="2340"/>
-        <w:gridCol w:w="2340"/>
+        <w:gridCol w:w="1151"/>
+        <w:gridCol w:w="1729"/>
+        <w:gridCol w:w="4320"/>
+        <w:gridCol w:w="2160"/>
       </w:tblGrid>
       <w:tr>
         <w:tc>
           <w:tcPr>
-            <w:tcW w:type="dxa" w:w="1151"/>
+            <w:tcW w:w="1151" w:type="dxa"/>
           </w:tcPr>
           <w:p>
             <w:pPr>
+              <w:spacing w:before="60" w:after="60"/>
               <w:jc w:val="center"/>
             </w:pPr>
             <w:r>
@@ -326,10 +376,11 @@
         </w:tc>
         <w:tc>
           <w:tcPr>
-            <w:tcW w:type="dxa" w:w="1729"/>
+            <w:tcW w:w="1729" w:type="dxa"/>
           </w:tcPr>
           <w:p>
             <w:pPr>
+              <w:spacing w:before="60" w:after="60"/>
               <w:jc w:val="center"/>
             </w:pPr>
             <w:r>
@@ -342,10 +393,11 @@
         </w:tc>
         <w:tc>
           <w:tcPr>
-            <w:tcW w:type="dxa" w:w="4320"/>
+            <w:tcW w:w="4320" w:type="dxa"/>
           </w:tcPr>
           <w:p>
             <w:pPr>
+              <w:spacing w:before="60" w:after="60"/>
               <w:jc w:val="center"/>
             </w:pPr>
             <w:r>
@@ -358,10 +410,11 @@
         </w:tc>
         <w:tc>
           <w:tcPr>
-            <w:tcW w:type="dxa" w:w="2160"/>
+            <w:tcW w:w="2160" w:type="dxa"/>
           </w:tcPr>
           <w:p>
             <w:pPr>
+              <w:spacing w:before="60" w:after="60"/>
               <w:jc w:val="center"/>
             </w:pPr>
             <w:r>
@@ -376,10 +429,11 @@
       <w:tr>
         <w:tc>
           <w:tcPr>
-            <w:tcW w:type="dxa" w:w="1151"/>
+            <w:tcW w:w="1151" w:type="dxa"/>
           </w:tcPr>
           <w:p>
             <w:pPr>
+              <w:spacing w:before="60" w:after="60"/>
               <w:jc w:val="center"/>
             </w:pPr>
             <w:r>
@@ -389,10 +443,11 @@
         </w:tc>
         <w:tc>
           <w:tcPr>
-            <w:tcW w:type="dxa" w:w="1729"/>
+            <w:tcW w:w="1729" w:type="dxa"/>
           </w:tcPr>
           <w:p>
             <w:pPr>
+              <w:spacing w:before="60" w:after="60"/>
               <w:jc w:val="center"/>
             </w:pPr>
             <w:r>
@@ -402,9 +457,12 @@
         </w:tc>
         <w:tc>
           <w:tcPr>
-            <w:tcW w:type="dxa" w:w="4320"/>
+            <w:tcW w:w="4320" w:type="dxa"/>
           </w:tcPr>
           <w:p>
+            <w:pPr>
+              <w:spacing w:before="60" w:after="60"/>
+            </w:pPr>
             <w:r>
               <w:t>初次發行</w:t>
             </w:r>
@@ -412,10 +470,11 @@
         </w:tc>
         <w:tc>
           <w:tcPr>
-            <w:tcW w:type="dxa" w:w="2160"/>
+            <w:tcW w:w="2160" w:type="dxa"/>
           </w:tcPr>
           <w:p>
             <w:pPr>
+              <w:spacing w:before="60" w:after="60"/>
               <w:jc w:val="center"/>
             </w:pPr>
             <w:r>
@@ -428,25 +487,1270 @@
     <w:p>
       <w:pPr>
         <w:pStyle w:val="Heading1NoTOC"/>
-        <w:pageBreakBefore/>
       </w:pPr>
       <w:r>
+        <w:lastRenderedPageBreak/>
         <w:t>目錄</w:t>
       </w:r>
     </w:p>
     <w:p>
+      <w:pPr>
+        <w:pStyle w:val="14"/>
+        <w:tabs>
+          <w:tab w:val="right" w:leader="dot" w:pos="9350"/>
+        </w:tabs>
+        <w:rPr>
+          <w:rFonts w:asciiTheme="minorHAnsi" w:eastAsiaTheme="minorEastAsia" w:hAnsiTheme="minorHAnsi" w:cstheme="minorBidi"/>
+          <w:noProof/>
+          <w:color w:val="auto"/>
+          <w:kern w:val="2"/>
+          <w:szCs w:val="22"/>
+        </w:rPr>
+      </w:pPr>
       <w:r>
         <w:fldChar w:fldCharType="begin"/>
-        <w:instrText xml:space="preserve">TOC \o "1-2" \h \z \u</w:instrText>
+      </w:r>
+      <w:r>
+        <w:instrText>TOC \o "1-2" \h \z \u</w:instrText>
+      </w:r>
+      <w:r>
         <w:fldChar w:fldCharType="separate"/>
-        <w:t>目錄將於開啟文件時自動更新</w:t>
+      </w:r>
+      <w:hyperlink w:anchor="_Toc243386862" w:history="1">
+        <w:r>
+          <w:rPr>
+            <w:rStyle w:val="affb"/>
+            <w:rFonts w:hint="eastAsia"/>
+            <w:noProof/>
+          </w:rPr>
+          <w:t>壹、作業說明</w:t>
+        </w:r>
+        <w:r>
+          <w:rPr>
+            <w:noProof/>
+            <w:webHidden/>
+          </w:rPr>
+          <w:tab/>
+        </w:r>
+        <w:r>
+          <w:rPr>
+            <w:noProof/>
+            <w:webHidden/>
+          </w:rPr>
+          <w:fldChar w:fldCharType="begin"/>
+        </w:r>
+        <w:r>
+          <w:rPr>
+            <w:noProof/>
+            <w:webHidden/>
+          </w:rPr>
+          <w:instrText xml:space="preserve"> PAGEREF _Toc243386862 \h </w:instrText>
+        </w:r>
+        <w:r>
+          <w:rPr>
+            <w:noProof/>
+            <w:webHidden/>
+          </w:rPr>
+        </w:r>
+        <w:r>
+          <w:rPr>
+            <w:noProof/>
+            <w:webHidden/>
+          </w:rPr>
+          <w:fldChar w:fldCharType="separate"/>
+        </w:r>
+        <w:r>
+          <w:rPr>
+            <w:noProof/>
+            <w:webHidden/>
+          </w:rPr>
+          <w:t>1</w:t>
+        </w:r>
+        <w:r>
+          <w:rPr>
+            <w:noProof/>
+            <w:webHidden/>
+          </w:rPr>
+          <w:fldChar w:fldCharType="end"/>
+        </w:r>
+      </w:hyperlink>
+    </w:p>
+    <w:p>
+      <w:pPr>
+        <w:pStyle w:val="2a"/>
+        <w:tabs>
+          <w:tab w:val="right" w:leader="dot" w:pos="9350"/>
+        </w:tabs>
+        <w:rPr>
+          <w:rFonts w:asciiTheme="minorHAnsi" w:eastAsiaTheme="minorEastAsia" w:hAnsiTheme="minorHAnsi" w:cstheme="minorBidi"/>
+          <w:noProof/>
+          <w:color w:val="auto"/>
+          <w:kern w:val="2"/>
+          <w:szCs w:val="22"/>
+        </w:rPr>
+      </w:pPr>
+      <w:hyperlink w:anchor="_Toc243386863" w:history="1">
+        <w:r>
+          <w:rPr>
+            <w:rStyle w:val="affb"/>
+            <w:rFonts w:hint="eastAsia"/>
+            <w:noProof/>
+          </w:rPr>
+          <w:t>一、使用情境</w:t>
+        </w:r>
+        <w:r>
+          <w:rPr>
+            <w:noProof/>
+            <w:webHidden/>
+          </w:rPr>
+          <w:tab/>
+        </w:r>
+        <w:r>
+          <w:rPr>
+            <w:noProof/>
+            <w:webHidden/>
+          </w:rPr>
+          <w:fldChar w:fldCharType="begin"/>
+        </w:r>
+        <w:r>
+          <w:rPr>
+            <w:noProof/>
+            <w:webHidden/>
+          </w:rPr>
+          <w:instrText xml:space="preserve"> PAGEREF _Toc243386863 \h </w:instrText>
+        </w:r>
+        <w:r>
+          <w:rPr>
+            <w:noProof/>
+            <w:webHidden/>
+          </w:rPr>
+        </w:r>
+        <w:r>
+          <w:rPr>
+            <w:noProof/>
+            <w:webHidden/>
+          </w:rPr>
+          <w:fldChar w:fldCharType="separate"/>
+        </w:r>
+        <w:r>
+          <w:rPr>
+            <w:noProof/>
+            <w:webHidden/>
+          </w:rPr>
+          <w:t>1</w:t>
+        </w:r>
+        <w:r>
+          <w:rPr>
+            <w:noProof/>
+            <w:webHidden/>
+          </w:rPr>
+          <w:fldChar w:fldCharType="end"/>
+        </w:r>
+      </w:hyperlink>
+    </w:p>
+    <w:p>
+      <w:pPr>
+        <w:pStyle w:val="2a"/>
+        <w:tabs>
+          <w:tab w:val="right" w:leader="dot" w:pos="9350"/>
+        </w:tabs>
+        <w:rPr>
+          <w:rFonts w:asciiTheme="minorHAnsi" w:eastAsiaTheme="minorEastAsia" w:hAnsiTheme="minorHAnsi" w:cstheme="minorBidi"/>
+          <w:noProof/>
+          <w:color w:val="auto"/>
+          <w:kern w:val="2"/>
+          <w:szCs w:val="22"/>
+        </w:rPr>
+      </w:pPr>
+      <w:hyperlink w:anchor="_Toc243386864" w:history="1">
+        <w:r>
+          <w:rPr>
+            <w:rStyle w:val="affb"/>
+            <w:rFonts w:hint="eastAsia"/>
+            <w:noProof/>
+          </w:rPr>
+          <w:t>二、進入路徑</w:t>
+        </w:r>
+        <w:r>
+          <w:rPr>
+            <w:noProof/>
+            <w:webHidden/>
+          </w:rPr>
+          <w:tab/>
+        </w:r>
+        <w:r>
+          <w:rPr>
+            <w:noProof/>
+            <w:webHidden/>
+          </w:rPr>
+          <w:fldChar w:fldCharType="begin"/>
+        </w:r>
+        <w:r>
+          <w:rPr>
+            <w:noProof/>
+            <w:webHidden/>
+          </w:rPr>
+          <w:instrText xml:space="preserve"> PAGEREF _Toc243386864 \h </w:instrText>
+        </w:r>
+        <w:r>
+          <w:rPr>
+            <w:noProof/>
+            <w:webHidden/>
+          </w:rPr>
+        </w:r>
+        <w:r>
+          <w:rPr>
+            <w:noProof/>
+            <w:webHidden/>
+          </w:rPr>
+          <w:fldChar w:fldCharType="separate"/>
+        </w:r>
+        <w:r>
+          <w:rPr>
+            <w:noProof/>
+            <w:webHidden/>
+          </w:rPr>
+          <w:t>1</w:t>
+        </w:r>
+        <w:r>
+          <w:rPr>
+            <w:noProof/>
+            <w:webHidden/>
+          </w:rPr>
+          <w:fldChar w:fldCharType="end"/>
+        </w:r>
+      </w:hyperlink>
+    </w:p>
+    <w:p>
+      <w:pPr>
+        <w:pStyle w:val="14"/>
+        <w:tabs>
+          <w:tab w:val="right" w:leader="dot" w:pos="9350"/>
+        </w:tabs>
+        <w:rPr>
+          <w:rFonts w:asciiTheme="minorHAnsi" w:eastAsiaTheme="minorEastAsia" w:hAnsiTheme="minorHAnsi" w:cstheme="minorBidi"/>
+          <w:noProof/>
+          <w:color w:val="auto"/>
+          <w:kern w:val="2"/>
+          <w:szCs w:val="22"/>
+        </w:rPr>
+      </w:pPr>
+      <w:hyperlink w:anchor="_Toc243386865" w:history="1">
+        <w:r>
+          <w:rPr>
+            <w:rStyle w:val="affb"/>
+            <w:rFonts w:hint="eastAsia"/>
+            <w:noProof/>
+          </w:rPr>
+          <w:t>貳、操作說明</w:t>
+        </w:r>
+        <w:r>
+          <w:rPr>
+            <w:noProof/>
+            <w:webHidden/>
+          </w:rPr>
+          <w:tab/>
+        </w:r>
+        <w:r>
+          <w:rPr>
+            <w:noProof/>
+            <w:webHidden/>
+          </w:rPr>
+          <w:fldChar w:fldCharType="begin"/>
+        </w:r>
+        <w:r>
+          <w:rPr>
+            <w:noProof/>
+            <w:webHidden/>
+          </w:rPr>
+          <w:instrText xml:space="preserve"> PAGEREF _Toc243386865 \h </w:instrText>
+        </w:r>
+        <w:r>
+          <w:rPr>
+            <w:noProof/>
+            <w:webHidden/>
+          </w:rPr>
+        </w:r>
+        <w:r>
+          <w:rPr>
+            <w:noProof/>
+            <w:webHidden/>
+          </w:rPr>
+          <w:fldChar w:fldCharType="separate"/>
+        </w:r>
+        <w:r>
+          <w:rPr>
+            <w:noProof/>
+            <w:webHidden/>
+          </w:rPr>
+          <w:t>2</w:t>
+        </w:r>
+        <w:r>
+          <w:rPr>
+            <w:noProof/>
+            <w:webHidden/>
+          </w:rPr>
+          <w:fldChar w:fldCharType="end"/>
+        </w:r>
+      </w:hyperlink>
+    </w:p>
+    <w:p>
+      <w:pPr>
+        <w:pStyle w:val="2a"/>
+        <w:tabs>
+          <w:tab w:val="right" w:leader="dot" w:pos="9350"/>
+        </w:tabs>
+        <w:rPr>
+          <w:rFonts w:asciiTheme="minorHAnsi" w:eastAsiaTheme="minorEastAsia" w:hAnsiTheme="minorHAnsi" w:cstheme="minorBidi"/>
+          <w:noProof/>
+          <w:color w:val="auto"/>
+          <w:kern w:val="2"/>
+          <w:szCs w:val="22"/>
+        </w:rPr>
+      </w:pPr>
+      <w:hyperlink w:anchor="_Toc243386866" w:history="1">
+        <w:r>
+          <w:rPr>
+            <w:rStyle w:val="affb"/>
+            <w:rFonts w:hint="eastAsia"/>
+            <w:noProof/>
+          </w:rPr>
+          <w:t>一、畫面與前置設定</w:t>
+        </w:r>
+        <w:r>
+          <w:rPr>
+            <w:noProof/>
+            <w:webHidden/>
+          </w:rPr>
+          <w:tab/>
+        </w:r>
+        <w:r>
+          <w:rPr>
+            <w:noProof/>
+            <w:webHidden/>
+          </w:rPr>
+          <w:fldChar w:fldCharType="begin"/>
+        </w:r>
+        <w:r>
+          <w:rPr>
+            <w:noProof/>
+            <w:webHidden/>
+          </w:rPr>
+          <w:instrText xml:space="preserve"> PAGEREF _Toc243386866 \h </w:instrText>
+        </w:r>
+        <w:r>
+          <w:rPr>
+            <w:noProof/>
+            <w:webHidden/>
+          </w:rPr>
+        </w:r>
+        <w:r>
+          <w:rPr>
+            <w:noProof/>
+            <w:webHidden/>
+          </w:rPr>
+          <w:fldChar w:fldCharType="separate"/>
+        </w:r>
+        <w:r>
+          <w:rPr>
+            <w:noProof/>
+            <w:webHidden/>
+          </w:rPr>
+          <w:t>2</w:t>
+        </w:r>
+        <w:r>
+          <w:rPr>
+            <w:noProof/>
+            <w:webHidden/>
+          </w:rPr>
+          <w:fldChar w:fldCharType="end"/>
+        </w:r>
+      </w:hyperlink>
+    </w:p>
+    <w:p>
+      <w:pPr>
+        <w:pStyle w:val="2a"/>
+        <w:tabs>
+          <w:tab w:val="right" w:leader="dot" w:pos="9350"/>
+        </w:tabs>
+        <w:rPr>
+          <w:rFonts w:asciiTheme="minorHAnsi" w:eastAsiaTheme="minorEastAsia" w:hAnsiTheme="minorHAnsi" w:cstheme="minorBidi"/>
+          <w:noProof/>
+          <w:color w:val="auto"/>
+          <w:kern w:val="2"/>
+          <w:szCs w:val="22"/>
+        </w:rPr>
+      </w:pPr>
+      <w:hyperlink w:anchor="_Toc243386867" w:history="1">
+        <w:r>
+          <w:rPr>
+            <w:rStyle w:val="affb"/>
+            <w:rFonts w:hint="eastAsia"/>
+            <w:noProof/>
+          </w:rPr>
+          <w:t>二、學習順序與解鎖</w:t>
+        </w:r>
+        <w:r>
+          <w:rPr>
+            <w:noProof/>
+            <w:webHidden/>
+          </w:rPr>
+          <w:tab/>
+        </w:r>
+        <w:r>
+          <w:rPr>
+            <w:noProof/>
+            <w:webHidden/>
+          </w:rPr>
+          <w:fldChar w:fldCharType="begin"/>
+        </w:r>
+        <w:r>
+          <w:rPr>
+            <w:noProof/>
+            <w:webHidden/>
+          </w:rPr>
+          <w:instrText xml:space="preserve"> PAGEREF _Toc243386867 \h </w:instrText>
+        </w:r>
+        <w:r>
+          <w:rPr>
+            <w:noProof/>
+            <w:webHidden/>
+          </w:rPr>
+        </w:r>
+        <w:r>
+          <w:rPr>
+            <w:noProof/>
+            <w:webHidden/>
+          </w:rPr>
+          <w:fldChar w:fldCharType="separate"/>
+        </w:r>
+        <w:r>
+          <w:rPr>
+            <w:noProof/>
+            <w:webHidden/>
+          </w:rPr>
+          <w:t>2</w:t>
+        </w:r>
+        <w:r>
+          <w:rPr>
+            <w:noProof/>
+            <w:webHidden/>
+          </w:rPr>
+          <w:fldChar w:fldCharType="end"/>
+        </w:r>
+      </w:hyperlink>
+    </w:p>
+    <w:p>
+      <w:pPr>
+        <w:pStyle w:val="2a"/>
+        <w:tabs>
+          <w:tab w:val="right" w:leader="dot" w:pos="9350"/>
+        </w:tabs>
+        <w:rPr>
+          <w:rFonts w:asciiTheme="minorHAnsi" w:eastAsiaTheme="minorEastAsia" w:hAnsiTheme="minorHAnsi" w:cstheme="minorBidi"/>
+          <w:noProof/>
+          <w:color w:val="auto"/>
+          <w:kern w:val="2"/>
+          <w:szCs w:val="22"/>
+        </w:rPr>
+      </w:pPr>
+      <w:hyperlink w:anchor="_Toc243386868" w:history="1">
+        <w:r>
+          <w:rPr>
+            <w:rStyle w:val="affb"/>
+            <w:rFonts w:hint="eastAsia"/>
+            <w:noProof/>
+          </w:rPr>
+          <w:t>三、觀看影片</w:t>
+        </w:r>
+        <w:r>
+          <w:rPr>
+            <w:noProof/>
+            <w:webHidden/>
+          </w:rPr>
+          <w:tab/>
+        </w:r>
+        <w:r>
+          <w:rPr>
+            <w:noProof/>
+            <w:webHidden/>
+          </w:rPr>
+          <w:fldChar w:fldCharType="begin"/>
+        </w:r>
+        <w:r>
+          <w:rPr>
+            <w:noProof/>
+            <w:webHidden/>
+          </w:rPr>
+          <w:instrText xml:space="preserve"> PAGEREF _Toc243386868 \h </w:instrText>
+        </w:r>
+        <w:r>
+          <w:rPr>
+            <w:noProof/>
+            <w:webHidden/>
+          </w:rPr>
+        </w:r>
+        <w:r>
+          <w:rPr>
+            <w:noProof/>
+            <w:webHidden/>
+          </w:rPr>
+          <w:fldChar w:fldCharType="separate"/>
+        </w:r>
+        <w:r>
+          <w:rPr>
+            <w:noProof/>
+            <w:webHidden/>
+          </w:rPr>
+          <w:t>3</w:t>
+        </w:r>
+        <w:r>
+          <w:rPr>
+            <w:noProof/>
+            <w:webHidden/>
+          </w:rPr>
+          <w:fldChar w:fldCharType="end"/>
+        </w:r>
+      </w:hyperlink>
+    </w:p>
+    <w:p>
+      <w:pPr>
+        <w:pStyle w:val="2a"/>
+        <w:tabs>
+          <w:tab w:val="right" w:leader="dot" w:pos="9350"/>
+        </w:tabs>
+        <w:rPr>
+          <w:rFonts w:asciiTheme="minorHAnsi" w:eastAsiaTheme="minorEastAsia" w:hAnsiTheme="minorHAnsi" w:cstheme="minorBidi"/>
+          <w:noProof/>
+          <w:color w:val="auto"/>
+          <w:kern w:val="2"/>
+          <w:szCs w:val="22"/>
+        </w:rPr>
+      </w:pPr>
+      <w:hyperlink w:anchor="_Toc243386869" w:history="1">
+        <w:r>
+          <w:rPr>
+            <w:rStyle w:val="affb"/>
+            <w:rFonts w:hint="eastAsia"/>
+            <w:noProof/>
+          </w:rPr>
+          <w:t>四、閱讀文件與說明文字</w:t>
+        </w:r>
+        <w:r>
+          <w:rPr>
+            <w:noProof/>
+            <w:webHidden/>
+          </w:rPr>
+          <w:tab/>
+        </w:r>
+        <w:r>
+          <w:rPr>
+            <w:noProof/>
+            <w:webHidden/>
+          </w:rPr>
+          <w:fldChar w:fldCharType="begin"/>
+        </w:r>
+        <w:r>
+          <w:rPr>
+            <w:noProof/>
+            <w:webHidden/>
+          </w:rPr>
+          <w:instrText xml:space="preserve"> PAGEREF _Toc243386869 \h </w:instrText>
+        </w:r>
+        <w:r>
+          <w:rPr>
+            <w:noProof/>
+            <w:webHidden/>
+          </w:rPr>
+        </w:r>
+        <w:r>
+          <w:rPr>
+            <w:noProof/>
+            <w:webHidden/>
+          </w:rPr>
+          <w:fldChar w:fldCharType="separate"/>
+        </w:r>
+        <w:r>
+          <w:rPr>
+            <w:noProof/>
+            <w:webHidden/>
+          </w:rPr>
+          <w:t>3</w:t>
+        </w:r>
+        <w:r>
+          <w:rPr>
+            <w:noProof/>
+            <w:webHidden/>
+          </w:rPr>
+          <w:fldChar w:fldCharType="end"/>
+        </w:r>
+      </w:hyperlink>
+    </w:p>
+    <w:p>
+      <w:pPr>
+        <w:pStyle w:val="2a"/>
+        <w:tabs>
+          <w:tab w:val="right" w:leader="dot" w:pos="9350"/>
+        </w:tabs>
+        <w:rPr>
+          <w:rFonts w:asciiTheme="minorHAnsi" w:eastAsiaTheme="minorEastAsia" w:hAnsiTheme="minorHAnsi" w:cstheme="minorBidi"/>
+          <w:noProof/>
+          <w:color w:val="auto"/>
+          <w:kern w:val="2"/>
+          <w:szCs w:val="22"/>
+        </w:rPr>
+      </w:pPr>
+      <w:hyperlink w:anchor="_Toc243386870" w:history="1">
+        <w:r>
+          <w:rPr>
+            <w:rStyle w:val="affb"/>
+            <w:rFonts w:hint="eastAsia"/>
+            <w:noProof/>
+          </w:rPr>
+          <w:t>五、作答測驗</w:t>
+        </w:r>
+        <w:r>
+          <w:rPr>
+            <w:noProof/>
+            <w:webHidden/>
+          </w:rPr>
+          <w:tab/>
+        </w:r>
+        <w:r>
+          <w:rPr>
+            <w:noProof/>
+            <w:webHidden/>
+          </w:rPr>
+          <w:fldChar w:fldCharType="begin"/>
+        </w:r>
+        <w:r>
+          <w:rPr>
+            <w:noProof/>
+            <w:webHidden/>
+          </w:rPr>
+          <w:instrText xml:space="preserve"> PAGEREF _Toc243386870 \h </w:instrText>
+        </w:r>
+        <w:r>
+          <w:rPr>
+            <w:noProof/>
+            <w:webHidden/>
+          </w:rPr>
+        </w:r>
+        <w:r>
+          <w:rPr>
+            <w:noProof/>
+            <w:webHidden/>
+          </w:rPr>
+          <w:fldChar w:fldCharType="separate"/>
+        </w:r>
+        <w:r>
+          <w:rPr>
+            <w:noProof/>
+            <w:webHidden/>
+          </w:rPr>
+          <w:t>4</w:t>
+        </w:r>
+        <w:r>
+          <w:rPr>
+            <w:noProof/>
+            <w:webHidden/>
+          </w:rPr>
+          <w:fldChar w:fldCharType="end"/>
+        </w:r>
+      </w:hyperlink>
+    </w:p>
+    <w:p>
+      <w:pPr>
+        <w:pStyle w:val="2a"/>
+        <w:tabs>
+          <w:tab w:val="right" w:leader="dot" w:pos="9350"/>
+        </w:tabs>
+        <w:rPr>
+          <w:rFonts w:asciiTheme="minorHAnsi" w:eastAsiaTheme="minorEastAsia" w:hAnsiTheme="minorHAnsi" w:cstheme="minorBidi"/>
+          <w:noProof/>
+          <w:color w:val="auto"/>
+          <w:kern w:val="2"/>
+          <w:szCs w:val="22"/>
+        </w:rPr>
+      </w:pPr>
+      <w:hyperlink w:anchor="_Toc243386871" w:history="1">
+        <w:r>
+          <w:rPr>
+            <w:rStyle w:val="affb"/>
+            <w:rFonts w:hint="eastAsia"/>
+            <w:noProof/>
+          </w:rPr>
+          <w:t>六、完課</w:t>
+        </w:r>
+        <w:r>
+          <w:rPr>
+            <w:noProof/>
+            <w:webHidden/>
+          </w:rPr>
+          <w:tab/>
+        </w:r>
+        <w:r>
+          <w:rPr>
+            <w:noProof/>
+            <w:webHidden/>
+          </w:rPr>
+          <w:fldChar w:fldCharType="begin"/>
+        </w:r>
+        <w:r>
+          <w:rPr>
+            <w:noProof/>
+            <w:webHidden/>
+          </w:rPr>
+          <w:instrText xml:space="preserve"> PAGEREF _Toc243386871 \h </w:instrText>
+        </w:r>
+        <w:r>
+          <w:rPr>
+            <w:noProof/>
+            <w:webHidden/>
+          </w:rPr>
+        </w:r>
+        <w:r>
+          <w:rPr>
+            <w:noProof/>
+            <w:webHidden/>
+          </w:rPr>
+          <w:fldChar w:fldCharType="separate"/>
+        </w:r>
+        <w:r>
+          <w:rPr>
+            <w:noProof/>
+            <w:webHidden/>
+          </w:rPr>
+          <w:t>5</w:t>
+        </w:r>
+        <w:r>
+          <w:rPr>
+            <w:noProof/>
+            <w:webHidden/>
+          </w:rPr>
+          <w:fldChar w:fldCharType="end"/>
+        </w:r>
+      </w:hyperlink>
+    </w:p>
+    <w:p>
+      <w:pPr>
+        <w:pStyle w:val="2a"/>
+        <w:tabs>
+          <w:tab w:val="right" w:leader="dot" w:pos="9350"/>
+        </w:tabs>
+        <w:rPr>
+          <w:rFonts w:asciiTheme="minorHAnsi" w:eastAsiaTheme="minorEastAsia" w:hAnsiTheme="minorHAnsi" w:cstheme="minorBidi"/>
+          <w:noProof/>
+          <w:color w:val="auto"/>
+          <w:kern w:val="2"/>
+          <w:szCs w:val="22"/>
+        </w:rPr>
+      </w:pPr>
+      <w:hyperlink w:anchor="_Toc243386872" w:history="1">
+        <w:r>
+          <w:rPr>
+            <w:rStyle w:val="affb"/>
+            <w:rFonts w:hint="eastAsia"/>
+            <w:noProof/>
+          </w:rPr>
+          <w:t>七、填寫課後問卷</w:t>
+        </w:r>
+        <w:r>
+          <w:rPr>
+            <w:noProof/>
+            <w:webHidden/>
+          </w:rPr>
+          <w:tab/>
+        </w:r>
+        <w:r>
+          <w:rPr>
+            <w:noProof/>
+            <w:webHidden/>
+          </w:rPr>
+          <w:fldChar w:fldCharType="begin"/>
+        </w:r>
+        <w:r>
+          <w:rPr>
+            <w:noProof/>
+            <w:webHidden/>
+          </w:rPr>
+          <w:instrText xml:space="preserve"> PAGEREF _Toc243386872 \h </w:instrText>
+        </w:r>
+        <w:r>
+          <w:rPr>
+            <w:noProof/>
+            <w:webHidden/>
+          </w:rPr>
+        </w:r>
+        <w:r>
+          <w:rPr>
+            <w:noProof/>
+            <w:webHidden/>
+          </w:rPr>
+          <w:fldChar w:fldCharType="separate"/>
+        </w:r>
+        <w:r>
+          <w:rPr>
+            <w:noProof/>
+            <w:webHidden/>
+          </w:rPr>
+          <w:t>5</w:t>
+        </w:r>
+        <w:r>
+          <w:rPr>
+            <w:noProof/>
+            <w:webHidden/>
+          </w:rPr>
+          <w:fldChar w:fldCharType="end"/>
+        </w:r>
+      </w:hyperlink>
+    </w:p>
+    <w:p>
+      <w:pPr>
+        <w:pStyle w:val="2a"/>
+        <w:tabs>
+          <w:tab w:val="right" w:leader="dot" w:pos="9350"/>
+        </w:tabs>
+        <w:rPr>
+          <w:rFonts w:asciiTheme="minorHAnsi" w:eastAsiaTheme="minorEastAsia" w:hAnsiTheme="minorHAnsi" w:cstheme="minorBidi"/>
+          <w:noProof/>
+          <w:color w:val="auto"/>
+          <w:kern w:val="2"/>
+          <w:szCs w:val="22"/>
+        </w:rPr>
+      </w:pPr>
+      <w:hyperlink w:anchor="_Toc243386873" w:history="1">
+        <w:r>
+          <w:rPr>
+            <w:rStyle w:val="affb"/>
+            <w:rFonts w:hint="eastAsia"/>
+            <w:noProof/>
+          </w:rPr>
+          <w:t>八、課程關閉後的回看</w:t>
+        </w:r>
+        <w:r>
+          <w:rPr>
+            <w:noProof/>
+            <w:webHidden/>
+          </w:rPr>
+          <w:tab/>
+        </w:r>
+        <w:r>
+          <w:rPr>
+            <w:noProof/>
+            <w:webHidden/>
+          </w:rPr>
+          <w:fldChar w:fldCharType="begin"/>
+        </w:r>
+        <w:r>
+          <w:rPr>
+            <w:noProof/>
+            <w:webHidden/>
+          </w:rPr>
+          <w:instrText xml:space="preserve"> PAGEREF _Toc243386873 \h </w:instrText>
+        </w:r>
+        <w:r>
+          <w:rPr>
+            <w:noProof/>
+            <w:webHidden/>
+          </w:rPr>
+        </w:r>
+        <w:r>
+          <w:rPr>
+            <w:noProof/>
+            <w:webHidden/>
+          </w:rPr>
+          <w:fldChar w:fldCharType="separate"/>
+        </w:r>
+        <w:r>
+          <w:rPr>
+            <w:noProof/>
+            <w:webHidden/>
+          </w:rPr>
+          <w:t>6</w:t>
+        </w:r>
+        <w:r>
+          <w:rPr>
+            <w:noProof/>
+            <w:webHidden/>
+          </w:rPr>
+          <w:fldChar w:fldCharType="end"/>
+        </w:r>
+      </w:hyperlink>
+    </w:p>
+    <w:p>
+      <w:pPr>
+        <w:pStyle w:val="14"/>
+        <w:tabs>
+          <w:tab w:val="right" w:leader="dot" w:pos="9350"/>
+        </w:tabs>
+        <w:rPr>
+          <w:rFonts w:asciiTheme="minorHAnsi" w:eastAsiaTheme="minorEastAsia" w:hAnsiTheme="minorHAnsi" w:cstheme="minorBidi"/>
+          <w:noProof/>
+          <w:color w:val="auto"/>
+          <w:kern w:val="2"/>
+          <w:szCs w:val="22"/>
+        </w:rPr>
+      </w:pPr>
+      <w:hyperlink w:anchor="_Toc243386874" w:history="1">
+        <w:r>
+          <w:rPr>
+            <w:rStyle w:val="affb"/>
+            <w:rFonts w:hint="eastAsia"/>
+            <w:noProof/>
+          </w:rPr>
+          <w:t>參、常見訊息與處置</w:t>
+        </w:r>
+        <w:r>
+          <w:rPr>
+            <w:noProof/>
+            <w:webHidden/>
+          </w:rPr>
+          <w:tab/>
+        </w:r>
+        <w:r>
+          <w:rPr>
+            <w:noProof/>
+            <w:webHidden/>
+          </w:rPr>
+          <w:fldChar w:fldCharType="begin"/>
+        </w:r>
+        <w:r>
+          <w:rPr>
+            <w:noProof/>
+            <w:webHidden/>
+          </w:rPr>
+          <w:instrText xml:space="preserve"> PAGEREF _Toc243386874 \h </w:instrText>
+        </w:r>
+        <w:r>
+          <w:rPr>
+            <w:noProof/>
+            <w:webHidden/>
+          </w:rPr>
+        </w:r>
+        <w:r>
+          <w:rPr>
+            <w:noProof/>
+            <w:webHidden/>
+          </w:rPr>
+          <w:fldChar w:fldCharType="separate"/>
+        </w:r>
+        <w:r>
+          <w:rPr>
+            <w:noProof/>
+            <w:webHidden/>
+          </w:rPr>
+          <w:t>7</w:t>
+        </w:r>
+        <w:r>
+          <w:rPr>
+            <w:noProof/>
+            <w:webHidden/>
+          </w:rPr>
+          <w:fldChar w:fldCharType="end"/>
+        </w:r>
+      </w:hyperlink>
+    </w:p>
+    <w:p>
+      <w:pPr>
+        <w:pStyle w:val="2a"/>
+        <w:tabs>
+          <w:tab w:val="right" w:leader="dot" w:pos="9350"/>
+        </w:tabs>
+        <w:rPr>
+          <w:rFonts w:asciiTheme="minorHAnsi" w:eastAsiaTheme="minorEastAsia" w:hAnsiTheme="minorHAnsi" w:cstheme="minorBidi"/>
+          <w:noProof/>
+          <w:color w:val="auto"/>
+          <w:kern w:val="2"/>
+          <w:szCs w:val="22"/>
+        </w:rPr>
+      </w:pPr>
+      <w:hyperlink w:anchor="_Toc243386875" w:history="1">
+        <w:r>
+          <w:rPr>
+            <w:rStyle w:val="affb"/>
+            <w:rFonts w:hint="eastAsia"/>
+            <w:noProof/>
+          </w:rPr>
+          <w:t>一、被擋下（動作沒有完成）</w:t>
+        </w:r>
+        <w:r>
+          <w:rPr>
+            <w:noProof/>
+            <w:webHidden/>
+          </w:rPr>
+          <w:tab/>
+        </w:r>
+        <w:r>
+          <w:rPr>
+            <w:noProof/>
+            <w:webHidden/>
+          </w:rPr>
+          <w:fldChar w:fldCharType="begin"/>
+        </w:r>
+        <w:r>
+          <w:rPr>
+            <w:noProof/>
+            <w:webHidden/>
+          </w:rPr>
+          <w:instrText xml:space="preserve"> PAGEREF _Toc243386875 \h </w:instrText>
+        </w:r>
+        <w:r>
+          <w:rPr>
+            <w:noProof/>
+            <w:webHidden/>
+          </w:rPr>
+        </w:r>
+        <w:r>
+          <w:rPr>
+            <w:noProof/>
+            <w:webHidden/>
+          </w:rPr>
+          <w:fldChar w:fldCharType="separate"/>
+        </w:r>
+        <w:r>
+          <w:rPr>
+            <w:noProof/>
+            <w:webHidden/>
+          </w:rPr>
+          <w:t>7</w:t>
+        </w:r>
+        <w:r>
+          <w:rPr>
+            <w:noProof/>
+            <w:webHidden/>
+          </w:rPr>
+          <w:fldChar w:fldCharType="end"/>
+        </w:r>
+      </w:hyperlink>
+    </w:p>
+    <w:p>
+      <w:pPr>
+        <w:pStyle w:val="2a"/>
+        <w:tabs>
+          <w:tab w:val="right" w:leader="dot" w:pos="9350"/>
+        </w:tabs>
+        <w:rPr>
+          <w:rFonts w:asciiTheme="minorHAnsi" w:eastAsiaTheme="minorEastAsia" w:hAnsiTheme="minorHAnsi" w:cstheme="minorBidi"/>
+          <w:noProof/>
+          <w:color w:val="auto"/>
+          <w:kern w:val="2"/>
+          <w:szCs w:val="22"/>
+        </w:rPr>
+      </w:pPr>
+      <w:hyperlink w:anchor="_Toc243386876" w:history="1">
+        <w:r>
+          <w:rPr>
+            <w:rStyle w:val="affb"/>
+            <w:rFonts w:hint="eastAsia"/>
+            <w:noProof/>
+          </w:rPr>
+          <w:t>二、有警告（動作完成但需判斷）</w:t>
+        </w:r>
+        <w:r>
+          <w:rPr>
+            <w:noProof/>
+            <w:webHidden/>
+          </w:rPr>
+          <w:tab/>
+        </w:r>
+        <w:r>
+          <w:rPr>
+            <w:noProof/>
+            <w:webHidden/>
+          </w:rPr>
+          <w:fldChar w:fldCharType="begin"/>
+        </w:r>
+        <w:r>
+          <w:rPr>
+            <w:noProof/>
+            <w:webHidden/>
+          </w:rPr>
+          <w:instrText xml:space="preserve"> PAGEREF _Toc243386876 \h </w:instrText>
+        </w:r>
+        <w:r>
+          <w:rPr>
+            <w:noProof/>
+            <w:webHidden/>
+          </w:rPr>
+        </w:r>
+        <w:r>
+          <w:rPr>
+            <w:noProof/>
+            <w:webHidden/>
+          </w:rPr>
+          <w:fldChar w:fldCharType="separate"/>
+        </w:r>
+        <w:r>
+          <w:rPr>
+            <w:noProof/>
+            <w:webHidden/>
+          </w:rPr>
+          <w:t>7</w:t>
+        </w:r>
+        <w:r>
+          <w:rPr>
+            <w:noProof/>
+            <w:webHidden/>
+          </w:rPr>
+          <w:fldChar w:fldCharType="end"/>
+        </w:r>
+      </w:hyperlink>
+    </w:p>
+    <w:p>
+      <w:pPr>
+        <w:pStyle w:val="2a"/>
+        <w:tabs>
+          <w:tab w:val="right" w:leader="dot" w:pos="9350"/>
+        </w:tabs>
+        <w:rPr>
+          <w:rFonts w:asciiTheme="minorHAnsi" w:eastAsiaTheme="minorEastAsia" w:hAnsiTheme="minorHAnsi" w:cstheme="minorBidi"/>
+          <w:noProof/>
+          <w:color w:val="auto"/>
+          <w:kern w:val="2"/>
+          <w:szCs w:val="22"/>
+        </w:rPr>
+      </w:pPr>
+      <w:hyperlink w:anchor="_Toc243386877" w:history="1">
+        <w:r>
+          <w:rPr>
+            <w:rStyle w:val="affb"/>
+            <w:rFonts w:hint="eastAsia"/>
+            <w:noProof/>
+          </w:rPr>
+          <w:t>三、送出後的結果訊息</w:t>
+        </w:r>
+        <w:r>
+          <w:rPr>
+            <w:noProof/>
+            <w:webHidden/>
+          </w:rPr>
+          <w:tab/>
+        </w:r>
+        <w:r>
+          <w:rPr>
+            <w:noProof/>
+            <w:webHidden/>
+          </w:rPr>
+          <w:fldChar w:fldCharType="begin"/>
+        </w:r>
+        <w:r>
+          <w:rPr>
+            <w:noProof/>
+            <w:webHidden/>
+          </w:rPr>
+          <w:instrText xml:space="preserve"> PAGEREF _Toc243386877 \h </w:instrText>
+        </w:r>
+        <w:r>
+          <w:rPr>
+            <w:noProof/>
+            <w:webHidden/>
+          </w:rPr>
+        </w:r>
+        <w:r>
+          <w:rPr>
+            <w:noProof/>
+            <w:webHidden/>
+          </w:rPr>
+          <w:fldChar w:fldCharType="separate"/>
+        </w:r>
+        <w:r>
+          <w:rPr>
+            <w:noProof/>
+            <w:webHidden/>
+          </w:rPr>
+          <w:t>7</w:t>
+        </w:r>
+        <w:r>
+          <w:rPr>
+            <w:noProof/>
+            <w:webHidden/>
+          </w:rPr>
+          <w:fldChar w:fldCharType="end"/>
+        </w:r>
+      </w:hyperlink>
+    </w:p>
+    <w:p>
+      <w:pPr>
+        <w:pStyle w:val="2a"/>
+        <w:tabs>
+          <w:tab w:val="right" w:leader="dot" w:pos="9350"/>
+        </w:tabs>
+        <w:rPr>
+          <w:rFonts w:asciiTheme="minorHAnsi" w:eastAsiaTheme="minorEastAsia" w:hAnsiTheme="minorHAnsi" w:cstheme="minorBidi"/>
+          <w:noProof/>
+          <w:color w:val="auto"/>
+          <w:kern w:val="2"/>
+          <w:szCs w:val="22"/>
+        </w:rPr>
+      </w:pPr>
+      <w:hyperlink w:anchor="_Toc243386878" w:history="1">
+        <w:r>
+          <w:rPr>
+            <w:rStyle w:val="affb"/>
+            <w:rFonts w:hint="eastAsia"/>
+            <w:noProof/>
+          </w:rPr>
+          <w:t>四、其他情況</w:t>
+        </w:r>
+        <w:r>
+          <w:rPr>
+            <w:noProof/>
+            <w:webHidden/>
+          </w:rPr>
+          <w:tab/>
+        </w:r>
+        <w:r>
+          <w:rPr>
+            <w:noProof/>
+            <w:webHidden/>
+          </w:rPr>
+          <w:fldChar w:fldCharType="begin"/>
+        </w:r>
+        <w:r>
+          <w:rPr>
+            <w:noProof/>
+            <w:webHidden/>
+          </w:rPr>
+          <w:instrText xml:space="preserve"> PAGEREF _Toc243386878 \h </w:instrText>
+        </w:r>
+        <w:r>
+          <w:rPr>
+            <w:noProof/>
+            <w:webHidden/>
+          </w:rPr>
+        </w:r>
+        <w:r>
+          <w:rPr>
+            <w:noProof/>
+            <w:webHidden/>
+          </w:rPr>
+          <w:fldChar w:fldCharType="separate"/>
+        </w:r>
+        <w:r>
+          <w:rPr>
+            <w:noProof/>
+            <w:webHidden/>
+          </w:rPr>
+          <w:t>7</w:t>
+        </w:r>
+        <w:r>
+          <w:rPr>
+            <w:noProof/>
+            <w:webHidden/>
+          </w:rPr>
+          <w:fldChar w:fldCharType="end"/>
+        </w:r>
+      </w:hyperlink>
+    </w:p>
+    <w:p>
+      <w:r>
         <w:fldChar w:fldCharType="end"/>
       </w:r>
     </w:p>
     <w:p>
       <w:pPr>
         <w:sectPr>
-          <w:footerReference w:type="default" r:id="rId8"/>
           <w:pgSz w:w="12240" w:h="15840"/>
           <w:pgMar w:top="1440" w:right="1440" w:bottom="1440" w:left="1440" w:header="720" w:footer="720" w:gutter="0"/>
           <w:cols w:space="720"/>
@@ -458,20 +1762,26 @@
       <w:pPr>
         <w:pStyle w:val="1"/>
       </w:pPr>
+      <w:bookmarkStart w:id="1" w:name="_Toc243386862"/>
       <w:r>
+        <w:lastRenderedPageBreak/>
         <w:t>壹、作業說明</w:t>
       </w:r>
+      <w:bookmarkEnd w:id="1"/>
     </w:p>
     <w:p>
       <w:pPr>
         <w:pStyle w:val="2"/>
       </w:pPr>
+      <w:bookmarkStart w:id="2" w:name="_Toc243386863"/>
       <w:r>
         <w:t>一、使用情境</w:t>
       </w:r>
+      <w:bookmarkEnd w:id="2"/>
     </w:p>
     <w:p>
       <w:pPr>
+        <w:keepNext/>
         <w:ind w:firstLine="482"/>
       </w:pPr>
       <w:r>
@@ -490,26 +1800,23 @@
     <w:tbl>
       <w:tblPr>
         <w:tblStyle w:val="aff2"/>
-        <w:tblW w:type="auto" w:w="0"/>
+        <w:tblW w:w="0" w:type="auto"/>
         <w:tblLayout w:type="fixed"/>
-        <w:tblLook w:firstColumn="1" w:firstRow="1" w:lastColumn="0" w:lastRow="0" w:noHBand="0" w:noVBand="1" w:val="04A0"/>
-        <w:tblLayout w:type="fixed"/>
+        <w:tblLook w:val="04A0" w:firstRow="1" w:lastRow="0" w:firstColumn="1" w:lastColumn="0" w:noHBand="0" w:noVBand="1"/>
       </w:tblPr>
       <w:tblGrid>
-        <w:gridCol w:w="4680"/>
-        <w:gridCol w:w="4680"/>
+        <w:gridCol w:w="1787"/>
+        <w:gridCol w:w="7573"/>
       </w:tblGrid>
       <w:tr>
         <w:tc>
           <w:tcPr>
-            <w:tcW w:type="dxa" w:w="1787"/>
+            <w:tcW w:w="1787" w:type="dxa"/>
           </w:tcPr>
           <w:p>
-            <w:r>
-              <w:rPr>
-                <w:b/>
-              </w:rPr>
-            </w:r>
+            <w:pPr>
+              <w:spacing w:before="60" w:after="60"/>
+            </w:pPr>
             <w:r>
               <w:rPr>
                 <w:b/>
@@ -520,14 +1827,12 @@
         </w:tc>
         <w:tc>
           <w:tcPr>
-            <w:tcW w:type="dxa" w:w="7573"/>
+            <w:tcW w:w="7573" w:type="dxa"/>
           </w:tcPr>
           <w:p>
-            <w:r>
-              <w:rPr>
-                <w:b/>
-              </w:rPr>
-            </w:r>
+            <w:pPr>
+              <w:spacing w:before="60" w:after="60"/>
+            </w:pPr>
             <w:r>
               <w:rPr>
                 <w:b/>
@@ -540,10 +1845,12 @@
       <w:tr>
         <w:tc>
           <w:tcPr>
-            <w:tcW w:type="dxa" w:w="1787"/>
+            <w:tcW w:w="1787" w:type="dxa"/>
           </w:tcPr>
           <w:p>
-            <w:r/>
+            <w:pPr>
+              <w:spacing w:before="60" w:after="60"/>
+            </w:pPr>
             <w:r>
               <w:t>學員</w:t>
             </w:r>
@@ -551,10 +1858,12 @@
         </w:tc>
         <w:tc>
           <w:tcPr>
-            <w:tcW w:type="dxa" w:w="7573"/>
+            <w:tcW w:w="7573" w:type="dxa"/>
           </w:tcPr>
           <w:p>
-            <w:r/>
+            <w:pPr>
+              <w:spacing w:before="60" w:after="60"/>
+            </w:pPr>
             <w:r>
               <w:t>學習已加入的課程、累積學習進度、作答測驗、完課後填寫課後問卷</w:t>
             </w:r>
@@ -564,10 +1873,12 @@
       <w:tr>
         <w:tc>
           <w:tcPr>
-            <w:tcW w:type="dxa" w:w="1787"/>
+            <w:tcW w:w="1787" w:type="dxa"/>
           </w:tcPr>
           <w:p>
-            <w:r/>
+            <w:pPr>
+              <w:spacing w:before="60" w:after="60"/>
+            </w:pPr>
             <w:r>
               <w:t>教師、管理者</w:t>
             </w:r>
@@ -575,12 +1886,20 @@
         </w:tc>
         <w:tc>
           <w:tcPr>
-            <w:tcW w:type="dxa" w:w="7573"/>
+            <w:tcW w:w="7573" w:type="dxa"/>
           </w:tcPr>
           <w:p>
-            <w:r/>
+            <w:pPr>
+              <w:spacing w:before="60" w:after="60"/>
+            </w:pPr>
             <w:r>
-              <w:t>以預覽身分檢視課程內容（不記錄進度，測驗與課後問卷僅供檢視；由課程列表「全部課程」進入，見 ET01 課程列表）</w:t>
+              <w:t>以預覽身分檢視課程內容（不記錄進度，測驗與課後問卷僅供檢視；由課程列表「全部課程」進入，見</w:t>
+            </w:r>
+            <w:r>
+              <w:t xml:space="preserve"> ET01 </w:t>
+            </w:r>
+            <w:r>
+              <w:t>課程列表）</w:t>
             </w:r>
           </w:p>
         </w:tc>
@@ -591,7 +1910,13 @@
         <w:ind w:firstLine="482"/>
       </w:pPr>
       <w:r>
-        <w:t>學員加入課程的方式有三種：課程發布時依受訓對象自動加入、教師以 Email 邀請加入、學員以邀請碼自行加入。加入後課程即出現在「我的課程」，由此進入本作業。</w:t>
+        <w:t>學員加入課程的方式有三種：課程發布時依受訓對象自動加入、教師以</w:t>
+      </w:r>
+      <w:r>
+        <w:t xml:space="preserve"> Email </w:t>
+      </w:r>
+      <w:r>
+        <w:t>邀請加入、學員以邀請碼自行加入。加入後課程即出現在「我的課程」，由此進入本作業。</w:t>
       </w:r>
     </w:p>
     <w:p>
@@ -599,52 +1924,81 @@
         <w:ind w:firstLine="482"/>
       </w:pPr>
       <w:r>
-        <w:t>本作業的後續銜接如下：測驗的作答與成績於 ET07 線上測驗進行；學員的學習進度、完課狀態與問卷填答，教師於 ET02 學員學習表現查看。課程需要線下核可者，學員完課後另由教師或管理者核可。</w:t>
+        <w:t>本作業的後續銜接如下：測驗的作答與成績於</w:t>
+      </w:r>
+      <w:r>
+        <w:t xml:space="preserve"> ET07 </w:t>
+      </w:r>
+      <w:r>
+        <w:t>線上測驗進行；學員的學習進度、完課狀態與問卷填答，教師於</w:t>
+      </w:r>
+      <w:r>
+        <w:t xml:space="preserve"> ET02 </w:t>
+      </w:r>
+      <w:r>
+        <w:t>學員學習表現查看。課程需要線下核可者，學員完課後另由教師或管理者核可。</w:t>
       </w:r>
     </w:p>
     <w:p>
       <w:pPr>
         <w:pStyle w:val="2"/>
       </w:pPr>
+      <w:bookmarkStart w:id="3" w:name="_Toc243386864"/>
       <w:r>
         <w:t>二、進入路徑</w:t>
       </w:r>
+      <w:bookmarkEnd w:id="3"/>
     </w:p>
     <w:p>
       <w:pPr>
         <w:ind w:firstLine="482"/>
       </w:pPr>
       <w:r>
-        <w:t>側邊選單「教育訓練 → 我的課程」，點該課程的卡片。課程相關通知信（加入課程、新增章節等）中的課程連結，同樣直接開啟本作業。</w:t>
+        <w:t>側邊選單「教育訓練</w:t>
+      </w:r>
+      <w:r>
+        <w:t xml:space="preserve"> → </w:t>
+      </w:r>
+      <w:r>
+        <w:t>我的課程」，點該課程的卡片。課程相關通知信（加入課程、新增章節等）中的課程連結，同樣直接開啟本作業。</w:t>
       </w:r>
     </w:p>
     <w:p>
       <w:pPr>
         <w:spacing w:before="80" w:after="80"/>
-        <w:ind w:left="283" w:firstLine="0"/>
+        <w:ind w:left="283"/>
       </w:pPr>
       <w:r>
-        <w:t>注意：課程起始時間到達前，卡片標示「尚未開放」且不可點擊；以通知信連結或網址直接開啟也會被擋下。到達起始時間後即可進入。</w:t>
+        <w:t>注意：課</w:t>
+      </w:r>
+      <w:r>
+        <w:t>程起始時間到達前，卡片標示「尚未開放」且不可點擊；以通知信連結或網址直接開啟也會被擋下。到達起始時間後即可進入。</w:t>
       </w:r>
     </w:p>
     <w:p>
       <w:pPr>
         <w:pStyle w:val="1"/>
       </w:pPr>
+      <w:bookmarkStart w:id="4" w:name="_Toc243386865"/>
       <w:r>
+        <w:lastRenderedPageBreak/>
         <w:t>貳、操作說明</w:t>
       </w:r>
+      <w:bookmarkEnd w:id="4"/>
     </w:p>
     <w:p>
       <w:pPr>
         <w:pStyle w:val="2"/>
       </w:pPr>
+      <w:bookmarkStart w:id="5" w:name="_Toc243386866"/>
       <w:r>
         <w:t>一、畫面與前置設定</w:t>
       </w:r>
+      <w:bookmarkEnd w:id="5"/>
     </w:p>
     <w:p>
       <w:pPr>
+        <w:keepNext/>
         <w:ind w:firstLine="482"/>
       </w:pPr>
       <w:r>
@@ -656,7 +2010,7 @@
         <w:pStyle w:val="af0"/>
         <w:numPr>
           <w:ilvl w:val="0"/>
-          <w:numId w:val="900"/>
+          <w:numId w:val="37"/>
         </w:numPr>
       </w:pPr>
       <w:r>
@@ -668,7 +2022,7 @@
         <w:pStyle w:val="af0"/>
         <w:numPr>
           <w:ilvl w:val="0"/>
-          <w:numId w:val="900"/>
+          <w:numId w:val="37"/>
         </w:numPr>
       </w:pPr>
       <w:r>
@@ -680,7 +2034,7 @@
         <w:pStyle w:val="af0"/>
         <w:numPr>
           <w:ilvl w:val="0"/>
-          <w:numId w:val="900"/>
+          <w:numId w:val="37"/>
         </w:numPr>
       </w:pPr>
       <w:r>
@@ -691,26 +2045,29 @@
       <w:pPr>
         <w:keepNext/>
         <w:spacing w:before="160" w:after="40"/>
-        <w:ind w:left="0" w:firstLine="0"/>
         <w:jc w:val="center"/>
       </w:pPr>
       <w:r>
+        <w:rPr>
+          <w:noProof/>
+        </w:rPr>
         <w:drawing>
-          <wp:inline xmlns:a="http://schemas.openxmlformats.org/drawingml/2006/main" xmlns:pic="http://schemas.openxmlformats.org/drawingml/2006/picture">
+          <wp:inline distT="0" distB="0" distL="0" distR="0">
             <wp:extent cx="5580000" cy="1699446"/>
+            <wp:effectExtent l="0" t="0" r="0" b="0"/>
             <wp:docPr id="1" name="Picture 1"/>
             <wp:cNvGraphicFramePr>
-              <a:graphicFrameLocks noChangeAspect="1"/>
+              <a:graphicFrameLocks xmlns:a="http://schemas.openxmlformats.org/drawingml/2006/main" noChangeAspect="1"/>
             </wp:cNvGraphicFramePr>
-            <a:graphic>
+            <a:graphic xmlns:a="http://schemas.openxmlformats.org/drawingml/2006/main">
               <a:graphicData uri="http://schemas.openxmlformats.org/drawingml/2006/picture">
-                <pic:pic>
+                <pic:pic xmlns:pic="http://schemas.openxmlformats.org/drawingml/2006/picture">
                   <pic:nvPicPr>
                     <pic:cNvPr id="0" name="et06-01.png"/>
                     <pic:cNvPicPr/>
                   </pic:nvPicPr>
                   <pic:blipFill>
-                    <a:blip r:embed="rId9"/>
+                    <a:blip r:embed="rId8"/>
                     <a:stretch>
                       <a:fillRect/>
                     </a:stretch>
@@ -720,7 +2077,9 @@
                       <a:off x="0" y="0"/>
                       <a:ext cx="5580000" cy="1699446"/>
                     </a:xfrm>
-                    <a:prstGeom prst="rect"/>
+                    <a:prstGeom prst="rect">
+                      <a:avLst/>
+                    </a:prstGeom>
                   </pic:spPr>
                 </pic:pic>
               </a:graphicData>
@@ -732,7 +2091,6 @@
     <w:p>
       <w:pPr>
         <w:spacing w:after="160"/>
-        <w:ind w:firstLine="0"/>
         <w:jc w:val="center"/>
       </w:pPr>
       <w:r>
@@ -745,6 +2103,7 @@
     </w:p>
     <w:p>
       <w:pPr>
+        <w:keepNext/>
         <w:ind w:firstLine="482"/>
       </w:pPr>
       <w:r>
@@ -754,26 +2113,23 @@
     <w:tbl>
       <w:tblPr>
         <w:tblStyle w:val="aff2"/>
-        <w:tblW w:type="auto" w:w="0"/>
+        <w:tblW w:w="0" w:type="auto"/>
         <w:tblLayout w:type="fixed"/>
-        <w:tblLook w:firstColumn="1" w:firstRow="1" w:lastColumn="0" w:lastRow="0" w:noHBand="0" w:noVBand="1" w:val="04A0"/>
-        <w:tblLayout w:type="fixed"/>
+        <w:tblLook w:val="04A0" w:firstRow="1" w:lastRow="0" w:firstColumn="1" w:lastColumn="0" w:noHBand="0" w:noVBand="1"/>
       </w:tblPr>
       <w:tblGrid>
-        <w:gridCol w:w="4680"/>
-        <w:gridCol w:w="4680"/>
+        <w:gridCol w:w="2828"/>
+        <w:gridCol w:w="6532"/>
       </w:tblGrid>
       <w:tr>
         <w:tc>
           <w:tcPr>
-            <w:tcW w:type="dxa" w:w="2828"/>
+            <w:tcW w:w="2828" w:type="dxa"/>
           </w:tcPr>
           <w:p>
-            <w:r>
-              <w:rPr>
-                <w:b/>
-              </w:rPr>
-            </w:r>
+            <w:pPr>
+              <w:spacing w:before="60" w:after="60"/>
+            </w:pPr>
             <w:r>
               <w:rPr>
                 <w:b/>
@@ -784,14 +2140,12 @@
         </w:tc>
         <w:tc>
           <w:tcPr>
-            <w:tcW w:type="dxa" w:w="6532"/>
+            <w:tcW w:w="6532" w:type="dxa"/>
           </w:tcPr>
           <w:p>
-            <w:r>
-              <w:rPr>
-                <w:b/>
-              </w:rPr>
-            </w:r>
+            <w:pPr>
+              <w:spacing w:before="60" w:after="60"/>
+            </w:pPr>
             <w:r>
               <w:rPr>
                 <w:b/>
@@ -804,10 +2158,12 @@
       <w:tr>
         <w:tc>
           <w:tcPr>
-            <w:tcW w:type="dxa" w:w="2828"/>
+            <w:tcW w:w="2828" w:type="dxa"/>
           </w:tcPr>
           <w:p>
-            <w:r/>
+            <w:pPr>
+              <w:spacing w:before="60" w:after="60"/>
+            </w:pPr>
             <w:r>
               <w:t>第一次進入該課程</w:t>
             </w:r>
@@ -815,10 +2171,12 @@
         </w:tc>
         <w:tc>
           <w:tcPr>
-            <w:tcW w:type="dxa" w:w="6532"/>
+            <w:tcW w:w="6532" w:type="dxa"/>
           </w:tcPr>
           <w:p>
-            <w:r/>
+            <w:pPr>
+              <w:spacing w:before="60" w:after="60"/>
+            </w:pPr>
             <w:r>
               <w:t>第一章的第一個項目</w:t>
             </w:r>
@@ -828,10 +2186,12 @@
       <w:tr>
         <w:tc>
           <w:tcPr>
-            <w:tcW w:type="dxa" w:w="2828"/>
+            <w:tcW w:w="2828" w:type="dxa"/>
           </w:tcPr>
           <w:p>
-            <w:r/>
+            <w:pPr>
+              <w:spacing w:before="60" w:after="60"/>
+            </w:pPr>
             <w:r>
               <w:t>曾經學習過</w:t>
             </w:r>
@@ -839,10 +2199,12 @@
         </w:tc>
         <w:tc>
           <w:tcPr>
-            <w:tcW w:type="dxa" w:w="6532"/>
+            <w:tcW w:w="6532" w:type="dxa"/>
           </w:tcPr>
           <w:p>
-            <w:r/>
+            <w:pPr>
+              <w:spacing w:before="60" w:after="60"/>
+            </w:pPr>
             <w:r>
               <w:t>上次檢視的項目；影片自上次播放到的位置繼續</w:t>
             </w:r>
@@ -855,7 +2217,25 @@
         <w:ind w:firstLine="482"/>
       </w:pPr>
       <w:r>
-        <w:t>「課程進度 N / M（P%）」中，M 為課程內</w:t>
+        <w:t>「課程進度</w:t>
+      </w:r>
+      <w:r>
+        <w:t xml:space="preserve"> N / M</w:t>
+      </w:r>
+      <w:r>
+        <w:t>（</w:t>
+      </w:r>
+      <w:r>
+        <w:t>P%</w:t>
+      </w:r>
+      <w:r>
+        <w:t>）」中，</w:t>
+      </w:r>
+      <w:r>
+        <w:t xml:space="preserve">M </w:t>
+      </w:r>
+      <w:r>
+        <w:t>為課程內</w:t>
       </w:r>
       <w:r>
         <w:rPr>
@@ -864,19 +2244,28 @@
         <w:t>全部教材與測驗的項目數</w:t>
       </w:r>
       <w:r>
-        <w:t>、N 為其中已完成的項目數，不是章節數。課後問卷不計入。</w:t>
+        <w:t>、</w:t>
+      </w:r>
+      <w:r>
+        <w:t xml:space="preserve">N </w:t>
+      </w:r>
+      <w:r>
+        <w:t>為其中已完成的項目數，不是章節數。課後問卷不計入。</w:t>
       </w:r>
     </w:p>
     <w:p>
       <w:pPr>
         <w:pStyle w:val="2"/>
       </w:pPr>
+      <w:bookmarkStart w:id="6" w:name="_Toc243386867"/>
       <w:r>
         <w:t>二、學習順序與解鎖</w:t>
       </w:r>
+      <w:bookmarkEnd w:id="6"/>
     </w:p>
     <w:p>
       <w:pPr>
+        <w:keepNext/>
         <w:ind w:firstLine="482"/>
       </w:pPr>
       <w:r>
@@ -895,26 +2284,23 @@
     <w:tbl>
       <w:tblPr>
         <w:tblStyle w:val="aff2"/>
-        <w:tblW w:type="auto" w:w="0"/>
+        <w:tblW w:w="0" w:type="auto"/>
         <w:tblLayout w:type="fixed"/>
-        <w:tblLook w:firstColumn="1" w:firstRow="1" w:lastColumn="0" w:lastRow="0" w:noHBand="0" w:noVBand="1" w:val="04A0"/>
-        <w:tblLayout w:type="fixed"/>
+        <w:tblLook w:val="04A0" w:firstRow="1" w:lastRow="0" w:firstColumn="1" w:lastColumn="0" w:noHBand="0" w:noVBand="1"/>
       </w:tblPr>
       <w:tblGrid>
-        <w:gridCol w:w="4680"/>
-        <w:gridCol w:w="4680"/>
+        <w:gridCol w:w="2431"/>
+        <w:gridCol w:w="6929"/>
       </w:tblGrid>
       <w:tr>
         <w:tc>
           <w:tcPr>
-            <w:tcW w:type="dxa" w:w="2431"/>
+            <w:tcW w:w="2431" w:type="dxa"/>
           </w:tcPr>
           <w:p>
-            <w:r>
-              <w:rPr>
-                <w:b/>
-              </w:rPr>
-            </w:r>
+            <w:pPr>
+              <w:spacing w:before="60" w:after="60"/>
+            </w:pPr>
             <w:r>
               <w:rPr>
                 <w:b/>
@@ -925,14 +2311,12 @@
         </w:tc>
         <w:tc>
           <w:tcPr>
-            <w:tcW w:type="dxa" w:w="6929"/>
+            <w:tcW w:w="6929" w:type="dxa"/>
           </w:tcPr>
           <w:p>
-            <w:r>
-              <w:rPr>
-                <w:b/>
-              </w:rPr>
-            </w:r>
+            <w:pPr>
+              <w:spacing w:before="60" w:after="60"/>
+            </w:pPr>
             <w:r>
               <w:rPr>
                 <w:b/>
@@ -945,10 +2329,12 @@
       <w:tr>
         <w:tc>
           <w:tcPr>
-            <w:tcW w:type="dxa" w:w="2431"/>
+            <w:tcW w:w="2431" w:type="dxa"/>
           </w:tcPr>
           <w:p>
-            <w:r/>
+            <w:pPr>
+              <w:spacing w:before="60" w:after="60"/>
+            </w:pPr>
             <w:r>
               <w:t>同一章節內</w:t>
             </w:r>
@@ -956,10 +2342,12 @@
         </w:tc>
         <w:tc>
           <w:tcPr>
-            <w:tcW w:type="dxa" w:w="6929"/>
+            <w:tcW w:w="6929" w:type="dxa"/>
           </w:tcPr>
           <w:p>
-            <w:r/>
+            <w:pPr>
+              <w:spacing w:before="60" w:after="60"/>
+            </w:pPr>
             <w:r>
               <w:t>前一個項目完成後，下一個項目才開放</w:t>
             </w:r>
@@ -969,10 +2357,12 @@
       <w:tr>
         <w:tc>
           <w:tcPr>
-            <w:tcW w:type="dxa" w:w="2431"/>
+            <w:tcW w:w="2431" w:type="dxa"/>
           </w:tcPr>
           <w:p>
-            <w:r/>
+            <w:pPr>
+              <w:spacing w:before="60" w:after="60"/>
+            </w:pPr>
             <w:r>
               <w:t>章節之間</w:t>
             </w:r>
@@ -980,10 +2370,12 @@
         </w:tc>
         <w:tc>
           <w:tcPr>
-            <w:tcW w:type="dxa" w:w="6929"/>
+            <w:tcW w:w="6929" w:type="dxa"/>
           </w:tcPr>
           <w:p>
-            <w:r/>
+            <w:pPr>
+              <w:spacing w:before="60" w:after="60"/>
+            </w:pPr>
             <w:r>
               <w:t>前一章的</w:t>
             </w:r>
@@ -1002,6 +2394,7 @@
     </w:tbl>
     <w:p>
       <w:pPr>
+        <w:keepNext/>
         <w:ind w:firstLine="482"/>
       </w:pPr>
       <w:r>
@@ -1011,26 +2404,23 @@
     <w:tbl>
       <w:tblPr>
         <w:tblStyle w:val="aff2"/>
-        <w:tblW w:type="auto" w:w="0"/>
+        <w:tblW w:w="0" w:type="auto"/>
         <w:tblLayout w:type="fixed"/>
-        <w:tblLook w:firstColumn="1" w:firstRow="1" w:lastColumn="0" w:lastRow="0" w:noHBand="0" w:noVBand="1" w:val="04A0"/>
-        <w:tblLayout w:type="fixed"/>
+        <w:tblLook w:val="04A0" w:firstRow="1" w:lastRow="0" w:firstColumn="1" w:lastColumn="0" w:noHBand="0" w:noVBand="1"/>
       </w:tblPr>
       <w:tblGrid>
-        <w:gridCol w:w="4680"/>
-        <w:gridCol w:w="4680"/>
+        <w:gridCol w:w="3971"/>
+        <w:gridCol w:w="5389"/>
       </w:tblGrid>
       <w:tr>
         <w:tc>
           <w:tcPr>
-            <w:tcW w:type="dxa" w:w="3971"/>
+            <w:tcW w:w="3971" w:type="dxa"/>
           </w:tcPr>
           <w:p>
-            <w:r>
-              <w:rPr>
-                <w:b/>
-              </w:rPr>
-            </w:r>
+            <w:pPr>
+              <w:spacing w:before="60" w:after="60"/>
+            </w:pPr>
             <w:r>
               <w:rPr>
                 <w:b/>
@@ -1041,14 +2431,12 @@
         </w:tc>
         <w:tc>
           <w:tcPr>
-            <w:tcW w:type="dxa" w:w="5389"/>
+            <w:tcW w:w="5389" w:type="dxa"/>
           </w:tcPr>
           <w:p>
-            <w:r>
-              <w:rPr>
-                <w:b/>
-              </w:rPr>
-            </w:r>
+            <w:pPr>
+              <w:spacing w:before="60" w:after="60"/>
+            </w:pPr>
             <w:r>
               <w:rPr>
                 <w:b/>
@@ -1061,10 +2449,12 @@
       <w:tr>
         <w:tc>
           <w:tcPr>
-            <w:tcW w:type="dxa" w:w="3971"/>
+            <w:tcW w:w="3971" w:type="dxa"/>
           </w:tcPr>
           <w:p>
-            <w:r/>
+            <w:pPr>
+              <w:spacing w:before="60" w:after="60"/>
+            </w:pPr>
             <w:r>
               <w:t>含影片的教材</w:t>
             </w:r>
@@ -1072,10 +2462,12 @@
         </w:tc>
         <w:tc>
           <w:tcPr>
-            <w:tcW w:type="dxa" w:w="5389"/>
+            <w:tcW w:w="5389" w:type="dxa"/>
           </w:tcPr>
           <w:p>
-            <w:r/>
+            <w:pPr>
+              <w:spacing w:before="60" w:after="60"/>
+            </w:pPr>
             <w:r>
               <w:t>教材內</w:t>
             </w:r>
@@ -1086,7 +2478,10 @@
               <w:t>每一支</w:t>
             </w:r>
             <w:r>
-              <w:t>影片的觀看進度皆達 80%</w:t>
+              <w:t>影片的觀看進度皆達</w:t>
+            </w:r>
+            <w:r>
+              <w:t xml:space="preserve"> 80%</w:t>
             </w:r>
           </w:p>
         </w:tc>
@@ -1094,10 +2489,12 @@
       <w:tr>
         <w:tc>
           <w:tcPr>
-            <w:tcW w:type="dxa" w:w="3971"/>
+            <w:tcW w:w="3971" w:type="dxa"/>
           </w:tcPr>
           <w:p>
-            <w:r/>
+            <w:pPr>
+              <w:spacing w:before="60" w:after="60"/>
+            </w:pPr>
             <w:r>
               <w:t>只有文件或說明文字的教材</w:t>
             </w:r>
@@ -1105,10 +2502,12 @@
         </w:tc>
         <w:tc>
           <w:tcPr>
-            <w:tcW w:type="dxa" w:w="5389"/>
+            <w:tcW w:w="5389" w:type="dxa"/>
           </w:tcPr>
           <w:p>
-            <w:r/>
+            <w:pPr>
+              <w:spacing w:before="60" w:after="60"/>
+            </w:pPr>
             <w:r>
               <w:t>點開即完成，不需捲動到底或下載</w:t>
             </w:r>
@@ -1118,21 +2517,26 @@
       <w:tr>
         <w:tc>
           <w:tcPr>
-            <w:tcW w:type="dxa" w:w="3971"/>
+            <w:tcW w:w="3971" w:type="dxa"/>
           </w:tcPr>
           <w:p>
-            <w:r/>
+            <w:pPr>
+              <w:spacing w:before="60" w:after="60"/>
+            </w:pPr>
             <w:r>
+              <w:lastRenderedPageBreak/>
               <w:t>測驗</w:t>
             </w:r>
           </w:p>
         </w:tc>
         <w:tc>
           <w:tcPr>
-            <w:tcW w:type="dxa" w:w="5389"/>
+            <w:tcW w:w="5389" w:type="dxa"/>
           </w:tcPr>
           <w:p>
-            <w:r/>
+            <w:pPr>
+              <w:spacing w:before="60" w:after="60"/>
+            </w:pPr>
             <w:r>
               <w:t>作答成績達及格分數</w:t>
             </w:r>
@@ -1143,7 +2547,7 @@
     <w:p>
       <w:pPr>
         <w:spacing w:before="80" w:after="80"/>
-        <w:ind w:left="283" w:firstLine="0"/>
+        <w:ind w:left="283"/>
       </w:pPr>
       <w:r>
         <w:t>注意：含影片的教材，完成與否只看影片；同一份教材中的文件與說明文字不另外計算。</w:t>
@@ -1154,7 +2558,19 @@
         <w:ind w:firstLine="482"/>
       </w:pPr>
       <w:r>
-        <w:t>項目一完成，左側即標為已完成，下一個項目隨即開放，不需重新整理頁面。點選鎖定中的項目時，畫面不切換，並提示擋在前面的項目名稱，例如「請先完成「○○」後解鎖」或「請先通過測驗「○○」後解鎖」，完成提示中的項目即可繼續。</w:t>
+        <w:t>項目一完成，左側即標為已完成，下一個項目隨即開放，不需重新整理頁面。點選鎖定中的項目時，畫面不切換，並提示擋在前面的項目名稱，例如「請先完成「</w:t>
+      </w:r>
+      <w:r>
+        <w:t>○○</w:t>
+      </w:r>
+      <w:r>
+        <w:t>」後解鎖」或「請先通過測驗「</w:t>
+      </w:r>
+      <w:r>
+        <w:t>○○</w:t>
+      </w:r>
+      <w:r>
+        <w:t>」後解鎖」，完成提示中的項目即可繼續。</w:t>
       </w:r>
     </w:p>
     <w:p>
@@ -1178,20 +2594,53 @@
       <w:pPr>
         <w:pStyle w:val="2"/>
       </w:pPr>
+      <w:bookmarkStart w:id="7" w:name="_Toc243386868"/>
       <w:r>
         <w:t>三、觀看影片</w:t>
       </w:r>
+      <w:bookmarkEnd w:id="7"/>
     </w:p>
     <w:p>
       <w:pPr>
         <w:ind w:firstLine="482"/>
       </w:pPr>
       <w:r>
-        <w:t>點含影片的教材，內容區依序顯示說明文字、影片與教材文件。影片下方可切換「播放速度」（0.75 至 2 倍），並顯示影片長度與觀看進度「完成 N%（達 80% 後解鎖下一項）」；達 80% 後影片名稱旁標示「已完成」。</w:t>
+        <w:t>點含影片的教材，內容區依序顯示說明文字、影片與教材文件。影片下方可切換「播放速度」（</w:t>
+      </w:r>
+      <w:r>
+        <w:t xml:space="preserve">0.75 </w:t>
+      </w:r>
+      <w:r>
+        <w:t>至</w:t>
+      </w:r>
+      <w:r>
+        <w:t xml:space="preserve"> 2 </w:t>
+      </w:r>
+      <w:r>
+        <w:t>倍），並顯示影片長度與觀看進度「完成</w:t>
+      </w:r>
+      <w:r>
+        <w:t xml:space="preserve"> N%</w:t>
+      </w:r>
+      <w:r>
+        <w:t>（達</w:t>
+      </w:r>
+      <w:r>
+        <w:t xml:space="preserve"> 80% </w:t>
+      </w:r>
+      <w:r>
+        <w:t>後解鎖下一項）」；達</w:t>
+      </w:r>
+      <w:r>
+        <w:t xml:space="preserve"> 80% </w:t>
+      </w:r>
+      <w:r>
+        <w:t>後影片名稱旁標示「已完成」。</w:t>
       </w:r>
     </w:p>
     <w:p>
       <w:pPr>
+        <w:keepNext/>
         <w:ind w:firstLine="482"/>
       </w:pPr>
       <w:r>
@@ -1201,26 +2650,23 @@
     <w:tbl>
       <w:tblPr>
         <w:tblStyle w:val="aff2"/>
-        <w:tblW w:type="auto" w:w="0"/>
+        <w:tblW w:w="0" w:type="auto"/>
         <w:tblLayout w:type="fixed"/>
-        <w:tblLook w:firstColumn="1" w:firstRow="1" w:lastColumn="0" w:lastRow="0" w:noHBand="0" w:noVBand="1" w:val="04A0"/>
-        <w:tblLayout w:type="fixed"/>
+        <w:tblLook w:val="04A0" w:firstRow="1" w:lastRow="0" w:firstColumn="1" w:lastColumn="0" w:noHBand="0" w:noVBand="1"/>
       </w:tblPr>
       <w:tblGrid>
-        <w:gridCol w:w="4680"/>
-        <w:gridCol w:w="4680"/>
+        <w:gridCol w:w="2158"/>
+        <w:gridCol w:w="7202"/>
       </w:tblGrid>
       <w:tr>
         <w:tc>
           <w:tcPr>
-            <w:tcW w:type="dxa" w:w="2158"/>
+            <w:tcW w:w="2158" w:type="dxa"/>
           </w:tcPr>
           <w:p>
-            <w:r>
-              <w:rPr>
-                <w:b/>
-              </w:rPr>
-            </w:r>
+            <w:pPr>
+              <w:spacing w:before="60" w:after="60"/>
+            </w:pPr>
             <w:r>
               <w:rPr>
                 <w:b/>
@@ -1231,14 +2677,12 @@
         </w:tc>
         <w:tc>
           <w:tcPr>
-            <w:tcW w:type="dxa" w:w="7202"/>
+            <w:tcW w:w="7202" w:type="dxa"/>
           </w:tcPr>
           <w:p>
-            <w:r>
-              <w:rPr>
-                <w:b/>
-              </w:rPr>
-            </w:r>
+            <w:pPr>
+              <w:spacing w:before="60" w:after="60"/>
+            </w:pPr>
             <w:r>
               <w:rPr>
                 <w:b/>
@@ -1251,10 +2695,12 @@
       <w:tr>
         <w:tc>
           <w:tcPr>
-            <w:tcW w:type="dxa" w:w="2158"/>
+            <w:tcW w:w="2158" w:type="dxa"/>
           </w:tcPr>
           <w:p>
-            <w:r/>
+            <w:pPr>
+              <w:spacing w:before="60" w:after="60"/>
+            </w:pPr>
             <w:r>
               <w:t>正常播放</w:t>
             </w:r>
@@ -1262,10 +2708,12 @@
         </w:tc>
         <w:tc>
           <w:tcPr>
-            <w:tcW w:type="dxa" w:w="7202"/>
+            <w:tcW w:w="7202" w:type="dxa"/>
           </w:tcPr>
           <w:p>
-            <w:r/>
+            <w:pPr>
+              <w:spacing w:before="60" w:after="60"/>
+            </w:pPr>
             <w:r>
               <w:t>只計入實際播放過的片段</w:t>
             </w:r>
@@ -1275,10 +2723,12 @@
       <w:tr>
         <w:tc>
           <w:tcPr>
-            <w:tcW w:type="dxa" w:w="2158"/>
+            <w:tcW w:w="2158" w:type="dxa"/>
           </w:tcPr>
           <w:p>
-            <w:r/>
+            <w:pPr>
+              <w:spacing w:before="60" w:after="60"/>
+            </w:pPr>
             <w:r>
               <w:t>拖曳進度條跳過</w:t>
             </w:r>
@@ -1286,10 +2736,12 @@
         </w:tc>
         <w:tc>
           <w:tcPr>
-            <w:tcW w:type="dxa" w:w="7202"/>
+            <w:tcW w:w="7202" w:type="dxa"/>
           </w:tcPr>
           <w:p>
-            <w:r/>
+            <w:pPr>
+              <w:spacing w:before="60" w:after="60"/>
+            </w:pPr>
             <w:r>
               <w:t>可以跳轉，但</w:t>
             </w:r>
@@ -1308,10 +2760,12 @@
       <w:tr>
         <w:tc>
           <w:tcPr>
-            <w:tcW w:type="dxa" w:w="2158"/>
+            <w:tcW w:w="2158" w:type="dxa"/>
           </w:tcPr>
           <w:p>
-            <w:r/>
+            <w:pPr>
+              <w:spacing w:before="60" w:after="60"/>
+            </w:pPr>
             <w:r>
               <w:t>同一段重複觀看</w:t>
             </w:r>
@@ -1319,10 +2773,12 @@
         </w:tc>
         <w:tc>
           <w:tcPr>
-            <w:tcW w:type="dxa" w:w="7202"/>
+            <w:tcW w:w="7202" w:type="dxa"/>
           </w:tcPr>
           <w:p>
-            <w:r/>
+            <w:pPr>
+              <w:spacing w:before="60" w:after="60"/>
+            </w:pPr>
             <w:r>
               <w:t>只計一次，重看不會增加進度</w:t>
             </w:r>
@@ -1332,10 +2788,12 @@
       <w:tr>
         <w:tc>
           <w:tcPr>
-            <w:tcW w:type="dxa" w:w="2158"/>
+            <w:tcW w:w="2158" w:type="dxa"/>
           </w:tcPr>
           <w:p>
-            <w:r/>
+            <w:pPr>
+              <w:spacing w:before="60" w:after="60"/>
+            </w:pPr>
             <w:r>
               <w:t>倍速播放</w:t>
             </w:r>
@@ -1343,12 +2801,26 @@
         </w:tc>
         <w:tc>
           <w:tcPr>
-            <w:tcW w:type="dxa" w:w="7202"/>
+            <w:tcW w:w="7202" w:type="dxa"/>
           </w:tcPr>
           <w:p>
-            <w:r/>
+            <w:pPr>
+              <w:spacing w:before="60" w:after="60"/>
+            </w:pPr>
             <w:r>
-              <w:t>依影片內容計算，以 2 倍速從頭播到尾即為 100%</w:t>
+              <w:t>依影片內容計算，以</w:t>
+            </w:r>
+            <w:r>
+              <w:t xml:space="preserve"> 2 </w:t>
+            </w:r>
+            <w:r>
+              <w:t>倍速從頭播到尾即為</w:t>
+            </w:r>
+            <w:r>
+              <w:t xml:space="preserve"> </w:t>
+            </w:r>
+            <w:r>
+              <w:t>100%</w:t>
             </w:r>
           </w:p>
         </w:tc>
@@ -1365,10 +2837,16 @@
     <w:p>
       <w:pPr>
         <w:spacing w:before="80" w:after="80"/>
-        <w:ind w:left="283" w:firstLine="0"/>
+        <w:ind w:left="283"/>
       </w:pPr>
       <w:r>
-        <w:t>重要：80% 是</w:t>
+        <w:t>重要：</w:t>
+      </w:r>
+      <w:r>
+        <w:t xml:space="preserve">80% </w:t>
+      </w:r>
+      <w:r>
+        <w:t>是</w:t>
       </w:r>
       <w:r>
         <w:rPr>
@@ -1384,12 +2862,15 @@
       <w:pPr>
         <w:pStyle w:val="2"/>
       </w:pPr>
+      <w:bookmarkStart w:id="8" w:name="_Toc243386869"/>
       <w:r>
         <w:t>四、閱讀文件與說明文字</w:t>
       </w:r>
+      <w:bookmarkEnd w:id="8"/>
     </w:p>
     <w:p>
       <w:pPr>
+        <w:keepNext/>
         <w:ind w:firstLine="482"/>
       </w:pPr>
       <w:r>
@@ -1399,26 +2880,23 @@
     <w:tbl>
       <w:tblPr>
         <w:tblStyle w:val="aff2"/>
-        <w:tblW w:type="auto" w:w="0"/>
+        <w:tblW w:w="0" w:type="auto"/>
         <w:tblLayout w:type="fixed"/>
-        <w:tblLook w:firstColumn="1" w:firstRow="1" w:lastColumn="0" w:lastRow="0" w:noHBand="0" w:noVBand="1" w:val="04A0"/>
-        <w:tblLayout w:type="fixed"/>
+        <w:tblLook w:val="04A0" w:firstRow="1" w:lastRow="0" w:firstColumn="1" w:lastColumn="0" w:noHBand="0" w:noVBand="1"/>
       </w:tblPr>
       <w:tblGrid>
-        <w:gridCol w:w="4680"/>
-        <w:gridCol w:w="4680"/>
+        <w:gridCol w:w="3222"/>
+        <w:gridCol w:w="6138"/>
       </w:tblGrid>
       <w:tr>
         <w:tc>
           <w:tcPr>
-            <w:tcW w:type="dxa" w:w="3222"/>
+            <w:tcW w:w="3222" w:type="dxa"/>
           </w:tcPr>
           <w:p>
-            <w:r>
-              <w:rPr>
-                <w:b/>
-              </w:rPr>
-            </w:r>
+            <w:pPr>
+              <w:spacing w:before="60" w:after="60"/>
+            </w:pPr>
             <w:r>
               <w:rPr>
                 <w:b/>
@@ -1429,14 +2907,12 @@
         </w:tc>
         <w:tc>
           <w:tcPr>
-            <w:tcW w:type="dxa" w:w="6138"/>
+            <w:tcW w:w="6138" w:type="dxa"/>
           </w:tcPr>
           <w:p>
-            <w:r>
-              <w:rPr>
-                <w:b/>
-              </w:rPr>
-            </w:r>
+            <w:pPr>
+              <w:spacing w:before="60" w:after="60"/>
+            </w:pPr>
             <w:r>
               <w:rPr>
                 <w:b/>
@@ -1449,10 +2925,12 @@
       <w:tr>
         <w:tc>
           <w:tcPr>
-            <w:tcW w:type="dxa" w:w="3222"/>
+            <w:tcW w:w="3222" w:type="dxa"/>
           </w:tcPr>
           <w:p>
-            <w:r/>
+            <w:pPr>
+              <w:spacing w:before="60" w:after="60"/>
+            </w:pPr>
             <w:r>
               <w:t>PDF</w:t>
             </w:r>
@@ -1460,10 +2938,12 @@
         </w:tc>
         <w:tc>
           <w:tcPr>
-            <w:tcW w:type="dxa" w:w="6138"/>
+            <w:tcW w:w="6138" w:type="dxa"/>
           </w:tcPr>
           <w:p>
-            <w:r/>
+            <w:pPr>
+              <w:spacing w:before="60" w:after="60"/>
+            </w:pPr>
             <w:r>
               <w:t>於內容區直接預覽</w:t>
             </w:r>
@@ -1473,21 +2953,34 @@
       <w:tr>
         <w:tc>
           <w:tcPr>
-            <w:tcW w:type="dxa" w:w="3222"/>
+            <w:tcW w:w="3222" w:type="dxa"/>
           </w:tcPr>
           <w:p>
-            <w:r/>
+            <w:pPr>
+              <w:spacing w:before="60" w:after="60"/>
+            </w:pPr>
             <w:r>
-              <w:t>Word、Excel 等其他格式</w:t>
+              <w:t>Word</w:t>
+            </w:r>
+            <w:r>
+              <w:t>、</w:t>
+            </w:r>
+            <w:r>
+              <w:t xml:space="preserve">Excel </w:t>
+            </w:r>
+            <w:r>
+              <w:t>等其他格式</w:t>
             </w:r>
           </w:p>
         </w:tc>
         <w:tc>
           <w:tcPr>
-            <w:tcW w:type="dxa" w:w="6138"/>
+            <w:tcW w:w="6138" w:type="dxa"/>
           </w:tcPr>
           <w:p>
-            <w:r/>
+            <w:pPr>
+              <w:spacing w:before="60" w:after="60"/>
+            </w:pPr>
             <w:r>
               <w:t>按「下載原檔以本機應用程式開啟」存到本機開啟</w:t>
             </w:r>
@@ -1515,42 +3008,60 @@
       <w:pPr>
         <w:pStyle w:val="2"/>
       </w:pPr>
+      <w:bookmarkStart w:id="9" w:name="_Toc243386870"/>
       <w:r>
+        <w:lastRenderedPageBreak/>
         <w:t>五、作答測驗</w:t>
+      </w:r>
+      <w:bookmarkEnd w:id="9"/>
+    </w:p>
+    <w:p>
+      <w:pPr>
+        <w:ind w:firstLine="482"/>
+      </w:pPr>
+      <w:r>
+        <w:t>點測驗項目，內容區顯示該測驗的題數、作答時間、及格分數與剩餘可作答次數，以及歷次作答紀錄。按「開始作答」即進入</w:t>
+      </w:r>
+      <w:r>
+        <w:t xml:space="preserve"> ET07 </w:t>
+      </w:r>
+      <w:r>
+        <w:t>線上測驗作答。作答、計分與回看明細的操作見</w:t>
+      </w:r>
+      <w:r>
+        <w:t xml:space="preserve"> ET07 </w:t>
+      </w:r>
+      <w:r>
+        <w:t>線上測驗。</w:t>
       </w:r>
     </w:p>
     <w:p>
       <w:pPr>
-        <w:ind w:firstLine="482"/>
-      </w:pPr>
-      <w:r>
-        <w:t>點測驗項目，內容區顯示該測驗的題數、作答時間、及格分數與剩餘可作答次數，以及歷次作答紀錄。按「開始作答」即進入 ET07 線上測驗作答。作答、計分與回看明細的操作見 ET07 線上測驗。</w:t>
-      </w:r>
-    </w:p>
-    <w:p>
-      <w:pPr>
         <w:keepNext/>
         <w:spacing w:before="160" w:after="40"/>
-        <w:ind w:left="0" w:firstLine="0"/>
         <w:jc w:val="center"/>
       </w:pPr>
       <w:r>
+        <w:rPr>
+          <w:noProof/>
+        </w:rPr>
         <w:drawing>
-          <wp:inline xmlns:a="http://schemas.openxmlformats.org/drawingml/2006/main" xmlns:pic="http://schemas.openxmlformats.org/drawingml/2006/picture">
+          <wp:inline distT="0" distB="0" distL="0" distR="0">
             <wp:extent cx="5580000" cy="3857834"/>
+            <wp:effectExtent l="0" t="0" r="0" b="0"/>
             <wp:docPr id="2" name="Picture 2"/>
             <wp:cNvGraphicFramePr>
-              <a:graphicFrameLocks noChangeAspect="1"/>
+              <a:graphicFrameLocks xmlns:a="http://schemas.openxmlformats.org/drawingml/2006/main" noChangeAspect="1"/>
             </wp:cNvGraphicFramePr>
-            <a:graphic>
+            <a:graphic xmlns:a="http://schemas.openxmlformats.org/drawingml/2006/main">
               <a:graphicData uri="http://schemas.openxmlformats.org/drawingml/2006/picture">
-                <pic:pic>
+                <pic:pic xmlns:pic="http://schemas.openxmlformats.org/drawingml/2006/picture">
                   <pic:nvPicPr>
                     <pic:cNvPr id="0" name="et06-02.png"/>
                     <pic:cNvPicPr/>
                   </pic:nvPicPr>
                   <pic:blipFill>
-                    <a:blip r:embed="rId10"/>
+                    <a:blip r:embed="rId9"/>
                     <a:stretch>
                       <a:fillRect/>
                     </a:stretch>
@@ -1560,7 +3071,9 @@
                       <a:off x="0" y="0"/>
                       <a:ext cx="5580000" cy="3857834"/>
                     </a:xfrm>
-                    <a:prstGeom prst="rect"/>
+                    <a:prstGeom prst="rect">
+                      <a:avLst/>
+                    </a:prstGeom>
                   </pic:spPr>
                 </pic:pic>
               </a:graphicData>
@@ -1572,7 +3085,6 @@
     <w:p>
       <w:pPr>
         <w:spacing w:after="160"/>
-        <w:ind w:firstLine="0"/>
         <w:jc w:val="center"/>
       </w:pPr>
       <w:r>
@@ -1585,35 +3097,36 @@
     </w:p>
     <w:p>
       <w:pPr>
+        <w:keepNext/>
         <w:ind w:firstLine="482"/>
       </w:pPr>
       <w:r>
-        <w:t>交卷後於成績頁按「返回課程」（或「回課程重新作答」）回到本作業，落點為剛才作答的測驗：</w:t>
+        <w:t>交卷後於成績頁按「返回課程」</w:t>
+      </w:r>
+      <w:r>
+        <w:t>（或「回課程重新作答」）回到本作業，落點為剛才作答的測驗：</w:t>
       </w:r>
     </w:p>
     <w:tbl>
       <w:tblPr>
         <w:tblStyle w:val="aff2"/>
-        <w:tblW w:type="auto" w:w="0"/>
+        <w:tblW w:w="0" w:type="auto"/>
         <w:tblLayout w:type="fixed"/>
-        <w:tblLook w:firstColumn="1" w:firstRow="1" w:lastColumn="0" w:lastRow="0" w:noHBand="0" w:noVBand="1" w:val="04A0"/>
-        <w:tblLayout w:type="fixed"/>
+        <w:tblLook w:val="04A0" w:firstRow="1" w:lastRow="0" w:firstColumn="1" w:lastColumn="0" w:noHBand="0" w:noVBand="1"/>
       </w:tblPr>
       <w:tblGrid>
-        <w:gridCol w:w="4680"/>
-        <w:gridCol w:w="4680"/>
+        <w:gridCol w:w="1738"/>
+        <w:gridCol w:w="7622"/>
       </w:tblGrid>
       <w:tr>
         <w:tc>
           <w:tcPr>
-            <w:tcW w:type="dxa" w:w="1738"/>
+            <w:tcW w:w="1738" w:type="dxa"/>
           </w:tcPr>
           <w:p>
-            <w:r>
-              <w:rPr>
-                <w:b/>
-              </w:rPr>
-            </w:r>
+            <w:pPr>
+              <w:spacing w:before="60" w:after="60"/>
+            </w:pPr>
             <w:r>
               <w:rPr>
                 <w:b/>
@@ -1624,14 +3137,12 @@
         </w:tc>
         <w:tc>
           <w:tcPr>
-            <w:tcW w:type="dxa" w:w="7622"/>
+            <w:tcW w:w="7622" w:type="dxa"/>
           </w:tcPr>
           <w:p>
-            <w:r>
-              <w:rPr>
-                <w:b/>
-              </w:rPr>
-            </w:r>
+            <w:pPr>
+              <w:spacing w:before="60" w:after="60"/>
+            </w:pPr>
             <w:r>
               <w:rPr>
                 <w:b/>
@@ -1644,10 +3155,12 @@
       <w:tr>
         <w:tc>
           <w:tcPr>
-            <w:tcW w:type="dxa" w:w="1738"/>
+            <w:tcW w:w="1738" w:type="dxa"/>
           </w:tcPr>
           <w:p>
-            <w:r/>
+            <w:pPr>
+              <w:spacing w:before="60" w:after="60"/>
+            </w:pPr>
             <w:r>
               <w:t>及格</w:t>
             </w:r>
@@ -1655,10 +3168,12 @@
         </w:tc>
         <w:tc>
           <w:tcPr>
-            <w:tcW w:type="dxa" w:w="7622"/>
+            <w:tcW w:w="7622" w:type="dxa"/>
           </w:tcPr>
           <w:p>
-            <w:r/>
+            <w:pPr>
+              <w:spacing w:before="60" w:after="60"/>
+            </w:pPr>
             <w:r>
               <w:t>該測驗標為已完成，下一個項目隨即開放</w:t>
             </w:r>
@@ -1668,10 +3183,12 @@
       <w:tr>
         <w:tc>
           <w:tcPr>
-            <w:tcW w:type="dxa" w:w="1738"/>
+            <w:tcW w:w="1738" w:type="dxa"/>
           </w:tcPr>
           <w:p>
-            <w:r/>
+            <w:pPr>
+              <w:spacing w:before="60" w:after="60"/>
+            </w:pPr>
             <w:r>
               <w:t>未及格</w:t>
             </w:r>
@@ -1679,10 +3196,12 @@
         </w:tc>
         <w:tc>
           <w:tcPr>
-            <w:tcW w:type="dxa" w:w="7622"/>
+            <w:tcW w:w="7622" w:type="dxa"/>
           </w:tcPr>
           <w:p>
-            <w:r/>
+            <w:pPr>
+              <w:spacing w:before="60" w:after="60"/>
+            </w:pPr>
             <w:r>
               <w:t>下一個項目維持鎖定；可在剩餘次數內重新作答</w:t>
             </w:r>
@@ -1693,7 +3212,7 @@
     <w:p>
       <w:pPr>
         <w:spacing w:before="80" w:after="80"/>
-        <w:ind w:left="283" w:firstLine="0"/>
+        <w:ind w:left="283"/>
       </w:pPr>
       <w:r>
         <w:t>重要：重考次數用完仍未及格者，後續章節</w:t>
@@ -1705,19 +3224,29 @@
         <w:t>無法再解鎖</w:t>
       </w:r>
       <w:r>
-        <w:t>。此時請洽課程教師於 ET02 學員學習表現重置該測驗的重考次數，重置後即可重新作答。</w:t>
+        <w:t>。此時請洽課程教師於</w:t>
+      </w:r>
+      <w:r>
+        <w:t xml:space="preserve"> ET02 </w:t>
+      </w:r>
+      <w:r>
+        <w:t>學員學習表現重置該測驗的重考次數，重置後即可重新作答。</w:t>
       </w:r>
     </w:p>
     <w:p>
       <w:pPr>
         <w:pStyle w:val="2"/>
       </w:pPr>
+      <w:bookmarkStart w:id="10" w:name="_Toc243386871"/>
       <w:r>
+        <w:lastRenderedPageBreak/>
         <w:t>六、完課</w:t>
       </w:r>
+      <w:bookmarkEnd w:id="10"/>
     </w:p>
     <w:p>
       <w:pPr>
+        <w:keepNext/>
         <w:ind w:firstLine="482"/>
       </w:pPr>
       <w:r>
@@ -1730,32 +3259,35 @@
         <w:t>所有教材與測驗皆完成</w:t>
       </w:r>
       <w:r>
-        <w:t>即為完課，課程進度顯示 100%，「我的課程」該課程的狀態轉為「已完成」。完課狀態依目前的課程內容即時計算，下列情形會使已完課的學員回到「進行中」：</w:t>
+        <w:t>即為完課，課程進度顯示</w:t>
+      </w:r>
+      <w:r>
+        <w:t xml:space="preserve"> 100%</w:t>
+      </w:r>
+      <w:r>
+        <w:t>，「我的課程」該課程的狀態轉為「已完成」。完課狀態依目前的課程內容即時計算，下列情形會使已完課的學員回到「進行中」：</w:t>
       </w:r>
     </w:p>
     <w:tbl>
       <w:tblPr>
         <w:tblStyle w:val="aff2"/>
-        <w:tblW w:type="auto" w:w="0"/>
+        <w:tblW w:w="0" w:type="auto"/>
         <w:tblLayout w:type="fixed"/>
-        <w:tblLook w:firstColumn="1" w:firstRow="1" w:lastColumn="0" w:lastRow="0" w:noHBand="0" w:noVBand="1" w:val="04A0"/>
-        <w:tblLayout w:type="fixed"/>
+        <w:tblLook w:val="04A0" w:firstRow="1" w:lastRow="0" w:firstColumn="1" w:lastColumn="0" w:noHBand="0" w:noVBand="1"/>
       </w:tblPr>
       <w:tblGrid>
-        <w:gridCol w:w="4680"/>
-        <w:gridCol w:w="4680"/>
+        <w:gridCol w:w="3897"/>
+        <w:gridCol w:w="5463"/>
       </w:tblGrid>
       <w:tr>
         <w:tc>
           <w:tcPr>
-            <w:tcW w:type="dxa" w:w="3897"/>
+            <w:tcW w:w="3897" w:type="dxa"/>
           </w:tcPr>
           <w:p>
-            <w:r>
-              <w:rPr>
-                <w:b/>
-              </w:rPr>
-            </w:r>
+            <w:pPr>
+              <w:spacing w:before="60" w:after="60"/>
+            </w:pPr>
             <w:r>
               <w:rPr>
                 <w:b/>
@@ -1766,14 +3298,12 @@
         </w:tc>
         <w:tc>
           <w:tcPr>
-            <w:tcW w:type="dxa" w:w="5463"/>
+            <w:tcW w:w="5463" w:type="dxa"/>
           </w:tcPr>
           <w:p>
-            <w:r>
-              <w:rPr>
-                <w:b/>
-              </w:rPr>
-            </w:r>
+            <w:pPr>
+              <w:spacing w:before="60" w:after="60"/>
+            </w:pPr>
             <w:r>
               <w:rPr>
                 <w:b/>
@@ -1786,10 +3316,12 @@
       <w:tr>
         <w:tc>
           <w:tcPr>
-            <w:tcW w:type="dxa" w:w="3897"/>
+            <w:tcW w:w="3897" w:type="dxa"/>
           </w:tcPr>
           <w:p>
-            <w:r/>
+            <w:pPr>
+              <w:spacing w:before="60" w:after="60"/>
+            </w:pPr>
             <w:r>
               <w:t>教師於課程新增教材或測驗</w:t>
             </w:r>
@@ -1797,10 +3329,12 @@
         </w:tc>
         <w:tc>
           <w:tcPr>
-            <w:tcW w:type="dxa" w:w="5463"/>
+            <w:tcW w:w="5463" w:type="dxa"/>
           </w:tcPr>
           <w:p>
-            <w:r/>
+            <w:pPr>
+              <w:spacing w:before="60" w:after="60"/>
+            </w:pPr>
             <w:r>
               <w:t>依左側順序完成新增的項目，即恢復完課</w:t>
             </w:r>
@@ -1810,10 +3344,12 @@
       <w:tr>
         <w:tc>
           <w:tcPr>
-            <w:tcW w:type="dxa" w:w="3897"/>
+            <w:tcW w:w="3897" w:type="dxa"/>
           </w:tcPr>
           <w:p>
-            <w:r/>
+            <w:pPr>
+              <w:spacing w:before="60" w:after="60"/>
+            </w:pPr>
             <w:r>
               <w:t>教師要求已通過的學員重新測驗</w:t>
             </w:r>
@@ -1821,10 +3357,12 @@
         </w:tc>
         <w:tc>
           <w:tcPr>
-            <w:tcW w:type="dxa" w:w="5463"/>
+            <w:tcW w:w="5463" w:type="dxa"/>
           </w:tcPr>
           <w:p>
-            <w:r/>
+            <w:pPr>
+              <w:spacing w:before="60" w:after="60"/>
+            </w:pPr>
             <w:r>
               <w:t>該測驗回到未完成，重新作答及格即恢復完課</w:t>
             </w:r>
@@ -1853,9 +3391,11 @@
       <w:pPr>
         <w:pStyle w:val="2"/>
       </w:pPr>
+      <w:bookmarkStart w:id="11" w:name="_Toc243386872"/>
       <w:r>
         <w:t>七、填寫課後問卷</w:t>
       </w:r>
+      <w:bookmarkEnd w:id="11"/>
     </w:p>
     <w:p>
       <w:pPr>
@@ -1904,7 +3444,13 @@
         </w:numPr>
       </w:pPr>
       <w:r>
-        <w:t>逐題作答。單選題（題號旁有星號）每題必答；問答題選填、可留空，至多 150 字</w:t>
+        <w:t>逐題作答。單選題（題號旁有星號）每題必答；問答題選填、可留空，至多</w:t>
+      </w:r>
+      <w:r>
+        <w:t xml:space="preserve"> 150 </w:t>
+      </w:r>
+      <w:r>
+        <w:t>字</w:t>
       </w:r>
     </w:p>
     <w:p>
@@ -1950,7 +3496,7 @@
     <w:p>
       <w:pPr>
         <w:spacing w:before="80" w:after="80"/>
-        <w:ind w:left="283" w:firstLine="0"/>
+        <w:ind w:left="283"/>
       </w:pPr>
       <w:r>
         <w:t>注意：同一份問卷只會記錄一次填答。在另一個分頁或裝置已經送出過的，再按一次「送出」同樣顯示送出成功並回到課程頁，不會重複記錄。</w:t>
@@ -1958,6 +3504,7 @@
     </w:p>
     <w:p>
       <w:pPr>
+        <w:keepNext/>
         <w:ind w:firstLine="482"/>
       </w:pPr>
       <w:r>
@@ -1967,26 +3514,23 @@
     <w:tbl>
       <w:tblPr>
         <w:tblStyle w:val="aff2"/>
-        <w:tblW w:type="auto" w:w="0"/>
+        <w:tblW w:w="0" w:type="auto"/>
         <w:tblLayout w:type="fixed"/>
-        <w:tblLook w:firstColumn="1" w:firstRow="1" w:lastColumn="0" w:lastRow="0" w:noHBand="0" w:noVBand="1" w:val="04A0"/>
-        <w:tblLayout w:type="fixed"/>
+        <w:tblLook w:val="04A0" w:firstRow="1" w:lastRow="0" w:firstColumn="1" w:lastColumn="0" w:noHBand="0" w:noVBand="1"/>
       </w:tblPr>
       <w:tblGrid>
-        <w:gridCol w:w="4680"/>
-        <w:gridCol w:w="4680"/>
+        <w:gridCol w:w="3372"/>
+        <w:gridCol w:w="5988"/>
       </w:tblGrid>
       <w:tr>
         <w:tc>
           <w:tcPr>
-            <w:tcW w:type="dxa" w:w="3372"/>
+            <w:tcW w:w="3372" w:type="dxa"/>
           </w:tcPr>
           <w:p>
-            <w:r>
-              <w:rPr>
-                <w:b/>
-              </w:rPr>
-            </w:r>
+            <w:pPr>
+              <w:spacing w:before="60" w:after="60"/>
+            </w:pPr>
             <w:r>
               <w:rPr>
                 <w:b/>
@@ -1997,14 +3541,12 @@
         </w:tc>
         <w:tc>
           <w:tcPr>
-            <w:tcW w:type="dxa" w:w="5988"/>
+            <w:tcW w:w="5988" w:type="dxa"/>
           </w:tcPr>
           <w:p>
-            <w:r>
-              <w:rPr>
-                <w:b/>
-              </w:rPr>
-            </w:r>
+            <w:pPr>
+              <w:spacing w:before="60" w:after="60"/>
+            </w:pPr>
             <w:r>
               <w:rPr>
                 <w:b/>
@@ -2017,10 +3559,12 @@
       <w:tr>
         <w:tc>
           <w:tcPr>
-            <w:tcW w:type="dxa" w:w="3372"/>
+            <w:tcW w:w="3372" w:type="dxa"/>
           </w:tcPr>
           <w:p>
-            <w:r/>
+            <w:pPr>
+              <w:spacing w:before="60" w:after="60"/>
+            </w:pPr>
             <w:r>
               <w:t>尚未完課</w:t>
             </w:r>
@@ -2028,10 +3572,12 @@
         </w:tc>
         <w:tc>
           <w:tcPr>
-            <w:tcW w:type="dxa" w:w="5988"/>
+            <w:tcW w:w="5988" w:type="dxa"/>
           </w:tcPr>
           <w:p>
-            <w:r/>
+            <w:pPr>
+              <w:spacing w:before="60" w:after="60"/>
+            </w:pPr>
             <w:r>
               <w:t>不顯示</w:t>
             </w:r>
@@ -2041,10 +3587,12 @@
       <w:tr>
         <w:tc>
           <w:tcPr>
-            <w:tcW w:type="dxa" w:w="3372"/>
+            <w:tcW w:w="3372" w:type="dxa"/>
           </w:tcPr>
           <w:p>
-            <w:r/>
+            <w:pPr>
+              <w:spacing w:before="60" w:after="60"/>
+            </w:pPr>
             <w:r>
               <w:t>已完課、尚未填寫</w:t>
             </w:r>
@@ -2052,10 +3600,12 @@
         </w:tc>
         <w:tc>
           <w:tcPr>
-            <w:tcW w:type="dxa" w:w="5988"/>
+            <w:tcW w:w="5988" w:type="dxa"/>
           </w:tcPr>
           <w:p>
-            <w:r/>
+            <w:pPr>
+              <w:spacing w:before="60" w:after="60"/>
+            </w:pPr>
             <w:r>
               <w:t>「填寫課後問卷」</w:t>
             </w:r>
@@ -2065,10 +3615,12 @@
       <w:tr>
         <w:tc>
           <w:tcPr>
-            <w:tcW w:type="dxa" w:w="3372"/>
+            <w:tcW w:w="3372" w:type="dxa"/>
           </w:tcPr>
           <w:p>
-            <w:r/>
+            <w:pPr>
+              <w:spacing w:before="60" w:after="60"/>
+            </w:pPr>
             <w:r>
               <w:t>已填寫</w:t>
             </w:r>
@@ -2076,12 +3628,17 @@
         </w:tc>
         <w:tc>
           <w:tcPr>
-            <w:tcW w:type="dxa" w:w="5988"/>
+            <w:tcW w:w="5988" w:type="dxa"/>
           </w:tcPr>
           <w:p>
-            <w:r/>
+            <w:pPr>
+              <w:spacing w:before="60" w:after="60"/>
+            </w:pPr>
             <w:r>
-              <w:t>「查看我的填答」，之後無論課程關閉、完課狀態回到進行中或問卷遭停用，皆可回看</w:t>
+              <w:t>「查看我的</w:t>
+            </w:r>
+            <w:r>
+              <w:t>填答」，之後無論課程關閉、完課狀態回到進行中或問卷遭停用，皆可回看</w:t>
             </w:r>
           </w:p>
         </w:tc>
@@ -2089,10 +3646,12 @@
       <w:tr>
         <w:tc>
           <w:tcPr>
-            <w:tcW w:type="dxa" w:w="3372"/>
+            <w:tcW w:w="3372" w:type="dxa"/>
           </w:tcPr>
           <w:p>
-            <w:r/>
+            <w:pPr>
+              <w:spacing w:before="60" w:after="60"/>
+            </w:pPr>
             <w:r>
               <w:t>尚未填寫，但教師已停用問卷</w:t>
             </w:r>
@@ -2100,10 +3659,12 @@
         </w:tc>
         <w:tc>
           <w:tcPr>
-            <w:tcW w:type="dxa" w:w="5988"/>
+            <w:tcW w:w="5988" w:type="dxa"/>
           </w:tcPr>
           <w:p>
-            <w:r/>
+            <w:pPr>
+              <w:spacing w:before="60" w:after="60"/>
+            </w:pPr>
             <w:r>
               <w:t>不顯示</w:t>
             </w:r>
@@ -2113,10 +3674,12 @@
       <w:tr>
         <w:tc>
           <w:tcPr>
-            <w:tcW w:type="dxa" w:w="3372"/>
+            <w:tcW w:w="3372" w:type="dxa"/>
           </w:tcPr>
           <w:p>
-            <w:r/>
+            <w:pPr>
+              <w:spacing w:before="60" w:after="60"/>
+            </w:pPr>
             <w:r>
               <w:t>尚未填寫，且課程已關閉</w:t>
             </w:r>
@@ -2124,10 +3687,12 @@
         </w:tc>
         <w:tc>
           <w:tcPr>
-            <w:tcW w:type="dxa" w:w="5988"/>
+            <w:tcW w:w="5988" w:type="dxa"/>
           </w:tcPr>
           <w:p>
-            <w:r/>
+            <w:pPr>
+              <w:spacing w:before="60" w:after="60"/>
+            </w:pPr>
             <w:r>
               <w:t>入口仍在，點入後提示「課程已關閉，無法填寫問卷」，沒有送出按鈕；再開課後恢復可填寫</w:t>
             </w:r>
@@ -2140,6 +3705,7 @@
         <w:pStyle w:val="3"/>
       </w:pPr>
       <w:r>
+        <w:lastRenderedPageBreak/>
         <w:t>（一）預覽時的課後問卷</w:t>
       </w:r>
     </w:p>
@@ -2155,12 +3721,15 @@
       <w:pPr>
         <w:pStyle w:val="2"/>
       </w:pPr>
+      <w:bookmarkStart w:id="12" w:name="_Toc243386873"/>
       <w:r>
         <w:t>八、課程關閉後的回看</w:t>
       </w:r>
+      <w:bookmarkEnd w:id="12"/>
     </w:p>
     <w:p>
       <w:pPr>
+        <w:keepNext/>
         <w:ind w:firstLine="482"/>
       </w:pPr>
       <w:r>
@@ -2171,26 +3740,29 @@
       <w:pPr>
         <w:keepNext/>
         <w:spacing w:before="160" w:after="40"/>
-        <w:ind w:left="0" w:firstLine="0"/>
         <w:jc w:val="center"/>
       </w:pPr>
       <w:r>
+        <w:rPr>
+          <w:noProof/>
+        </w:rPr>
         <w:drawing>
-          <wp:inline xmlns:a="http://schemas.openxmlformats.org/drawingml/2006/main" xmlns:pic="http://schemas.openxmlformats.org/drawingml/2006/picture">
+          <wp:inline distT="0" distB="0" distL="0" distR="0">
             <wp:extent cx="5580000" cy="1654007"/>
+            <wp:effectExtent l="0" t="0" r="0" b="0"/>
             <wp:docPr id="3" name="Picture 3"/>
             <wp:cNvGraphicFramePr>
-              <a:graphicFrameLocks noChangeAspect="1"/>
+              <a:graphicFrameLocks xmlns:a="http://schemas.openxmlformats.org/drawingml/2006/main" noChangeAspect="1"/>
             </wp:cNvGraphicFramePr>
-            <a:graphic>
+            <a:graphic xmlns:a="http://schemas.openxmlformats.org/drawingml/2006/main">
               <a:graphicData uri="http://schemas.openxmlformats.org/drawingml/2006/picture">
-                <pic:pic>
+                <pic:pic xmlns:pic="http://schemas.openxmlformats.org/drawingml/2006/picture">
                   <pic:nvPicPr>
                     <pic:cNvPr id="0" name="et06-03.png"/>
                     <pic:cNvPicPr/>
                   </pic:nvPicPr>
                   <pic:blipFill>
-                    <a:blip r:embed="rId11"/>
+                    <a:blip r:embed="rId10"/>
                     <a:stretch>
                       <a:fillRect/>
                     </a:stretch>
@@ -2200,7 +3772,9 @@
                       <a:off x="0" y="0"/>
                       <a:ext cx="5580000" cy="1654007"/>
                     </a:xfrm>
-                    <a:prstGeom prst="rect"/>
+                    <a:prstGeom prst="rect">
+                      <a:avLst/>
+                    </a:prstGeom>
                   </pic:spPr>
                 </pic:pic>
               </a:graphicData>
@@ -2212,7 +3786,6 @@
     <w:p>
       <w:pPr>
         <w:spacing w:after="160"/>
-        <w:ind w:firstLine="0"/>
         <w:jc w:val="center"/>
       </w:pPr>
       <w:r>
@@ -2226,26 +3799,23 @@
     <w:tbl>
       <w:tblPr>
         <w:tblStyle w:val="aff2"/>
-        <w:tblW w:type="auto" w:w="0"/>
+        <w:tblW w:w="0" w:type="auto"/>
         <w:tblLayout w:type="fixed"/>
-        <w:tblLook w:firstColumn="1" w:firstRow="1" w:lastColumn="0" w:lastRow="0" w:noHBand="0" w:noVBand="1" w:val="04A0"/>
-        <w:tblLayout w:type="fixed"/>
+        <w:tblLook w:val="04A0" w:firstRow="1" w:lastRow="0" w:firstColumn="1" w:lastColumn="0" w:noHBand="0" w:noVBand="1"/>
       </w:tblPr>
       <w:tblGrid>
-        <w:gridCol w:w="4680"/>
-        <w:gridCol w:w="4680"/>
+        <w:gridCol w:w="2047"/>
+        <w:gridCol w:w="7313"/>
       </w:tblGrid>
       <w:tr>
         <w:tc>
           <w:tcPr>
-            <w:tcW w:type="dxa" w:w="2047"/>
+            <w:tcW w:w="2047" w:type="dxa"/>
           </w:tcPr>
           <w:p>
-            <w:r>
-              <w:rPr>
-                <w:b/>
-              </w:rPr>
-            </w:r>
+            <w:pPr>
+              <w:spacing w:before="60" w:after="60"/>
+            </w:pPr>
             <w:r>
               <w:rPr>
                 <w:b/>
@@ -2256,14 +3826,12 @@
         </w:tc>
         <w:tc>
           <w:tcPr>
-            <w:tcW w:type="dxa" w:w="7313"/>
+            <w:tcW w:w="7313" w:type="dxa"/>
           </w:tcPr>
           <w:p>
-            <w:r>
-              <w:rPr>
-                <w:b/>
-              </w:rPr>
-            </w:r>
+            <w:pPr>
+              <w:spacing w:before="60" w:after="60"/>
+            </w:pPr>
             <w:r>
               <w:rPr>
                 <w:b/>
@@ -2276,10 +3844,12 @@
       <w:tr>
         <w:tc>
           <w:tcPr>
-            <w:tcW w:type="dxa" w:w="2047"/>
+            <w:tcW w:w="2047" w:type="dxa"/>
           </w:tcPr>
           <w:p>
-            <w:r/>
+            <w:pPr>
+              <w:spacing w:before="60" w:after="60"/>
+            </w:pPr>
             <w:r>
               <w:t>已開放的項目</w:t>
             </w:r>
@@ -2287,10 +3857,12 @@
         </w:tc>
         <w:tc>
           <w:tcPr>
-            <w:tcW w:type="dxa" w:w="7313"/>
+            <w:tcW w:w="7313" w:type="dxa"/>
           </w:tcPr>
           <w:p>
-            <w:r/>
+            <w:pPr>
+              <w:spacing w:before="60" w:after="60"/>
+            </w:pPr>
             <w:r>
               <w:t>照常開啟、播放影片與閱讀文件</w:t>
             </w:r>
@@ -2300,10 +3872,12 @@
       <w:tr>
         <w:tc>
           <w:tcPr>
-            <w:tcW w:type="dxa" w:w="2047"/>
+            <w:tcW w:w="2047" w:type="dxa"/>
           </w:tcPr>
           <w:p>
-            <w:r/>
+            <w:pPr>
+              <w:spacing w:before="60" w:after="60"/>
+            </w:pPr>
             <w:r>
               <w:t>尚未開放的項目</w:t>
             </w:r>
@@ -2311,10 +3885,12 @@
         </w:tc>
         <w:tc>
           <w:tcPr>
-            <w:tcW w:type="dxa" w:w="7313"/>
+            <w:tcW w:w="7313" w:type="dxa"/>
           </w:tcPr>
           <w:p>
-            <w:r/>
+            <w:pPr>
+              <w:spacing w:before="60" w:after="60"/>
+            </w:pPr>
             <w:r>
               <w:t>維持鎖定，無法開啟</w:t>
             </w:r>
@@ -2324,10 +3900,12 @@
       <w:tr>
         <w:tc>
           <w:tcPr>
-            <w:tcW w:type="dxa" w:w="2047"/>
+            <w:tcW w:w="2047" w:type="dxa"/>
           </w:tcPr>
           <w:p>
-            <w:r/>
+            <w:pPr>
+              <w:spacing w:before="60" w:after="60"/>
+            </w:pPr>
             <w:r>
               <w:t>學習進度</w:t>
             </w:r>
@@ -2335,10 +3913,12 @@
         </w:tc>
         <w:tc>
           <w:tcPr>
-            <w:tcW w:type="dxa" w:w="7313"/>
+            <w:tcW w:w="7313" w:type="dxa"/>
           </w:tcPr>
           <w:p>
-            <w:r/>
+            <w:pPr>
+              <w:spacing w:before="60" w:after="60"/>
+            </w:pPr>
             <w:r>
               <w:t>不再累積；影片下方不再顯示觀看進度</w:t>
             </w:r>
@@ -2348,10 +3928,12 @@
       <w:tr>
         <w:tc>
           <w:tcPr>
-            <w:tcW w:type="dxa" w:w="2047"/>
+            <w:tcW w:w="2047" w:type="dxa"/>
           </w:tcPr>
           <w:p>
-            <w:r/>
+            <w:pPr>
+              <w:spacing w:before="60" w:after="60"/>
+            </w:pPr>
             <w:r>
               <w:t>測驗</w:t>
             </w:r>
@@ -2359,10 +3941,12 @@
         </w:tc>
         <w:tc>
           <w:tcPr>
-            <w:tcW w:type="dxa" w:w="7313"/>
+            <w:tcW w:w="7313" w:type="dxa"/>
           </w:tcPr>
           <w:p>
-            <w:r/>
+            <w:pPr>
+              <w:spacing w:before="60" w:after="60"/>
+            </w:pPr>
             <w:r>
               <w:t>可回看歷次作答，不能開始新的作答；關閉當下正在作答的那一次可以完成並計分</w:t>
             </w:r>
@@ -2372,10 +3956,12 @@
       <w:tr>
         <w:tc>
           <w:tcPr>
-            <w:tcW w:type="dxa" w:w="2047"/>
+            <w:tcW w:w="2047" w:type="dxa"/>
           </w:tcPr>
           <w:p>
-            <w:r/>
+            <w:pPr>
+              <w:spacing w:before="60" w:after="60"/>
+            </w:pPr>
             <w:r>
               <w:t>課後問卷</w:t>
             </w:r>
@@ -2383,10 +3969,12 @@
         </w:tc>
         <w:tc>
           <w:tcPr>
-            <w:tcW w:type="dxa" w:w="7313"/>
+            <w:tcW w:w="7313" w:type="dxa"/>
           </w:tcPr>
           <w:p>
-            <w:r/>
+            <w:pPr>
+              <w:spacing w:before="60" w:after="60"/>
+            </w:pPr>
             <w:r>
               <w:t>已填者可回看；未填者無法填寫</w:t>
             </w:r>
@@ -2406,41 +3994,43 @@
       <w:pPr>
         <w:pStyle w:val="1"/>
       </w:pPr>
+      <w:bookmarkStart w:id="13" w:name="_Toc243386874"/>
       <w:r>
+        <w:lastRenderedPageBreak/>
         <w:t>參、常見訊息與處置</w:t>
       </w:r>
+      <w:bookmarkEnd w:id="13"/>
     </w:p>
     <w:p>
       <w:pPr>
         <w:pStyle w:val="2"/>
       </w:pPr>
+      <w:bookmarkStart w:id="14" w:name="_Toc243386875"/>
       <w:r>
         <w:t>一、被擋下（動作沒有完成）</w:t>
       </w:r>
+      <w:bookmarkEnd w:id="14"/>
     </w:p>
     <w:tbl>
       <w:tblPr>
         <w:tblStyle w:val="aff2"/>
-        <w:tblW w:type="auto" w:w="0"/>
+        <w:tblW w:w="0" w:type="auto"/>
         <w:tblLayout w:type="fixed"/>
-        <w:tblLook w:firstColumn="1" w:firstRow="1" w:lastColumn="0" w:lastRow="0" w:noHBand="0" w:noVBand="1" w:val="04A0"/>
-        <w:tblLayout w:type="fixed"/>
+        <w:tblLook w:val="04A0" w:firstRow="1" w:lastRow="0" w:firstColumn="1" w:lastColumn="0" w:noHBand="0" w:noVBand="1"/>
       </w:tblPr>
       <w:tblGrid>
-        <w:gridCol w:w="4680"/>
-        <w:gridCol w:w="4680"/>
+        <w:gridCol w:w="3782"/>
+        <w:gridCol w:w="5578"/>
       </w:tblGrid>
       <w:tr>
         <w:tc>
           <w:tcPr>
-            <w:tcW w:type="dxa" w:w="3782"/>
+            <w:tcW w:w="3782" w:type="dxa"/>
           </w:tcPr>
           <w:p>
-            <w:r>
-              <w:rPr>
-                <w:b/>
-              </w:rPr>
-            </w:r>
+            <w:pPr>
+              <w:spacing w:before="60" w:after="60"/>
+            </w:pPr>
             <w:r>
               <w:rPr>
                 <w:b/>
@@ -2451,14 +4041,12 @@
         </w:tc>
         <w:tc>
           <w:tcPr>
-            <w:tcW w:type="dxa" w:w="5578"/>
+            <w:tcW w:w="5578" w:type="dxa"/>
           </w:tcPr>
           <w:p>
-            <w:r>
-              <w:rPr>
-                <w:b/>
-              </w:rPr>
-            </w:r>
+            <w:pPr>
+              <w:spacing w:before="60" w:after="60"/>
+            </w:pPr>
             <w:r>
               <w:rPr>
                 <w:b/>
@@ -2471,10 +4059,12 @@
       <w:tr>
         <w:tc>
           <w:tcPr>
-            <w:tcW w:type="dxa" w:w="3782"/>
+            <w:tcW w:w="3782" w:type="dxa"/>
           </w:tcPr>
           <w:p>
-            <w:r/>
+            <w:pPr>
+              <w:spacing w:before="60" w:after="60"/>
+            </w:pPr>
             <w:r>
               <w:t>「請先完成「（教材名稱）」後解鎖」</w:t>
             </w:r>
@@ -2482,12 +4072,20 @@
         </w:tc>
         <w:tc>
           <w:tcPr>
-            <w:tcW w:type="dxa" w:w="5578"/>
+            <w:tcW w:w="5578" w:type="dxa"/>
           </w:tcPr>
           <w:p>
-            <w:r/>
+            <w:pPr>
+              <w:spacing w:before="60" w:after="60"/>
+            </w:pPr>
             <w:r>
-              <w:t>提示中點名的教材尚未完成。將其中每支影片看到 80% 以上；只有文件或說明文字的教材點開即可</w:t>
+              <w:t>提示中點名的教材尚未完成。將其中每支影片看到</w:t>
+            </w:r>
+            <w:r>
+              <w:t xml:space="preserve"> 80% </w:t>
+            </w:r>
+            <w:r>
+              <w:t>以上；只有文件或說明文字的教材點開即可</w:t>
             </w:r>
           </w:p>
         </w:tc>
@@ -2495,10 +4093,12 @@
       <w:tr>
         <w:tc>
           <w:tcPr>
-            <w:tcW w:type="dxa" w:w="3782"/>
+            <w:tcW w:w="3782" w:type="dxa"/>
           </w:tcPr>
           <w:p>
-            <w:r/>
+            <w:pPr>
+              <w:spacing w:before="60" w:after="60"/>
+            </w:pPr>
             <w:r>
               <w:t>「請先通過測驗「（測驗名稱）」後解鎖」</w:t>
             </w:r>
@@ -2506,12 +4106,20 @@
         </w:tc>
         <w:tc>
           <w:tcPr>
-            <w:tcW w:type="dxa" w:w="5578"/>
+            <w:tcW w:w="5578" w:type="dxa"/>
           </w:tcPr>
           <w:p>
-            <w:r/>
+            <w:pPr>
+              <w:spacing w:before="60" w:after="60"/>
+            </w:pPr>
             <w:r>
-              <w:t>提示中點名的測驗尚未及格。點該測驗重新作答；重考次數已用完者請洽課程教師於 ET02 重置</w:t>
+              <w:t>提示中點名的測驗尚未及格。點該測驗重新作答；重考次數已用完者請洽課程教師於</w:t>
+            </w:r>
+            <w:r>
+              <w:t xml:space="preserve"> ET02 </w:t>
+            </w:r>
+            <w:r>
+              <w:t>重置</w:t>
             </w:r>
           </w:p>
         </w:tc>
@@ -2519,10 +4127,12 @@
       <w:tr>
         <w:tc>
           <w:tcPr>
-            <w:tcW w:type="dxa" w:w="3782"/>
+            <w:tcW w:w="3782" w:type="dxa"/>
           </w:tcPr>
           <w:p>
-            <w:r/>
+            <w:pPr>
+              <w:spacing w:before="60" w:after="60"/>
+            </w:pPr>
             <w:r>
               <w:t>「請先依序完成前面的學習項目後解鎖」</w:t>
             </w:r>
@@ -2530,10 +4140,12 @@
         </w:tc>
         <w:tc>
           <w:tcPr>
-            <w:tcW w:type="dxa" w:w="5578"/>
+            <w:tcW w:w="5578" w:type="dxa"/>
           </w:tcPr>
           <w:p>
-            <w:r/>
+            <w:pPr>
+              <w:spacing w:before="60" w:after="60"/>
+            </w:pPr>
             <w:r>
               <w:t>依左側順序完成前面尚未完成的項目</w:t>
             </w:r>
@@ -2543,10 +4155,12 @@
       <w:tr>
         <w:tc>
           <w:tcPr>
-            <w:tcW w:type="dxa" w:w="3782"/>
+            <w:tcW w:w="3782" w:type="dxa"/>
           </w:tcPr>
           <w:p>
-            <w:r/>
+            <w:pPr>
+              <w:spacing w:before="60" w:after="60"/>
+            </w:pPr>
             <w:r>
               <w:t>「尚有題目未作答，請完成後再送出」</w:t>
             </w:r>
@@ -2554,10 +4168,12 @@
         </w:tc>
         <w:tc>
           <w:tcPr>
-            <w:tcW w:type="dxa" w:w="5578"/>
+            <w:tcW w:w="5578" w:type="dxa"/>
           </w:tcPr>
           <w:p>
-            <w:r/>
+            <w:pPr>
+              <w:spacing w:before="60" w:after="60"/>
+            </w:pPr>
             <w:r>
               <w:t>問卷有單選題未作答，依紅色標示補答後再送出</w:t>
             </w:r>
@@ -2567,10 +4183,12 @@
       <w:tr>
         <w:tc>
           <w:tcPr>
-            <w:tcW w:type="dxa" w:w="3782"/>
+            <w:tcW w:w="3782" w:type="dxa"/>
           </w:tcPr>
           <w:p>
-            <w:r/>
+            <w:pPr>
+              <w:spacing w:before="60" w:after="60"/>
+            </w:pPr>
             <w:r>
               <w:t>「課程已關閉，無法填寫問卷」</w:t>
             </w:r>
@@ -2578,10 +4196,12 @@
         </w:tc>
         <w:tc>
           <w:tcPr>
-            <w:tcW w:type="dxa" w:w="5578"/>
+            <w:tcW w:w="5578" w:type="dxa"/>
           </w:tcPr>
           <w:p>
-            <w:r/>
+            <w:pPr>
+              <w:spacing w:before="60" w:after="60"/>
+            </w:pPr>
             <w:r>
               <w:t>課程關閉期間無法填寫問卷，待教師再開課後再填寫</w:t>
             </w:r>
@@ -2591,10 +4211,12 @@
       <w:tr>
         <w:tc>
           <w:tcPr>
-            <w:tcW w:type="dxa" w:w="3782"/>
+            <w:tcW w:w="3782" w:type="dxa"/>
           </w:tcPr>
           <w:p>
-            <w:r/>
+            <w:pPr>
+              <w:spacing w:before="60" w:after="60"/>
+            </w:pPr>
             <w:r>
               <w:t>「此課程尚未開放，請於開放時間後再進入」</w:t>
             </w:r>
@@ -2602,10 +4224,12 @@
         </w:tc>
         <w:tc>
           <w:tcPr>
-            <w:tcW w:type="dxa" w:w="5578"/>
+            <w:tcW w:w="5578" w:type="dxa"/>
           </w:tcPr>
           <w:p>
-            <w:r/>
+            <w:pPr>
+              <w:spacing w:before="60" w:after="60"/>
+            </w:pPr>
             <w:r>
               <w:t>課程起始時間尚未到達，請於「我的課程」卡片標示的開放時點之後再進入</w:t>
             </w:r>
@@ -2617,33 +4241,32 @@
       <w:pPr>
         <w:pStyle w:val="2"/>
       </w:pPr>
+      <w:bookmarkStart w:id="15" w:name="_Toc243386876"/>
       <w:r>
         <w:t>二、有警告（動作完成但需判斷）</w:t>
       </w:r>
+      <w:bookmarkEnd w:id="15"/>
     </w:p>
     <w:tbl>
       <w:tblPr>
         <w:tblStyle w:val="aff2"/>
-        <w:tblW w:type="auto" w:w="0"/>
+        <w:tblW w:w="0" w:type="auto"/>
         <w:tblLayout w:type="fixed"/>
-        <w:tblLook w:firstColumn="1" w:firstRow="1" w:lastColumn="0" w:lastRow="0" w:noHBand="0" w:noVBand="1" w:val="04A0"/>
-        <w:tblLayout w:type="fixed"/>
+        <w:tblLook w:val="04A0" w:firstRow="1" w:lastRow="0" w:firstColumn="1" w:lastColumn="0" w:noHBand="0" w:noVBand="1"/>
       </w:tblPr>
       <w:tblGrid>
-        <w:gridCol w:w="4680"/>
-        <w:gridCol w:w="4680"/>
+        <w:gridCol w:w="3638"/>
+        <w:gridCol w:w="5722"/>
       </w:tblGrid>
       <w:tr>
         <w:tc>
           <w:tcPr>
-            <w:tcW w:type="dxa" w:w="3638"/>
+            <w:tcW w:w="3638" w:type="dxa"/>
           </w:tcPr>
           <w:p>
-            <w:r>
-              <w:rPr>
-                <w:b/>
-              </w:rPr>
-            </w:r>
+            <w:pPr>
+              <w:spacing w:before="60" w:after="60"/>
+            </w:pPr>
             <w:r>
               <w:rPr>
                 <w:b/>
@@ -2654,14 +4277,12 @@
         </w:tc>
         <w:tc>
           <w:tcPr>
-            <w:tcW w:type="dxa" w:w="5722"/>
+            <w:tcW w:w="5722" w:type="dxa"/>
           </w:tcPr>
           <w:p>
-            <w:r>
-              <w:rPr>
-                <w:b/>
-              </w:rPr>
-            </w:r>
+            <w:pPr>
+              <w:spacing w:before="60" w:after="60"/>
+            </w:pPr>
             <w:r>
               <w:rPr>
                 <w:b/>
@@ -2674,10 +4295,12 @@
       <w:tr>
         <w:tc>
           <w:tcPr>
-            <w:tcW w:type="dxa" w:w="3638"/>
+            <w:tcW w:w="3638" w:type="dxa"/>
           </w:tcPr>
           <w:p>
-            <w:r/>
+            <w:pPr>
+              <w:spacing w:before="60" w:after="60"/>
+            </w:pPr>
             <w:r>
               <w:t>「此文件已廢止」</w:t>
             </w:r>
@@ -2685,10 +4308,12 @@
         </w:tc>
         <w:tc>
           <w:tcPr>
-            <w:tcW w:type="dxa" w:w="5722"/>
+            <w:tcW w:w="5722" w:type="dxa"/>
           </w:tcPr>
           <w:p>
-            <w:r/>
+            <w:pPr>
+              <w:spacing w:before="60" w:after="60"/>
+            </w:pPr>
             <w:r>
               <w:t>該文件已在文件管理端廢止，內容仍可閱讀（廢止前最後一個版本）。對內容適用性有疑義者請洽課程教師</w:t>
             </w:r>
@@ -2698,10 +4323,12 @@
       <w:tr>
         <w:tc>
           <w:tcPr>
-            <w:tcW w:type="dxa" w:w="3638"/>
+            <w:tcW w:w="3638" w:type="dxa"/>
           </w:tcPr>
           <w:p>
-            <w:r/>
+            <w:pPr>
+              <w:spacing w:before="60" w:after="60"/>
+            </w:pPr>
             <w:r>
               <w:t>「此課程目前關閉中，僅可回看已學內容」</w:t>
             </w:r>
@@ -2709,10 +4336,12 @@
         </w:tc>
         <w:tc>
           <w:tcPr>
-            <w:tcW w:type="dxa" w:w="5722"/>
+            <w:tcW w:w="5722" w:type="dxa"/>
           </w:tcPr>
           <w:p>
-            <w:r/>
+            <w:pPr>
+              <w:spacing w:before="60" w:after="60"/>
+            </w:pPr>
             <w:r>
               <w:t>課程已關閉或已過訖止時間，可回看已開放的內容，但不再累積進度、不能開始新的測驗作答</w:t>
             </w:r>
@@ -2724,33 +4353,32 @@
       <w:pPr>
         <w:pStyle w:val="2"/>
       </w:pPr>
+      <w:bookmarkStart w:id="16" w:name="_Toc243386877"/>
       <w:r>
         <w:t>三、送出後的結果訊息</w:t>
       </w:r>
+      <w:bookmarkEnd w:id="16"/>
     </w:p>
     <w:tbl>
       <w:tblPr>
         <w:tblStyle w:val="aff2"/>
-        <w:tblW w:type="auto" w:w="0"/>
+        <w:tblW w:w="0" w:type="auto"/>
         <w:tblLayout w:type="fixed"/>
-        <w:tblLook w:firstColumn="1" w:firstRow="1" w:lastColumn="0" w:lastRow="0" w:noHBand="0" w:noVBand="1" w:val="04A0"/>
-        <w:tblLayout w:type="fixed"/>
+        <w:tblLook w:val="04A0" w:firstRow="1" w:lastRow="0" w:firstColumn="1" w:lastColumn="0" w:noHBand="0" w:noVBand="1"/>
       </w:tblPr>
       <w:tblGrid>
-        <w:gridCol w:w="4680"/>
-        <w:gridCol w:w="4680"/>
+        <w:gridCol w:w="4402"/>
+        <w:gridCol w:w="4958"/>
       </w:tblGrid>
       <w:tr>
         <w:tc>
           <w:tcPr>
-            <w:tcW w:type="dxa" w:w="4402"/>
+            <w:tcW w:w="4402" w:type="dxa"/>
           </w:tcPr>
           <w:p>
-            <w:r>
-              <w:rPr>
-                <w:b/>
-              </w:rPr>
-            </w:r>
+            <w:pPr>
+              <w:spacing w:before="60" w:after="60"/>
+            </w:pPr>
             <w:r>
               <w:rPr>
                 <w:b/>
@@ -2761,14 +4389,12 @@
         </w:tc>
         <w:tc>
           <w:tcPr>
-            <w:tcW w:type="dxa" w:w="4958"/>
+            <w:tcW w:w="4958" w:type="dxa"/>
           </w:tcPr>
           <w:p>
-            <w:r>
-              <w:rPr>
-                <w:b/>
-              </w:rPr>
-            </w:r>
+            <w:pPr>
+              <w:spacing w:before="60" w:after="60"/>
+            </w:pPr>
             <w:r>
               <w:rPr>
                 <w:b/>
@@ -2781,10 +4407,12 @@
       <w:tr>
         <w:tc>
           <w:tcPr>
-            <w:tcW w:type="dxa" w:w="4402"/>
+            <w:tcW w:w="4402" w:type="dxa"/>
           </w:tcPr>
           <w:p>
-            <w:r/>
+            <w:pPr>
+              <w:spacing w:before="60" w:after="60"/>
+            </w:pPr>
             <w:r>
               <w:t>「問卷已送出，感謝您的回饋」</w:t>
             </w:r>
@@ -2792,10 +4420,12 @@
         </w:tc>
         <w:tc>
           <w:tcPr>
-            <w:tcW w:type="dxa" w:w="4958"/>
+            <w:tcW w:w="4958" w:type="dxa"/>
           </w:tcPr>
           <w:p>
-            <w:r/>
+            <w:pPr>
+              <w:spacing w:before="60" w:after="60"/>
+            </w:pPr>
             <w:r>
               <w:t>問卷填答已記錄，之後只能唯讀回看</w:t>
             </w:r>
@@ -2807,33 +4437,32 @@
       <w:pPr>
         <w:pStyle w:val="2"/>
       </w:pPr>
+      <w:bookmarkStart w:id="17" w:name="_Toc243386878"/>
       <w:r>
         <w:t>四、其他情況</w:t>
       </w:r>
+      <w:bookmarkEnd w:id="17"/>
     </w:p>
     <w:tbl>
       <w:tblPr>
         <w:tblStyle w:val="aff2"/>
-        <w:tblW w:type="auto" w:w="0"/>
+        <w:tblW w:w="0" w:type="auto"/>
         <w:tblLayout w:type="fixed"/>
-        <w:tblLook w:firstColumn="1" w:firstRow="1" w:lastColumn="0" w:lastRow="0" w:noHBand="0" w:noVBand="1" w:val="04A0"/>
-        <w:tblLayout w:type="fixed"/>
+        <w:tblLook w:val="04A0" w:firstRow="1" w:lastRow="0" w:firstColumn="1" w:lastColumn="0" w:noHBand="0" w:noVBand="1"/>
       </w:tblPr>
       <w:tblGrid>
-        <w:gridCol w:w="4680"/>
-        <w:gridCol w:w="4680"/>
+        <w:gridCol w:w="4248"/>
+        <w:gridCol w:w="5112"/>
       </w:tblGrid>
       <w:tr>
         <w:tc>
           <w:tcPr>
-            <w:tcW w:type="dxa" w:w="4248"/>
+            <w:tcW w:w="4248" w:type="dxa"/>
           </w:tcPr>
           <w:p>
-            <w:r>
-              <w:rPr>
-                <w:b/>
-              </w:rPr>
-            </w:r>
+            <w:pPr>
+              <w:spacing w:before="60" w:after="60"/>
+            </w:pPr>
             <w:r>
               <w:rPr>
                 <w:b/>
@@ -2844,14 +4473,12 @@
         </w:tc>
         <w:tc>
           <w:tcPr>
-            <w:tcW w:type="dxa" w:w="5112"/>
+            <w:tcW w:w="5112" w:type="dxa"/>
           </w:tcPr>
           <w:p>
-            <w:r>
-              <w:rPr>
-                <w:b/>
-              </w:rPr>
-            </w:r>
+            <w:pPr>
+              <w:spacing w:before="60" w:after="60"/>
+            </w:pPr>
             <w:r>
               <w:rPr>
                 <w:b/>
@@ -2864,10 +4491,12 @@
       <w:tr>
         <w:tc>
           <w:tcPr>
-            <w:tcW w:type="dxa" w:w="4248"/>
+            <w:tcW w:w="4248" w:type="dxa"/>
           </w:tcPr>
           <w:p>
-            <w:r/>
+            <w:pPr>
+              <w:spacing w:before="60" w:after="60"/>
+            </w:pPr>
             <w:r>
               <w:t>開啟課程顯示「您尚未加入此課程」</w:t>
             </w:r>
@@ -2875,10 +4504,12 @@
         </w:tc>
         <w:tc>
           <w:tcPr>
-            <w:tcW w:type="dxa" w:w="5112"/>
+            <w:tcW w:w="5112" w:type="dxa"/>
           </w:tcPr>
           <w:p>
-            <w:r/>
+            <w:pPr>
+              <w:spacing w:before="60" w:after="60"/>
+            </w:pPr>
             <w:r>
               <w:t>本人不在該課程的學員名單中。請以邀請碼加入，或洽課程教師邀請</w:t>
             </w:r>
@@ -2888,10 +4519,12 @@
       <w:tr>
         <w:tc>
           <w:tcPr>
-            <w:tcW w:type="dxa" w:w="4248"/>
+            <w:tcW w:w="4248" w:type="dxa"/>
           </w:tcPr>
           <w:p>
-            <w:r/>
+            <w:pPr>
+              <w:spacing w:before="60" w:after="60"/>
+            </w:pPr>
             <w:r>
               <w:t>開啟課程顯示「您已被該課程移除」</w:t>
             </w:r>
@@ -2899,10 +4532,12 @@
         </w:tc>
         <w:tc>
           <w:tcPr>
-            <w:tcW w:type="dxa" w:w="5112"/>
+            <w:tcW w:w="5112" w:type="dxa"/>
           </w:tcPr>
           <w:p>
-            <w:r/>
+            <w:pPr>
+              <w:spacing w:before="60" w:after="60"/>
+            </w:pPr>
             <w:r>
               <w:t>教師已將本人移出該課程，需要重新加入時請洽課程教師</w:t>
             </w:r>
@@ -2912,21 +4547,26 @@
       <w:tr>
         <w:tc>
           <w:tcPr>
-            <w:tcW w:type="dxa" w:w="4248"/>
+            <w:tcW w:w="4248" w:type="dxa"/>
           </w:tcPr>
           <w:p>
-            <w:r/>
+            <w:pPr>
+              <w:spacing w:before="60" w:after="60"/>
+            </w:pPr>
             <w:r>
+              <w:lastRenderedPageBreak/>
               <w:t>點項目顯示「此內容已刪除」</w:t>
             </w:r>
           </w:p>
         </w:tc>
         <w:tc>
           <w:tcPr>
-            <w:tcW w:type="dxa" w:w="5112"/>
+            <w:tcW w:w="5112" w:type="dxa"/>
           </w:tcPr>
           <w:p>
-            <w:r/>
+            <w:pPr>
+              <w:spacing w:before="60" w:after="60"/>
+            </w:pPr>
             <w:r>
               <w:t>教師已刪除該項目或其所屬章節。回到「我的課程」後重新進入該課程，即顯示目前的課程內容</w:t>
             </w:r>
@@ -2936,10 +4576,12 @@
       <w:tr>
         <w:tc>
           <w:tcPr>
-            <w:tcW w:type="dxa" w:w="4248"/>
+            <w:tcW w:w="4248" w:type="dxa"/>
           </w:tcPr>
           <w:p>
-            <w:r/>
+            <w:pPr>
+              <w:spacing w:before="60" w:after="60"/>
+            </w:pPr>
             <w:r>
               <w:t>文件處顯示「此文件目前無法取得，請聯繫課程教師」</w:t>
             </w:r>
@@ -2947,10 +4589,12 @@
         </w:tc>
         <w:tc>
           <w:tcPr>
-            <w:tcW w:type="dxa" w:w="5112"/>
+            <w:tcW w:w="5112" w:type="dxa"/>
           </w:tcPr>
           <w:p>
-            <w:r/>
+            <w:pPr>
+              <w:spacing w:before="60" w:after="60"/>
+            </w:pPr>
             <w:r>
               <w:t>該文件在文件管理端已取不到，請洽課程教師更換引用</w:t>
             </w:r>
@@ -2960,10 +4604,12 @@
       <w:tr>
         <w:tc>
           <w:tcPr>
-            <w:tcW w:type="dxa" w:w="4248"/>
+            <w:tcW w:w="4248" w:type="dxa"/>
           </w:tcPr>
           <w:p>
-            <w:r/>
+            <w:pPr>
+              <w:spacing w:before="60" w:after="60"/>
+            </w:pPr>
             <w:r>
               <w:t>文件處顯示「此文件的檔案已不存在，請聯繫課程教師重新上傳」</w:t>
             </w:r>
@@ -2971,10 +4617,12 @@
         </w:tc>
         <w:tc>
           <w:tcPr>
-            <w:tcW w:type="dxa" w:w="5112"/>
+            <w:tcW w:w="5112" w:type="dxa"/>
           </w:tcPr>
           <w:p>
-            <w:r/>
+            <w:pPr>
+              <w:spacing w:before="60" w:after="60"/>
+            </w:pPr>
             <w:r>
               <w:t>該文件的檔案已不存在，請洽課程教師處理</w:t>
             </w:r>
@@ -2984,10 +4632,12 @@
       <w:tr>
         <w:tc>
           <w:tcPr>
-            <w:tcW w:type="dxa" w:w="4248"/>
+            <w:tcW w:w="4248" w:type="dxa"/>
           </w:tcPr>
           <w:p>
-            <w:r/>
+            <w:pPr>
+              <w:spacing w:before="60" w:after="60"/>
+            </w:pPr>
             <w:r>
               <w:t>問卷頁顯示「課程尚未完成，完課後即可填寫本問卷。」</w:t>
             </w:r>
@@ -2995,10 +4645,12 @@
         </w:tc>
         <w:tc>
           <w:tcPr>
-            <w:tcW w:type="dxa" w:w="5112"/>
+            <w:tcW w:w="5112" w:type="dxa"/>
           </w:tcPr>
           <w:p>
-            <w:r/>
+            <w:pPr>
+              <w:spacing w:before="60" w:after="60"/>
+            </w:pPr>
             <w:r>
               <w:t>尚未完課（例如教師剛新增了項目，完課狀態回到進行中）。完成全部項目後即可填寫</w:t>
             </w:r>
@@ -3008,10 +4660,12 @@
       <w:tr>
         <w:tc>
           <w:tcPr>
-            <w:tcW w:type="dxa" w:w="4248"/>
+            <w:tcW w:w="4248" w:type="dxa"/>
           </w:tcPr>
           <w:p>
-            <w:r/>
+            <w:pPr>
+              <w:spacing w:before="60" w:after="60"/>
+            </w:pPr>
             <w:r>
               <w:t>左側沒有出現問卷入口</w:t>
             </w:r>
@@ -3019,10 +4673,12 @@
         </w:tc>
         <w:tc>
           <w:tcPr>
-            <w:tcW w:type="dxa" w:w="5112"/>
+            <w:tcW w:w="5112" w:type="dxa"/>
           </w:tcPr>
           <w:p>
-            <w:r/>
+            <w:pPr>
+              <w:spacing w:before="60" w:after="60"/>
+            </w:pPr>
             <w:r>
               <w:t>尚未完課、課程未設課後問卷，或教師已停用問卷</w:t>
             </w:r>
@@ -3030,8 +4686,9 @@
         </w:tc>
       </w:tr>
     </w:tbl>
+    <w:p/>
     <w:sectPr>
-      <w:footerReference w:type="default" r:id="rId46"/>
+      <w:footerReference w:type="default" r:id="rId11"/>
       <w:pgSz w:w="12240" w:h="15840"/>
       <w:pgMar w:top="1440" w:right="1440" w:bottom="1440" w:left="1440" w:header="720" w:footer="720" w:gutter="0"/>
       <w:pgNumType w:start="1"/>
@@ -3072,16 +4729,6 @@
   <w:p>
     <w:pPr>
       <w:pStyle w:val="a5"/>
-    </w:pPr>
-  </w:p>
-</w:ftr>
-</file>
-
-<file path=word/footer2.xml><?xml version="1.0" encoding="utf-8"?>
-<w:ftr xmlns:wpc="http://schemas.microsoft.com/office/word/2010/wordprocessingCanvas" xmlns:cx="http://schemas.microsoft.com/office/drawing/2014/chartex" xmlns:cx1="http://schemas.microsoft.com/office/drawing/2015/9/8/chartex" xmlns:cx2="http://schemas.microsoft.com/office/drawing/2015/10/21/chartex" xmlns:cx3="http://schemas.microsoft.com/office/drawing/2016/5/9/chartex" xmlns:cx4="http://schemas.microsoft.com/office/drawing/2016/5/10/chartex" xmlns:cx5="http://schemas.microsoft.com/office/drawing/2016/5/11/chartex" xmlns:cx6="http://schemas.microsoft.com/office/drawing/2016/5/12/chartex" xmlns:cx7="http://schemas.microsoft.com/office/drawing/2016/5/13/chartex" xmlns:cx8="http://schemas.microsoft.com/office/drawing/2016/5/14/chartex" xmlns:mc="http://schemas.openxmlformats.org/markup-compatibility/2006" xmlns:aink="http://schemas.microsoft.com/office/drawing/2016/ink" xmlns:am3d="http://schemas.microsoft.com/office/drawing/2017/model3d" xmlns:o="urn:schemas-microsoft-com:office:office" xmlns:r="http://schemas.openxmlformats.org/officeDocument/2006/relationships" xmlns:m="http://schemas.openxmlformats.org/officeDocument/2006/math" xmlns:v="urn:schemas-microsoft-com:vml" xmlns:wp14="http://schemas.microsoft.com/office/word/2010/wordprocessingDrawing" xmlns:wp="http://schemas.openxmlformats.org/drawingml/2006/wordprocessingDrawing" xmlns:w10="urn:schemas-microsoft-com:office:word" xmlns:w="http://schemas.openxmlformats.org/wordprocessingml/2006/main" xmlns:w14="http://schemas.microsoft.com/office/word/2010/wordml" xmlns:w15="http://schemas.microsoft.com/office/word/2012/wordml" xmlns:w16cid="http://schemas.microsoft.com/office/word/2016/wordml/cid" xmlns:w16se="http://schemas.microsoft.com/office/word/2015/wordml/symex" xmlns:wpg="http://schemas.microsoft.com/office/word/2010/wordprocessingGroup" xmlns:wpi="http://schemas.microsoft.com/office/word/2010/wordprocessingInk" xmlns:wne="http://schemas.microsoft.com/office/word/2006/wordml" xmlns:wps="http://schemas.microsoft.com/office/word/2010/wordprocessingShape" mc:Ignorable="w14 w15 w16se w16cid wp14">
-  <w:p>
-    <w:pPr>
-      <w:pStyle w:val="a5"/>
       <w:jc w:val="center"/>
     </w:pPr>
     <w:r>
@@ -3145,7 +4792,7 @@
         <w:noProof/>
         <w:sz w:val="20"/>
       </w:rPr>
-      <w:t>39</w:t>
+      <w:t>8</w:t>
     </w:r>
     <w:r>
       <w:rPr>
@@ -3185,6 +4832,64 @@
 <file path=word/numbering.xml><?xml version="1.0" encoding="utf-8"?>
 <w:numbering xmlns:wpc="http://schemas.microsoft.com/office/word/2010/wordprocessingCanvas" xmlns:cx="http://schemas.microsoft.com/office/drawing/2014/chartex" xmlns:cx1="http://schemas.microsoft.com/office/drawing/2015/9/8/chartex" xmlns:cx2="http://schemas.microsoft.com/office/drawing/2015/10/21/chartex" xmlns:cx3="http://schemas.microsoft.com/office/drawing/2016/5/9/chartex" xmlns:cx4="http://schemas.microsoft.com/office/drawing/2016/5/10/chartex" xmlns:cx5="http://schemas.microsoft.com/office/drawing/2016/5/11/chartex" xmlns:cx6="http://schemas.microsoft.com/office/drawing/2016/5/12/chartex" xmlns:cx7="http://schemas.microsoft.com/office/drawing/2016/5/13/chartex" xmlns:cx8="http://schemas.microsoft.com/office/drawing/2016/5/14/chartex" xmlns:mc="http://schemas.openxmlformats.org/markup-compatibility/2006" xmlns:aink="http://schemas.microsoft.com/office/drawing/2016/ink" xmlns:am3d="http://schemas.microsoft.com/office/drawing/2017/model3d" xmlns:o="urn:schemas-microsoft-com:office:office" xmlns:r="http://schemas.openxmlformats.org/officeDocument/2006/relationships" xmlns:m="http://schemas.openxmlformats.org/officeDocument/2006/math" xmlns:v="urn:schemas-microsoft-com:vml" xmlns:wp14="http://schemas.microsoft.com/office/word/2010/wordprocessingDrawing" xmlns:wp="http://schemas.openxmlformats.org/drawingml/2006/wordprocessingDrawing" xmlns:w10="urn:schemas-microsoft-com:office:word" xmlns:w="http://schemas.openxmlformats.org/wordprocessingml/2006/main" xmlns:w14="http://schemas.microsoft.com/office/word/2010/wordml" xmlns:w15="http://schemas.microsoft.com/office/word/2012/wordml" xmlns:w16cid="http://schemas.microsoft.com/office/word/2016/wordml/cid" xmlns:w16se="http://schemas.microsoft.com/office/word/2015/wordml/symex" xmlns:wpg="http://schemas.microsoft.com/office/word/2010/wordprocessingGroup" xmlns:wpi="http://schemas.microsoft.com/office/word/2010/wordprocessingInk" xmlns:wne="http://schemas.microsoft.com/office/word/2006/wordml" xmlns:wps="http://schemas.microsoft.com/office/word/2010/wordprocessingShape" mc:Ignorable="w14 w15 w16se w16cid wp14">
   <w:abstractNum w:abstractNumId="0" w15:restartNumberingAfterBreak="0">
+    <w:nsid w:val="173341E2"/>
+    <w:multiLevelType w:val="multilevel"/>
+    <w:tmpl w:val="92C4FCBE"/>
+    <w:lvl w:ilvl="0">
+      <w:start w:val="1"/>
+      <w:numFmt w:val="bullet"/>
+      <w:lvlText w:val="●"/>
+      <w:lvlJc w:val="left"/>
+      <w:pPr>
+        <w:ind w:left="482" w:hanging="482"/>
+      </w:pPr>
+    </w:lvl>
+    <w:lvl w:ilvl="1">
+      <w:start w:val="1"/>
+      <w:numFmt w:val="bullet"/>
+      <w:lvlText w:val="●"/>
+      <w:lvlJc w:val="left"/>
+      <w:pPr>
+        <w:ind w:left="1440" w:hanging="480"/>
+      </w:pPr>
+    </w:lvl>
+    <w:lvl w:ilvl="2">
+      <w:numFmt w:val="decimal"/>
+      <w:lvlText w:val=""/>
+      <w:lvlJc w:val="left"/>
+    </w:lvl>
+    <w:lvl w:ilvl="3">
+      <w:numFmt w:val="decimal"/>
+      <w:lvlText w:val=""/>
+      <w:lvlJc w:val="left"/>
+    </w:lvl>
+    <w:lvl w:ilvl="4">
+      <w:numFmt w:val="decimal"/>
+      <w:lvlText w:val=""/>
+      <w:lvlJc w:val="left"/>
+    </w:lvl>
+    <w:lvl w:ilvl="5">
+      <w:numFmt w:val="decimal"/>
+      <w:lvlText w:val=""/>
+      <w:lvlJc w:val="left"/>
+    </w:lvl>
+    <w:lvl w:ilvl="6">
+      <w:numFmt w:val="decimal"/>
+      <w:lvlText w:val=""/>
+      <w:lvlJc w:val="left"/>
+    </w:lvl>
+    <w:lvl w:ilvl="7">
+      <w:numFmt w:val="decimal"/>
+      <w:lvlText w:val=""/>
+      <w:lvlJc w:val="left"/>
+    </w:lvl>
+    <w:lvl w:ilvl="8">
+      <w:numFmt w:val="decimal"/>
+      <w:lvlText w:val=""/>
+      <w:lvlJc w:val="left"/>
+    </w:lvl>
+  </w:abstractNum>
+  <w:abstractNum w:abstractNumId="1" w15:restartNumberingAfterBreak="0">
     <w:nsid w:val="1ABC44C1"/>
     <w:multiLevelType w:val="singleLevel"/>
     <w:tmpl w:val="DB806158"/>
@@ -3201,7 +4906,7 @@
       </w:rPr>
     </w:lvl>
   </w:abstractNum>
-  <w:abstractNum w:abstractNumId="1" w15:restartNumberingAfterBreak="0">
+  <w:abstractNum w:abstractNumId="2" w15:restartNumberingAfterBreak="0">
     <w:nsid w:val="7CDE1FC3"/>
     <w:multiLevelType w:val="hybridMultilevel"/>
     <w:tmpl w:val="7EACF0CE"/>
@@ -3265,237 +4970,226 @@
       <w:lvlJc w:val="left"/>
     </w:lvl>
   </w:abstractNum>
-  <w:abstractNum w:abstractNumId="900">
-    <w:lvl w:ilvl="0">
-      <w:start w:val="1"/>
-      <w:numFmt w:val="bullet"/>
-      <w:lvlText w:val="●"/>
-      <w:lvlJc w:val="left"/>
-      <w:pPr>
-        <w:ind w:left="482" w:hanging="482"/>
-      </w:pPr>
-    </w:lvl>
-  </w:abstractNum>
   <w:num w:numId="1">
-    <w:abstractNumId w:val="0"/>
+    <w:abstractNumId w:val="1"/>
     <w:lvlOverride w:ilvl="0">
       <w:startOverride w:val="1"/>
     </w:lvlOverride>
   </w:num>
   <w:num w:numId="2">
-    <w:abstractNumId w:val="0"/>
+    <w:abstractNumId w:val="1"/>
     <w:lvlOverride w:ilvl="0">
       <w:startOverride w:val="1"/>
     </w:lvlOverride>
   </w:num>
   <w:num w:numId="3">
-    <w:abstractNumId w:val="0"/>
+    <w:abstractNumId w:val="1"/>
     <w:lvlOverride w:ilvl="0">
       <w:startOverride w:val="1"/>
     </w:lvlOverride>
   </w:num>
   <w:num w:numId="4">
+    <w:abstractNumId w:val="2"/>
+    <w:lvlOverride w:ilvl="0">
+      <w:startOverride w:val="1"/>
+    </w:lvlOverride>
+  </w:num>
+  <w:num w:numId="5">
     <w:abstractNumId w:val="1"/>
     <w:lvlOverride w:ilvl="0">
       <w:startOverride w:val="1"/>
     </w:lvlOverride>
   </w:num>
-  <w:num w:numId="5">
-    <w:abstractNumId w:val="0"/>
-    <w:lvlOverride w:ilvl="0">
-      <w:startOverride w:val="1"/>
-    </w:lvlOverride>
-  </w:num>
   <w:num w:numId="6">
-    <w:abstractNumId w:val="0"/>
+    <w:abstractNumId w:val="1"/>
     <w:lvlOverride w:ilvl="0">
       <w:startOverride w:val="1"/>
     </w:lvlOverride>
   </w:num>
   <w:num w:numId="7">
-    <w:abstractNumId w:val="0"/>
+    <w:abstractNumId w:val="1"/>
     <w:lvlOverride w:ilvl="0">
       <w:startOverride w:val="1"/>
     </w:lvlOverride>
   </w:num>
   <w:num w:numId="8">
-    <w:abstractNumId w:val="0"/>
+    <w:abstractNumId w:val="1"/>
     <w:lvlOverride w:ilvl="0">
       <w:startOverride w:val="1"/>
     </w:lvlOverride>
   </w:num>
   <w:num w:numId="9">
-    <w:abstractNumId w:val="0"/>
+    <w:abstractNumId w:val="1"/>
     <w:lvlOverride w:ilvl="0">
       <w:startOverride w:val="1"/>
     </w:lvlOverride>
   </w:num>
   <w:num w:numId="10">
-    <w:abstractNumId w:val="0"/>
+    <w:abstractNumId w:val="1"/>
     <w:lvlOverride w:ilvl="0">
       <w:startOverride w:val="1"/>
     </w:lvlOverride>
   </w:num>
   <w:num w:numId="11">
-    <w:abstractNumId w:val="0"/>
+    <w:abstractNumId w:val="1"/>
     <w:lvlOverride w:ilvl="0">
       <w:startOverride w:val="1"/>
     </w:lvlOverride>
   </w:num>
   <w:num w:numId="12">
-    <w:abstractNumId w:val="0"/>
+    <w:abstractNumId w:val="1"/>
     <w:lvlOverride w:ilvl="0">
       <w:startOverride w:val="1"/>
     </w:lvlOverride>
   </w:num>
   <w:num w:numId="13">
-    <w:abstractNumId w:val="0"/>
+    <w:abstractNumId w:val="1"/>
     <w:lvlOverride w:ilvl="0">
       <w:startOverride w:val="1"/>
     </w:lvlOverride>
   </w:num>
   <w:num w:numId="14">
-    <w:abstractNumId w:val="0"/>
+    <w:abstractNumId w:val="1"/>
     <w:lvlOverride w:ilvl="0">
       <w:startOverride w:val="1"/>
     </w:lvlOverride>
   </w:num>
   <w:num w:numId="15">
-    <w:abstractNumId w:val="0"/>
+    <w:abstractNumId w:val="1"/>
     <w:lvlOverride w:ilvl="0">
       <w:startOverride w:val="1"/>
     </w:lvlOverride>
   </w:num>
   <w:num w:numId="16">
-    <w:abstractNumId w:val="0"/>
+    <w:abstractNumId w:val="1"/>
     <w:lvlOverride w:ilvl="0">
       <w:startOverride w:val="1"/>
     </w:lvlOverride>
   </w:num>
   <w:num w:numId="17">
-    <w:abstractNumId w:val="0"/>
+    <w:abstractNumId w:val="1"/>
     <w:lvlOverride w:ilvl="0">
       <w:startOverride w:val="1"/>
     </w:lvlOverride>
   </w:num>
   <w:num w:numId="18">
-    <w:abstractNumId w:val="0"/>
+    <w:abstractNumId w:val="1"/>
     <w:lvlOverride w:ilvl="0">
       <w:startOverride w:val="1"/>
     </w:lvlOverride>
   </w:num>
   <w:num w:numId="19">
-    <w:abstractNumId w:val="0"/>
+    <w:abstractNumId w:val="1"/>
     <w:lvlOverride w:ilvl="0">
       <w:startOverride w:val="1"/>
     </w:lvlOverride>
   </w:num>
   <w:num w:numId="20">
-    <w:abstractNumId w:val="0"/>
+    <w:abstractNumId w:val="1"/>
     <w:lvlOverride w:ilvl="0">
       <w:startOverride w:val="1"/>
     </w:lvlOverride>
   </w:num>
   <w:num w:numId="21">
-    <w:abstractNumId w:val="0"/>
+    <w:abstractNumId w:val="1"/>
     <w:lvlOverride w:ilvl="0">
       <w:startOverride w:val="1"/>
     </w:lvlOverride>
   </w:num>
   <w:num w:numId="22">
-    <w:abstractNumId w:val="0"/>
+    <w:abstractNumId w:val="1"/>
     <w:lvlOverride w:ilvl="0">
       <w:startOverride w:val="1"/>
     </w:lvlOverride>
   </w:num>
   <w:num w:numId="23">
-    <w:abstractNumId w:val="0"/>
+    <w:abstractNumId w:val="1"/>
     <w:lvlOverride w:ilvl="0">
       <w:startOverride w:val="1"/>
     </w:lvlOverride>
   </w:num>
   <w:num w:numId="24">
-    <w:abstractNumId w:val="0"/>
+    <w:abstractNumId w:val="1"/>
     <w:lvlOverride w:ilvl="0">
       <w:startOverride w:val="1"/>
     </w:lvlOverride>
   </w:num>
   <w:num w:numId="25">
-    <w:abstractNumId w:val="0"/>
+    <w:abstractNumId w:val="1"/>
     <w:lvlOverride w:ilvl="0">
       <w:startOverride w:val="1"/>
     </w:lvlOverride>
   </w:num>
   <w:num w:numId="26">
-    <w:abstractNumId w:val="0"/>
+    <w:abstractNumId w:val="1"/>
     <w:lvlOverride w:ilvl="0">
       <w:startOverride w:val="1"/>
     </w:lvlOverride>
   </w:num>
   <w:num w:numId="27">
-    <w:abstractNumId w:val="0"/>
+    <w:abstractNumId w:val="1"/>
     <w:lvlOverride w:ilvl="0">
       <w:startOverride w:val="1"/>
     </w:lvlOverride>
   </w:num>
   <w:num w:numId="28">
-    <w:abstractNumId w:val="0"/>
+    <w:abstractNumId w:val="1"/>
     <w:lvlOverride w:ilvl="0">
       <w:startOverride w:val="1"/>
     </w:lvlOverride>
   </w:num>
   <w:num w:numId="29">
-    <w:abstractNumId w:val="0"/>
+    <w:abstractNumId w:val="1"/>
     <w:lvlOverride w:ilvl="0">
       <w:startOverride w:val="1"/>
     </w:lvlOverride>
   </w:num>
   <w:num w:numId="30">
-    <w:abstractNumId w:val="0"/>
+    <w:abstractNumId w:val="1"/>
     <w:lvlOverride w:ilvl="0">
       <w:startOverride w:val="1"/>
     </w:lvlOverride>
   </w:num>
   <w:num w:numId="31">
-    <w:abstractNumId w:val="0"/>
+    <w:abstractNumId w:val="1"/>
     <w:lvlOverride w:ilvl="0">
       <w:startOverride w:val="1"/>
     </w:lvlOverride>
   </w:num>
   <w:num w:numId="32">
-    <w:abstractNumId w:val="0"/>
+    <w:abstractNumId w:val="1"/>
     <w:lvlOverride w:ilvl="0">
       <w:startOverride w:val="1"/>
     </w:lvlOverride>
   </w:num>
   <w:num w:numId="33">
-    <w:abstractNumId w:val="0"/>
+    <w:abstractNumId w:val="1"/>
     <w:lvlOverride w:ilvl="0">
       <w:startOverride w:val="1"/>
     </w:lvlOverride>
   </w:num>
   <w:num w:numId="34">
-    <w:abstractNumId w:val="0"/>
+    <w:abstractNumId w:val="1"/>
     <w:lvlOverride w:ilvl="0">
       <w:startOverride w:val="1"/>
     </w:lvlOverride>
   </w:num>
   <w:num w:numId="35">
-    <w:abstractNumId w:val="0"/>
+    <w:abstractNumId w:val="1"/>
     <w:lvlOverride w:ilvl="0">
       <w:startOverride w:val="1"/>
     </w:lvlOverride>
   </w:num>
   <w:num w:numId="36">
-    <w:abstractNumId w:val="0"/>
+    <w:abstractNumId w:val="1"/>
     <w:lvlOverride w:ilvl="0">
       <w:startOverride w:val="1"/>
     </w:lvlOverride>
   </w:num>
+  <w:num w:numId="37">
+    <w:abstractNumId w:val="0"/>
+  </w:num>
   <w:numIdMacAtCleanup w:val="36"/>
-  <w:num w:numId="900">
-    <w:abstractNumId w:val="900"/>
-  </w:num>
 </w:numbering>
 </file>
 
@@ -15261,7 +16955,7 @@
 </file>
 
 <file path=customXml/itemProps1.xml><?xml version="1.0" encoding="utf-8"?>
-<ds:datastoreItem xmlns:ds="http://schemas.openxmlformats.org/officeDocument/2006/customXml" ds:itemID="{F5433768-CC8D-4AF3-B2C9-4B3C2D302557}">
+<ds:datastoreItem xmlns:ds="http://schemas.openxmlformats.org/officeDocument/2006/customXml" ds:itemID="{ECEAD32D-06C7-4233-9008-7BF93C81212C}">
   <ds:schemaRefs>
     <ds:schemaRef ds:uri="http://schemas.openxmlformats.org/officeDocument/2006/bibliography"/>
   </ds:schemaRefs>

--- a/docs/manuals/et/ET06-課程學習.docx
+++ b/docs/manuals/et/ET06-課程學習.docx
@@ -516,7 +516,7 @@
       <w:r>
         <w:fldChar w:fldCharType="separate"/>
       </w:r>
-      <w:hyperlink w:anchor="_Toc243386862" w:history="1">
+      <w:hyperlink w:anchor="_Toc243399645" w:history="1">
         <w:r>
           <w:rPr>
             <w:rStyle w:val="affb"/>
@@ -544,7 +544,7 @@
             <w:noProof/>
             <w:webHidden/>
           </w:rPr>
-          <w:instrText xml:space="preserve"> PAGEREF _Toc243386862 \h </w:instrText>
+          <w:instrText xml:space="preserve"> PAGEREF _Toc243399645 \h </w:instrText>
         </w:r>
         <w:r>
           <w:rPr>
@@ -589,7 +589,7 @@
           <w:szCs w:val="22"/>
         </w:rPr>
       </w:pPr>
-      <w:hyperlink w:anchor="_Toc243386863" w:history="1">
+      <w:hyperlink w:anchor="_Toc243399646" w:history="1">
         <w:r>
           <w:rPr>
             <w:rStyle w:val="affb"/>
@@ -617,7 +617,7 @@
             <w:noProof/>
             <w:webHidden/>
           </w:rPr>
-          <w:instrText xml:space="preserve"> PAGEREF _Toc243386863 \h </w:instrText>
+          <w:instrText xml:space="preserve"> PAGEREF _Toc243399646 \h </w:instrText>
         </w:r>
         <w:r>
           <w:rPr>
@@ -662,7 +662,7 @@
           <w:szCs w:val="22"/>
         </w:rPr>
       </w:pPr>
-      <w:hyperlink w:anchor="_Toc243386864" w:history="1">
+      <w:hyperlink w:anchor="_Toc243399647" w:history="1">
         <w:r>
           <w:rPr>
             <w:rStyle w:val="affb"/>
@@ -690,7 +690,7 @@
             <w:noProof/>
             <w:webHidden/>
           </w:rPr>
-          <w:instrText xml:space="preserve"> PAGEREF _Toc243386864 \h </w:instrText>
+          <w:instrText xml:space="preserve"> PAGEREF _Toc243399647 \h </w:instrText>
         </w:r>
         <w:r>
           <w:rPr>
@@ -735,7 +735,7 @@
           <w:szCs w:val="22"/>
         </w:rPr>
       </w:pPr>
-      <w:hyperlink w:anchor="_Toc243386865" w:history="1">
+      <w:hyperlink w:anchor="_Toc243399648" w:history="1">
         <w:r>
           <w:rPr>
             <w:rStyle w:val="affb"/>
@@ -763,7 +763,7 @@
             <w:noProof/>
             <w:webHidden/>
           </w:rPr>
-          <w:instrText xml:space="preserve"> PAGEREF _Toc243386865 \h </w:instrText>
+          <w:instrText xml:space="preserve"> PAGEREF _Toc243399648 \h </w:instrText>
         </w:r>
         <w:r>
           <w:rPr>
@@ -808,7 +808,7 @@
           <w:szCs w:val="22"/>
         </w:rPr>
       </w:pPr>
-      <w:hyperlink w:anchor="_Toc243386866" w:history="1">
+      <w:hyperlink w:anchor="_Toc243399649" w:history="1">
         <w:r>
           <w:rPr>
             <w:rStyle w:val="affb"/>
@@ -836,7 +836,7 @@
             <w:noProof/>
             <w:webHidden/>
           </w:rPr>
-          <w:instrText xml:space="preserve"> PAGEREF _Toc243386866 \h </w:instrText>
+          <w:instrText xml:space="preserve"> PAGEREF _Toc243399649 \h </w:instrText>
         </w:r>
         <w:r>
           <w:rPr>
@@ -881,7 +881,7 @@
           <w:szCs w:val="22"/>
         </w:rPr>
       </w:pPr>
-      <w:hyperlink w:anchor="_Toc243386867" w:history="1">
+      <w:hyperlink w:anchor="_Toc243399650" w:history="1">
         <w:r>
           <w:rPr>
             <w:rStyle w:val="affb"/>
@@ -909,7 +909,7 @@
             <w:noProof/>
             <w:webHidden/>
           </w:rPr>
-          <w:instrText xml:space="preserve"> PAGEREF _Toc243386867 \h </w:instrText>
+          <w:instrText xml:space="preserve"> PAGEREF _Toc243399650 \h </w:instrText>
         </w:r>
         <w:r>
           <w:rPr>
@@ -954,7 +954,7 @@
           <w:szCs w:val="22"/>
         </w:rPr>
       </w:pPr>
-      <w:hyperlink w:anchor="_Toc243386868" w:history="1">
+      <w:hyperlink w:anchor="_Toc243399651" w:history="1">
         <w:r>
           <w:rPr>
             <w:rStyle w:val="affb"/>
@@ -982,7 +982,7 @@
             <w:noProof/>
             <w:webHidden/>
           </w:rPr>
-          <w:instrText xml:space="preserve"> PAGEREF _Toc243386868 \h </w:instrText>
+          <w:instrText xml:space="preserve"> PAGEREF _Toc243399651 \h </w:instrText>
         </w:r>
         <w:r>
           <w:rPr>
@@ -1027,7 +1027,7 @@
           <w:szCs w:val="22"/>
         </w:rPr>
       </w:pPr>
-      <w:hyperlink w:anchor="_Toc243386869" w:history="1">
+      <w:hyperlink w:anchor="_Toc243399652" w:history="1">
         <w:r>
           <w:rPr>
             <w:rStyle w:val="affb"/>
@@ -1055,7 +1055,7 @@
             <w:noProof/>
             <w:webHidden/>
           </w:rPr>
-          <w:instrText xml:space="preserve"> PAGEREF _Toc243386869 \h </w:instrText>
+          <w:instrText xml:space="preserve"> PAGEREF _Toc243399652 \h </w:instrText>
         </w:r>
         <w:r>
           <w:rPr>
@@ -1100,7 +1100,7 @@
           <w:szCs w:val="22"/>
         </w:rPr>
       </w:pPr>
-      <w:hyperlink w:anchor="_Toc243386870" w:history="1">
+      <w:hyperlink w:anchor="_Toc243399653" w:history="1">
         <w:r>
           <w:rPr>
             <w:rStyle w:val="affb"/>
@@ -1128,7 +1128,7 @@
             <w:noProof/>
             <w:webHidden/>
           </w:rPr>
-          <w:instrText xml:space="preserve"> PAGEREF _Toc243386870 \h </w:instrText>
+          <w:instrText xml:space="preserve"> PAGEREF _Toc243399653 \h </w:instrText>
         </w:r>
         <w:r>
           <w:rPr>
@@ -1173,7 +1173,7 @@
           <w:szCs w:val="22"/>
         </w:rPr>
       </w:pPr>
-      <w:hyperlink w:anchor="_Toc243386871" w:history="1">
+      <w:hyperlink w:anchor="_Toc243399654" w:history="1">
         <w:r>
           <w:rPr>
             <w:rStyle w:val="affb"/>
@@ -1201,7 +1201,7 @@
             <w:noProof/>
             <w:webHidden/>
           </w:rPr>
-          <w:instrText xml:space="preserve"> PAGEREF _Toc243386871 \h </w:instrText>
+          <w:instrText xml:space="preserve"> PAGEREF _Toc243399654 \h </w:instrText>
         </w:r>
         <w:r>
           <w:rPr>
@@ -1246,7 +1246,7 @@
           <w:szCs w:val="22"/>
         </w:rPr>
       </w:pPr>
-      <w:hyperlink w:anchor="_Toc243386872" w:history="1">
+      <w:hyperlink w:anchor="_Toc243399655" w:history="1">
         <w:r>
           <w:rPr>
             <w:rStyle w:val="affb"/>
@@ -1274,7 +1274,7 @@
             <w:noProof/>
             <w:webHidden/>
           </w:rPr>
-          <w:instrText xml:space="preserve"> PAGEREF _Toc243386872 \h </w:instrText>
+          <w:instrText xml:space="preserve"> PAGEREF _Toc243399655 \h </w:instrText>
         </w:r>
         <w:r>
           <w:rPr>
@@ -1319,7 +1319,7 @@
           <w:szCs w:val="22"/>
         </w:rPr>
       </w:pPr>
-      <w:hyperlink w:anchor="_Toc243386873" w:history="1">
+      <w:hyperlink w:anchor="_Toc243399656" w:history="1">
         <w:r>
           <w:rPr>
             <w:rStyle w:val="affb"/>
@@ -1347,7 +1347,7 @@
             <w:noProof/>
             <w:webHidden/>
           </w:rPr>
-          <w:instrText xml:space="preserve"> PAGEREF _Toc243386873 \h </w:instrText>
+          <w:instrText xml:space="preserve"> PAGEREF _Toc243399656 \h </w:instrText>
         </w:r>
         <w:r>
           <w:rPr>
@@ -1392,7 +1392,7 @@
           <w:szCs w:val="22"/>
         </w:rPr>
       </w:pPr>
-      <w:hyperlink w:anchor="_Toc243386874" w:history="1">
+      <w:hyperlink w:anchor="_Toc243399657" w:history="1">
         <w:r>
           <w:rPr>
             <w:rStyle w:val="affb"/>
@@ -1420,7 +1420,7 @@
             <w:noProof/>
             <w:webHidden/>
           </w:rPr>
-          <w:instrText xml:space="preserve"> PAGEREF _Toc243386874 \h </w:instrText>
+          <w:instrText xml:space="preserve"> PAGEREF _Toc243399657 \h </w:instrText>
         </w:r>
         <w:r>
           <w:rPr>
@@ -1465,7 +1465,7 @@
           <w:szCs w:val="22"/>
         </w:rPr>
       </w:pPr>
-      <w:hyperlink w:anchor="_Toc243386875" w:history="1">
+      <w:hyperlink w:anchor="_Toc243399658" w:history="1">
         <w:r>
           <w:rPr>
             <w:rStyle w:val="affb"/>
@@ -1493,7 +1493,7 @@
             <w:noProof/>
             <w:webHidden/>
           </w:rPr>
-          <w:instrText xml:space="preserve"> PAGEREF _Toc243386875 \h </w:instrText>
+          <w:instrText xml:space="preserve"> PAGEREF _Toc243399658 \h </w:instrText>
         </w:r>
         <w:r>
           <w:rPr>
@@ -1538,7 +1538,7 @@
           <w:szCs w:val="22"/>
         </w:rPr>
       </w:pPr>
-      <w:hyperlink w:anchor="_Toc243386876" w:history="1">
+      <w:hyperlink w:anchor="_Toc243399659" w:history="1">
         <w:r>
           <w:rPr>
             <w:rStyle w:val="affb"/>
@@ -1566,7 +1566,7 @@
             <w:noProof/>
             <w:webHidden/>
           </w:rPr>
-          <w:instrText xml:space="preserve"> PAGEREF _Toc243386876 \h </w:instrText>
+          <w:instrText xml:space="preserve"> PAGEREF _Toc243399659 \h </w:instrText>
         </w:r>
         <w:r>
           <w:rPr>
@@ -1611,7 +1611,7 @@
           <w:szCs w:val="22"/>
         </w:rPr>
       </w:pPr>
-      <w:hyperlink w:anchor="_Toc243386877" w:history="1">
+      <w:hyperlink w:anchor="_Toc243399660" w:history="1">
         <w:r>
           <w:rPr>
             <w:rStyle w:val="affb"/>
@@ -1639,7 +1639,7 @@
             <w:noProof/>
             <w:webHidden/>
           </w:rPr>
-          <w:instrText xml:space="preserve"> PAGEREF _Toc243386877 \h </w:instrText>
+          <w:instrText xml:space="preserve"> PAGEREF _Toc243399660 \h </w:instrText>
         </w:r>
         <w:r>
           <w:rPr>
@@ -1684,7 +1684,7 @@
           <w:szCs w:val="22"/>
         </w:rPr>
       </w:pPr>
-      <w:hyperlink w:anchor="_Toc243386878" w:history="1">
+      <w:hyperlink w:anchor="_Toc243399661" w:history="1">
         <w:r>
           <w:rPr>
             <w:rStyle w:val="affb"/>
@@ -1712,7 +1712,7 @@
             <w:noProof/>
             <w:webHidden/>
           </w:rPr>
-          <w:instrText xml:space="preserve"> PAGEREF _Toc243386878 \h </w:instrText>
+          <w:instrText xml:space="preserve"> PAGEREF _Toc243399661 \h </w:instrText>
         </w:r>
         <w:r>
           <w:rPr>
@@ -1762,7 +1762,7 @@
       <w:pPr>
         <w:pStyle w:val="1"/>
       </w:pPr>
-      <w:bookmarkStart w:id="1" w:name="_Toc243386862"/>
+      <w:bookmarkStart w:id="1" w:name="_Toc243399645"/>
       <w:r>
         <w:lastRenderedPageBreak/>
         <w:t>壹、作業說明</w:t>
@@ -1773,7 +1773,7 @@
       <w:pPr>
         <w:pStyle w:val="2"/>
       </w:pPr>
-      <w:bookmarkStart w:id="2" w:name="_Toc243386863"/>
+      <w:bookmarkStart w:id="2" w:name="_Toc243399646"/>
       <w:r>
         <w:t>一、使用情境</w:t>
       </w:r>
@@ -1943,7 +1943,7 @@
       <w:pPr>
         <w:pStyle w:val="2"/>
       </w:pPr>
-      <w:bookmarkStart w:id="3" w:name="_Toc243386864"/>
+      <w:bookmarkStart w:id="3" w:name="_Toc243399647"/>
       <w:r>
         <w:t>二、進入路徑</w:t>
       </w:r>
@@ -1979,7 +1979,7 @@
       <w:pPr>
         <w:pStyle w:val="1"/>
       </w:pPr>
-      <w:bookmarkStart w:id="4" w:name="_Toc243386865"/>
+      <w:bookmarkStart w:id="4" w:name="_Toc243399648"/>
       <w:r>
         <w:lastRenderedPageBreak/>
         <w:t>貳、操作說明</w:t>
@@ -1990,7 +1990,7 @@
       <w:pPr>
         <w:pStyle w:val="2"/>
       </w:pPr>
-      <w:bookmarkStart w:id="5" w:name="_Toc243386866"/>
+      <w:bookmarkStart w:id="5" w:name="_Toc243399649"/>
       <w:r>
         <w:t>一、畫面與前置設定</w:t>
       </w:r>
@@ -2257,7 +2257,7 @@
       <w:pPr>
         <w:pStyle w:val="2"/>
       </w:pPr>
-      <w:bookmarkStart w:id="6" w:name="_Toc243386867"/>
+      <w:bookmarkStart w:id="6" w:name="_Toc243399650"/>
       <w:r>
         <w:t>二、學習順序與解鎖</w:t>
       </w:r>
@@ -2409,13 +2409,13 @@
         <w:tblLook w:val="04A0" w:firstRow="1" w:lastRow="0" w:firstColumn="1" w:lastColumn="0" w:noHBand="0" w:noVBand="1"/>
       </w:tblPr>
       <w:tblGrid>
-        <w:gridCol w:w="3971"/>
-        <w:gridCol w:w="5389"/>
+        <w:gridCol w:w="3260"/>
+        <w:gridCol w:w="6100"/>
       </w:tblGrid>
       <w:tr>
         <w:tc>
           <w:tcPr>
-            <w:tcW w:w="3971" w:type="dxa"/>
+            <w:tcW w:w="3260" w:type="dxa"/>
           </w:tcPr>
           <w:p>
             <w:pPr>
@@ -2431,7 +2431,7 @@
         </w:tc>
         <w:tc>
           <w:tcPr>
-            <w:tcW w:w="5389" w:type="dxa"/>
+            <w:tcW w:w="6100" w:type="dxa"/>
           </w:tcPr>
           <w:p>
             <w:pPr>
@@ -2449,7 +2449,7 @@
       <w:tr>
         <w:tc>
           <w:tcPr>
-            <w:tcW w:w="3971" w:type="dxa"/>
+            <w:tcW w:w="3260" w:type="dxa"/>
           </w:tcPr>
           <w:p>
             <w:pPr>
@@ -2462,7 +2462,7 @@
         </w:tc>
         <w:tc>
           <w:tcPr>
-            <w:tcW w:w="5389" w:type="dxa"/>
+            <w:tcW w:w="6100" w:type="dxa"/>
           </w:tcPr>
           <w:p>
             <w:pPr>
@@ -2483,26 +2483,30 @@
             <w:r>
               <w:t xml:space="preserve"> 80%</w:t>
             </w:r>
+            <w:r>
+              <w:t>（以影片下方顯示的整數百分比判定，四捨五入至整數）</w:t>
+            </w:r>
           </w:p>
         </w:tc>
       </w:tr>
       <w:tr>
         <w:tc>
           <w:tcPr>
-            <w:tcW w:w="3971" w:type="dxa"/>
+            <w:tcW w:w="3260" w:type="dxa"/>
           </w:tcPr>
           <w:p>
             <w:pPr>
               <w:spacing w:before="60" w:after="60"/>
             </w:pPr>
             <w:r>
+              <w:lastRenderedPageBreak/>
               <w:t>只有文件或說明文字的教材</w:t>
             </w:r>
           </w:p>
         </w:tc>
         <w:tc>
           <w:tcPr>
-            <w:tcW w:w="5389" w:type="dxa"/>
+            <w:tcW w:w="6100" w:type="dxa"/>
           </w:tcPr>
           <w:p>
             <w:pPr>
@@ -2517,21 +2521,20 @@
       <w:tr>
         <w:tc>
           <w:tcPr>
-            <w:tcW w:w="3971" w:type="dxa"/>
+            <w:tcW w:w="3260" w:type="dxa"/>
           </w:tcPr>
           <w:p>
             <w:pPr>
               <w:spacing w:before="60" w:after="60"/>
             </w:pPr>
             <w:r>
-              <w:lastRenderedPageBreak/>
               <w:t>測驗</w:t>
             </w:r>
           </w:p>
         </w:tc>
         <w:tc>
           <w:tcPr>
-            <w:tcW w:w="5389" w:type="dxa"/>
+            <w:tcW w:w="6100" w:type="dxa"/>
           </w:tcPr>
           <w:p>
             <w:pPr>
@@ -2594,7 +2597,7 @@
       <w:pPr>
         <w:pStyle w:val="2"/>
       </w:pPr>
-      <w:bookmarkStart w:id="7" w:name="_Toc243386868"/>
+      <w:bookmarkStart w:id="7" w:name="_Toc243399651"/>
       <w:r>
         <w:t>三、觀看影片</w:t>
       </w:r>
@@ -2644,7 +2647,10 @@
         <w:ind w:firstLine="482"/>
       </w:pPr>
       <w:r>
-        <w:t>觀看進度依下列方式計算：</w:t>
+        <w:t>觀看進度依下</w:t>
+      </w:r>
+      <w:r>
+        <w:t>列方式計算：</w:t>
       </w:r>
     </w:p>
     <w:tbl>
@@ -2817,10 +2823,7 @@
               <w:t>倍速從頭播到尾即為</w:t>
             </w:r>
             <w:r>
-              <w:t xml:space="preserve"> </w:t>
-            </w:r>
-            <w:r>
-              <w:t>100%</w:t>
+              <w:t xml:space="preserve"> 100%</w:t>
             </w:r>
           </w:p>
         </w:tc>
@@ -2862,7 +2865,7 @@
       <w:pPr>
         <w:pStyle w:val="2"/>
       </w:pPr>
-      <w:bookmarkStart w:id="8" w:name="_Toc243386869"/>
+      <w:bookmarkStart w:id="8" w:name="_Toc243399652"/>
       <w:r>
         <w:t>四、閱讀文件與說明文字</w:t>
       </w:r>
@@ -3008,7 +3011,7 @@
       <w:pPr>
         <w:pStyle w:val="2"/>
       </w:pPr>
-      <w:bookmarkStart w:id="9" w:name="_Toc243386870"/>
+      <w:bookmarkStart w:id="9" w:name="_Toc243399653"/>
       <w:r>
         <w:lastRenderedPageBreak/>
         <w:t>五、作答測驗</w:t>
@@ -3101,10 +3104,7 @@
         <w:ind w:firstLine="482"/>
       </w:pPr>
       <w:r>
-        <w:t>交卷後於成績頁按「返回課程」</w:t>
-      </w:r>
-      <w:r>
-        <w:t>（或「回課程重新作答」）回到本作業，落點為剛才作答的測驗：</w:t>
+        <w:t>交卷後於成績頁按「返回課程」（或「回課程重新作答」）回到本作業，落點為剛才作答的測驗：</w:t>
       </w:r>
     </w:p>
     <w:tbl>
@@ -3237,7 +3237,7 @@
       <w:pPr>
         <w:pStyle w:val="2"/>
       </w:pPr>
-      <w:bookmarkStart w:id="10" w:name="_Toc243386871"/>
+      <w:bookmarkStart w:id="10" w:name="_Toc243399654"/>
       <w:r>
         <w:lastRenderedPageBreak/>
         <w:t>六、完課</w:t>
@@ -3391,7 +3391,7 @@
       <w:pPr>
         <w:pStyle w:val="2"/>
       </w:pPr>
-      <w:bookmarkStart w:id="11" w:name="_Toc243386872"/>
+      <w:bookmarkStart w:id="11" w:name="_Toc243399655"/>
       <w:r>
         <w:t>七、填寫課後問卷</w:t>
       </w:r>
@@ -3420,7 +3420,10 @@
         <w:t>具名</w:t>
       </w:r>
       <w:r>
-        <w:t>填答、每人一次，送出後不可修改；填寫問卷不是完課條件，也不計入課程進度。</w:t>
+        <w:t>填答、每人一次，送出後不可修改；填寫</w:t>
+      </w:r>
+      <w:r>
+        <w:t>問卷不是完課條件，也不計入課程進度。</w:t>
       </w:r>
     </w:p>
     <w:p>
@@ -3635,10 +3638,7 @@
               <w:spacing w:before="60" w:after="60"/>
             </w:pPr>
             <w:r>
-              <w:t>「查看我的</w:t>
-            </w:r>
-            <w:r>
-              <w:t>填答」，之後無論課程關閉、完課狀態回到進行中或問卷遭停用，皆可回看</w:t>
+              <w:t>「查看我的填答」，之後無論課程關閉、完課狀態回到進行中或問卷遭停用，皆可回看</w:t>
             </w:r>
           </w:p>
         </w:tc>
@@ -3721,7 +3721,7 @@
       <w:pPr>
         <w:pStyle w:val="2"/>
       </w:pPr>
-      <w:bookmarkStart w:id="12" w:name="_Toc243386873"/>
+      <w:bookmarkStart w:id="12" w:name="_Toc243399656"/>
       <w:r>
         <w:t>八、課程關閉後的回看</w:t>
       </w:r>
@@ -3994,7 +3994,7 @@
       <w:pPr>
         <w:pStyle w:val="1"/>
       </w:pPr>
-      <w:bookmarkStart w:id="13" w:name="_Toc243386874"/>
+      <w:bookmarkStart w:id="13" w:name="_Toc243399657"/>
       <w:r>
         <w:lastRenderedPageBreak/>
         <w:t>參、常見訊息與處置</w:t>
@@ -4005,7 +4005,7 @@
       <w:pPr>
         <w:pStyle w:val="2"/>
       </w:pPr>
-      <w:bookmarkStart w:id="14" w:name="_Toc243386875"/>
+      <w:bookmarkStart w:id="14" w:name="_Toc243399658"/>
       <w:r>
         <w:t>一、被擋下（動作沒有完成）</w:t>
       </w:r>
@@ -4241,7 +4241,7 @@
       <w:pPr>
         <w:pStyle w:val="2"/>
       </w:pPr>
-      <w:bookmarkStart w:id="15" w:name="_Toc243386876"/>
+      <w:bookmarkStart w:id="15" w:name="_Toc243399659"/>
       <w:r>
         <w:t>二、有警告（動作完成但需判斷）</w:t>
       </w:r>
@@ -4353,7 +4353,7 @@
       <w:pPr>
         <w:pStyle w:val="2"/>
       </w:pPr>
-      <w:bookmarkStart w:id="16" w:name="_Toc243386877"/>
+      <w:bookmarkStart w:id="16" w:name="_Toc243399660"/>
       <w:r>
         <w:t>三、送出後的結果訊息</w:t>
       </w:r>
@@ -4437,7 +4437,7 @@
       <w:pPr>
         <w:pStyle w:val="2"/>
       </w:pPr>
-      <w:bookmarkStart w:id="17" w:name="_Toc243386878"/>
+      <w:bookmarkStart w:id="17" w:name="_Toc243399661"/>
       <w:r>
         <w:t>四、其他情況</w:t>
       </w:r>
@@ -4667,7 +4667,10 @@
               <w:spacing w:before="60" w:after="60"/>
             </w:pPr>
             <w:r>
-              <w:t>左側沒有出現問卷入口</w:t>
+              <w:t>左側沒</w:t>
+            </w:r>
+            <w:r>
+              <w:t>有出現問卷入口</w:t>
             </w:r>
           </w:p>
         </w:tc>
@@ -4832,9 +4835,26 @@
 <file path=word/numbering.xml><?xml version="1.0" encoding="utf-8"?>
 <w:numbering xmlns:wpc="http://schemas.microsoft.com/office/word/2010/wordprocessingCanvas" xmlns:cx="http://schemas.microsoft.com/office/drawing/2014/chartex" xmlns:cx1="http://schemas.microsoft.com/office/drawing/2015/9/8/chartex" xmlns:cx2="http://schemas.microsoft.com/office/drawing/2015/10/21/chartex" xmlns:cx3="http://schemas.microsoft.com/office/drawing/2016/5/9/chartex" xmlns:cx4="http://schemas.microsoft.com/office/drawing/2016/5/10/chartex" xmlns:cx5="http://schemas.microsoft.com/office/drawing/2016/5/11/chartex" xmlns:cx6="http://schemas.microsoft.com/office/drawing/2016/5/12/chartex" xmlns:cx7="http://schemas.microsoft.com/office/drawing/2016/5/13/chartex" xmlns:cx8="http://schemas.microsoft.com/office/drawing/2016/5/14/chartex" xmlns:mc="http://schemas.openxmlformats.org/markup-compatibility/2006" xmlns:aink="http://schemas.microsoft.com/office/drawing/2016/ink" xmlns:am3d="http://schemas.microsoft.com/office/drawing/2017/model3d" xmlns:o="urn:schemas-microsoft-com:office:office" xmlns:r="http://schemas.openxmlformats.org/officeDocument/2006/relationships" xmlns:m="http://schemas.openxmlformats.org/officeDocument/2006/math" xmlns:v="urn:schemas-microsoft-com:vml" xmlns:wp14="http://schemas.microsoft.com/office/word/2010/wordprocessingDrawing" xmlns:wp="http://schemas.openxmlformats.org/drawingml/2006/wordprocessingDrawing" xmlns:w10="urn:schemas-microsoft-com:office:word" xmlns:w="http://schemas.openxmlformats.org/wordprocessingml/2006/main" xmlns:w14="http://schemas.microsoft.com/office/word/2010/wordml" xmlns:w15="http://schemas.microsoft.com/office/word/2012/wordml" xmlns:w16cid="http://schemas.microsoft.com/office/word/2016/wordml/cid" xmlns:w16se="http://schemas.microsoft.com/office/word/2015/wordml/symex" xmlns:wpg="http://schemas.microsoft.com/office/word/2010/wordprocessingGroup" xmlns:wpi="http://schemas.microsoft.com/office/word/2010/wordprocessingInk" xmlns:wne="http://schemas.microsoft.com/office/word/2006/wordml" xmlns:wps="http://schemas.microsoft.com/office/word/2010/wordprocessingShape" mc:Ignorable="w14 w15 w16se w16cid wp14">
   <w:abstractNum w:abstractNumId="0" w15:restartNumberingAfterBreak="0">
-    <w:nsid w:val="173341E2"/>
+    <w:nsid w:val="1ABC44C1"/>
+    <w:multiLevelType w:val="singleLevel"/>
+    <w:tmpl w:val="DB806158"/>
+    <w:lvl w:ilvl="0">
+      <w:start w:val="1"/>
+      <w:numFmt w:val="decimal"/>
+      <w:lvlText w:val="%1."/>
+      <w:lvlJc w:val="left"/>
+      <w:pPr>
+        <w:ind w:left="960" w:hanging="480"/>
+      </w:pPr>
+      <w:rPr>
+        <w:rFonts w:ascii="Times New Roman" w:eastAsia="標楷體" w:hAnsi="Times New Roman" w:cs="Times New Roman"/>
+      </w:rPr>
+    </w:lvl>
+  </w:abstractNum>
+  <w:abstractNum w:abstractNumId="1" w15:restartNumberingAfterBreak="0">
+    <w:nsid w:val="72C00B5A"/>
     <w:multiLevelType w:val="multilevel"/>
-    <w:tmpl w:val="92C4FCBE"/>
+    <w:tmpl w:val="38C2DCF4"/>
     <w:lvl w:ilvl="0">
       <w:start w:val="1"/>
       <w:numFmt w:val="bullet"/>
@@ -4887,23 +4907,6 @@
       <w:numFmt w:val="decimal"/>
       <w:lvlText w:val=""/>
       <w:lvlJc w:val="left"/>
-    </w:lvl>
-  </w:abstractNum>
-  <w:abstractNum w:abstractNumId="1" w15:restartNumberingAfterBreak="0">
-    <w:nsid w:val="1ABC44C1"/>
-    <w:multiLevelType w:val="singleLevel"/>
-    <w:tmpl w:val="DB806158"/>
-    <w:lvl w:ilvl="0">
-      <w:start w:val="1"/>
-      <w:numFmt w:val="decimal"/>
-      <w:lvlText w:val="%1."/>
-      <w:lvlJc w:val="left"/>
-      <w:pPr>
-        <w:ind w:left="960" w:hanging="480"/>
-      </w:pPr>
-      <w:rPr>
-        <w:rFonts w:ascii="Times New Roman" w:eastAsia="標楷體" w:hAnsi="Times New Roman" w:cs="Times New Roman"/>
-      </w:rPr>
     </w:lvl>
   </w:abstractNum>
   <w:abstractNum w:abstractNumId="2" w15:restartNumberingAfterBreak="0">
@@ -4971,19 +4974,19 @@
     </w:lvl>
   </w:abstractNum>
   <w:num w:numId="1">
-    <w:abstractNumId w:val="1"/>
+    <w:abstractNumId w:val="0"/>
     <w:lvlOverride w:ilvl="0">
       <w:startOverride w:val="1"/>
     </w:lvlOverride>
   </w:num>
   <w:num w:numId="2">
-    <w:abstractNumId w:val="1"/>
+    <w:abstractNumId w:val="0"/>
     <w:lvlOverride w:ilvl="0">
       <w:startOverride w:val="1"/>
     </w:lvlOverride>
   </w:num>
   <w:num w:numId="3">
-    <w:abstractNumId w:val="1"/>
+    <w:abstractNumId w:val="0"/>
     <w:lvlOverride w:ilvl="0">
       <w:startOverride w:val="1"/>
     </w:lvlOverride>
@@ -4995,199 +4998,199 @@
     </w:lvlOverride>
   </w:num>
   <w:num w:numId="5">
-    <w:abstractNumId w:val="1"/>
+    <w:abstractNumId w:val="0"/>
     <w:lvlOverride w:ilvl="0">
       <w:startOverride w:val="1"/>
     </w:lvlOverride>
   </w:num>
   <w:num w:numId="6">
-    <w:abstractNumId w:val="1"/>
+    <w:abstractNumId w:val="0"/>
     <w:lvlOverride w:ilvl="0">
       <w:startOverride w:val="1"/>
     </w:lvlOverride>
   </w:num>
   <w:num w:numId="7">
-    <w:abstractNumId w:val="1"/>
+    <w:abstractNumId w:val="0"/>
     <w:lvlOverride w:ilvl="0">
       <w:startOverride w:val="1"/>
     </w:lvlOverride>
   </w:num>
   <w:num w:numId="8">
-    <w:abstractNumId w:val="1"/>
+    <w:abstractNumId w:val="0"/>
     <w:lvlOverride w:ilvl="0">
       <w:startOverride w:val="1"/>
     </w:lvlOverride>
   </w:num>
   <w:num w:numId="9">
-    <w:abstractNumId w:val="1"/>
+    <w:abstractNumId w:val="0"/>
     <w:lvlOverride w:ilvl="0">
       <w:startOverride w:val="1"/>
     </w:lvlOverride>
   </w:num>
   <w:num w:numId="10">
-    <w:abstractNumId w:val="1"/>
+    <w:abstractNumId w:val="0"/>
     <w:lvlOverride w:ilvl="0">
       <w:startOverride w:val="1"/>
     </w:lvlOverride>
   </w:num>
   <w:num w:numId="11">
-    <w:abstractNumId w:val="1"/>
+    <w:abstractNumId w:val="0"/>
     <w:lvlOverride w:ilvl="0">
       <w:startOverride w:val="1"/>
     </w:lvlOverride>
   </w:num>
   <w:num w:numId="12">
-    <w:abstractNumId w:val="1"/>
+    <w:abstractNumId w:val="0"/>
     <w:lvlOverride w:ilvl="0">
       <w:startOverride w:val="1"/>
     </w:lvlOverride>
   </w:num>
   <w:num w:numId="13">
-    <w:abstractNumId w:val="1"/>
+    <w:abstractNumId w:val="0"/>
     <w:lvlOverride w:ilvl="0">
       <w:startOverride w:val="1"/>
     </w:lvlOverride>
   </w:num>
   <w:num w:numId="14">
-    <w:abstractNumId w:val="1"/>
+    <w:abstractNumId w:val="0"/>
     <w:lvlOverride w:ilvl="0">
       <w:startOverride w:val="1"/>
     </w:lvlOverride>
   </w:num>
   <w:num w:numId="15">
-    <w:abstractNumId w:val="1"/>
+    <w:abstractNumId w:val="0"/>
     <w:lvlOverride w:ilvl="0">
       <w:startOverride w:val="1"/>
     </w:lvlOverride>
   </w:num>
   <w:num w:numId="16">
-    <w:abstractNumId w:val="1"/>
+    <w:abstractNumId w:val="0"/>
     <w:lvlOverride w:ilvl="0">
       <w:startOverride w:val="1"/>
     </w:lvlOverride>
   </w:num>
   <w:num w:numId="17">
-    <w:abstractNumId w:val="1"/>
+    <w:abstractNumId w:val="0"/>
     <w:lvlOverride w:ilvl="0">
       <w:startOverride w:val="1"/>
     </w:lvlOverride>
   </w:num>
   <w:num w:numId="18">
-    <w:abstractNumId w:val="1"/>
+    <w:abstractNumId w:val="0"/>
     <w:lvlOverride w:ilvl="0">
       <w:startOverride w:val="1"/>
     </w:lvlOverride>
   </w:num>
   <w:num w:numId="19">
-    <w:abstractNumId w:val="1"/>
+    <w:abstractNumId w:val="0"/>
     <w:lvlOverride w:ilvl="0">
       <w:startOverride w:val="1"/>
     </w:lvlOverride>
   </w:num>
   <w:num w:numId="20">
-    <w:abstractNumId w:val="1"/>
+    <w:abstractNumId w:val="0"/>
     <w:lvlOverride w:ilvl="0">
       <w:startOverride w:val="1"/>
     </w:lvlOverride>
   </w:num>
   <w:num w:numId="21">
-    <w:abstractNumId w:val="1"/>
+    <w:abstractNumId w:val="0"/>
     <w:lvlOverride w:ilvl="0">
       <w:startOverride w:val="1"/>
     </w:lvlOverride>
   </w:num>
   <w:num w:numId="22">
-    <w:abstractNumId w:val="1"/>
+    <w:abstractNumId w:val="0"/>
     <w:lvlOverride w:ilvl="0">
       <w:startOverride w:val="1"/>
     </w:lvlOverride>
   </w:num>
   <w:num w:numId="23">
-    <w:abstractNumId w:val="1"/>
+    <w:abstractNumId w:val="0"/>
     <w:lvlOverride w:ilvl="0">
       <w:startOverride w:val="1"/>
     </w:lvlOverride>
   </w:num>
   <w:num w:numId="24">
-    <w:abstractNumId w:val="1"/>
+    <w:abstractNumId w:val="0"/>
     <w:lvlOverride w:ilvl="0">
       <w:startOverride w:val="1"/>
     </w:lvlOverride>
   </w:num>
   <w:num w:numId="25">
-    <w:abstractNumId w:val="1"/>
+    <w:abstractNumId w:val="0"/>
     <w:lvlOverride w:ilvl="0">
       <w:startOverride w:val="1"/>
     </w:lvlOverride>
   </w:num>
   <w:num w:numId="26">
-    <w:abstractNumId w:val="1"/>
+    <w:abstractNumId w:val="0"/>
     <w:lvlOverride w:ilvl="0">
       <w:startOverride w:val="1"/>
     </w:lvlOverride>
   </w:num>
   <w:num w:numId="27">
-    <w:abstractNumId w:val="1"/>
+    <w:abstractNumId w:val="0"/>
     <w:lvlOverride w:ilvl="0">
       <w:startOverride w:val="1"/>
     </w:lvlOverride>
   </w:num>
   <w:num w:numId="28">
-    <w:abstractNumId w:val="1"/>
+    <w:abstractNumId w:val="0"/>
     <w:lvlOverride w:ilvl="0">
       <w:startOverride w:val="1"/>
     </w:lvlOverride>
   </w:num>
   <w:num w:numId="29">
-    <w:abstractNumId w:val="1"/>
+    <w:abstractNumId w:val="0"/>
     <w:lvlOverride w:ilvl="0">
       <w:startOverride w:val="1"/>
     </w:lvlOverride>
   </w:num>
   <w:num w:numId="30">
-    <w:abstractNumId w:val="1"/>
+    <w:abstractNumId w:val="0"/>
     <w:lvlOverride w:ilvl="0">
       <w:startOverride w:val="1"/>
     </w:lvlOverride>
   </w:num>
   <w:num w:numId="31">
-    <w:abstractNumId w:val="1"/>
+    <w:abstractNumId w:val="0"/>
     <w:lvlOverride w:ilvl="0">
       <w:startOverride w:val="1"/>
     </w:lvlOverride>
   </w:num>
   <w:num w:numId="32">
-    <w:abstractNumId w:val="1"/>
+    <w:abstractNumId w:val="0"/>
     <w:lvlOverride w:ilvl="0">
       <w:startOverride w:val="1"/>
     </w:lvlOverride>
   </w:num>
   <w:num w:numId="33">
-    <w:abstractNumId w:val="1"/>
+    <w:abstractNumId w:val="0"/>
     <w:lvlOverride w:ilvl="0">
       <w:startOverride w:val="1"/>
     </w:lvlOverride>
   </w:num>
   <w:num w:numId="34">
-    <w:abstractNumId w:val="1"/>
+    <w:abstractNumId w:val="0"/>
     <w:lvlOverride w:ilvl="0">
       <w:startOverride w:val="1"/>
     </w:lvlOverride>
   </w:num>
   <w:num w:numId="35">
-    <w:abstractNumId w:val="1"/>
+    <w:abstractNumId w:val="0"/>
     <w:lvlOverride w:ilvl="0">
       <w:startOverride w:val="1"/>
     </w:lvlOverride>
   </w:num>
   <w:num w:numId="36">
-    <w:abstractNumId w:val="1"/>
+    <w:abstractNumId w:val="0"/>
     <w:lvlOverride w:ilvl="0">
       <w:startOverride w:val="1"/>
     </w:lvlOverride>
   </w:num>
   <w:num w:numId="37">
-    <w:abstractNumId w:val="0"/>
+    <w:abstractNumId w:val="1"/>
   </w:num>
   <w:numIdMacAtCleanup w:val="36"/>
 </w:numbering>
@@ -16955,7 +16958,7 @@
 </file>
 
 <file path=customXml/itemProps1.xml><?xml version="1.0" encoding="utf-8"?>
-<ds:datastoreItem xmlns:ds="http://schemas.openxmlformats.org/officeDocument/2006/customXml" ds:itemID="{ECEAD32D-06C7-4233-9008-7BF93C81212C}">
+<ds:datastoreItem xmlns:ds="http://schemas.openxmlformats.org/officeDocument/2006/customXml" ds:itemID="{0AD724C2-F405-4AD3-AA10-E34CDAA9C88F}">
   <ds:schemaRefs>
     <ds:schemaRef ds:uri="http://schemas.openxmlformats.org/officeDocument/2006/bibliography"/>
   </ds:schemaRefs>

--- a/docs/manuals/et/ET06-課程學習.docx
+++ b/docs/manuals/et/ET06-課程學習.docx
@@ -516,7 +516,7 @@
       <w:r>
         <w:fldChar w:fldCharType="separate"/>
       </w:r>
-      <w:hyperlink w:anchor="_Toc243399645" w:history="1">
+      <w:hyperlink w:anchor="_Toc243404325" w:history="1">
         <w:r>
           <w:rPr>
             <w:rStyle w:val="affb"/>
@@ -544,7 +544,7 @@
             <w:noProof/>
             <w:webHidden/>
           </w:rPr>
-          <w:instrText xml:space="preserve"> PAGEREF _Toc243399645 \h </w:instrText>
+          <w:instrText xml:space="preserve"> PAGEREF _Toc243404325 \h </w:instrText>
         </w:r>
         <w:r>
           <w:rPr>
@@ -589,7 +589,7 @@
           <w:szCs w:val="22"/>
         </w:rPr>
       </w:pPr>
-      <w:hyperlink w:anchor="_Toc243399646" w:history="1">
+      <w:hyperlink w:anchor="_Toc243404326" w:history="1">
         <w:r>
           <w:rPr>
             <w:rStyle w:val="affb"/>
@@ -617,7 +617,7 @@
             <w:noProof/>
             <w:webHidden/>
           </w:rPr>
-          <w:instrText xml:space="preserve"> PAGEREF _Toc243399646 \h </w:instrText>
+          <w:instrText xml:space="preserve"> PAGEREF _Toc243404326 \h </w:instrText>
         </w:r>
         <w:r>
           <w:rPr>
@@ -662,7 +662,7 @@
           <w:szCs w:val="22"/>
         </w:rPr>
       </w:pPr>
-      <w:hyperlink w:anchor="_Toc243399647" w:history="1">
+      <w:hyperlink w:anchor="_Toc243404327" w:history="1">
         <w:r>
           <w:rPr>
             <w:rStyle w:val="affb"/>
@@ -690,7 +690,7 @@
             <w:noProof/>
             <w:webHidden/>
           </w:rPr>
-          <w:instrText xml:space="preserve"> PAGEREF _Toc243399647 \h </w:instrText>
+          <w:instrText xml:space="preserve"> PAGEREF _Toc243404327 \h </w:instrText>
         </w:r>
         <w:r>
           <w:rPr>
@@ -735,7 +735,7 @@
           <w:szCs w:val="22"/>
         </w:rPr>
       </w:pPr>
-      <w:hyperlink w:anchor="_Toc243399648" w:history="1">
+      <w:hyperlink w:anchor="_Toc243404328" w:history="1">
         <w:r>
           <w:rPr>
             <w:rStyle w:val="affb"/>
@@ -763,7 +763,7 @@
             <w:noProof/>
             <w:webHidden/>
           </w:rPr>
-          <w:instrText xml:space="preserve"> PAGEREF _Toc243399648 \h </w:instrText>
+          <w:instrText xml:space="preserve"> PAGEREF _Toc243404328 \h </w:instrText>
         </w:r>
         <w:r>
           <w:rPr>
@@ -808,7 +808,7 @@
           <w:szCs w:val="22"/>
         </w:rPr>
       </w:pPr>
-      <w:hyperlink w:anchor="_Toc243399649" w:history="1">
+      <w:hyperlink w:anchor="_Toc243404329" w:history="1">
         <w:r>
           <w:rPr>
             <w:rStyle w:val="affb"/>
@@ -836,7 +836,7 @@
             <w:noProof/>
             <w:webHidden/>
           </w:rPr>
-          <w:instrText xml:space="preserve"> PAGEREF _Toc243399649 \h </w:instrText>
+          <w:instrText xml:space="preserve"> PAGEREF _Toc243404329 \h </w:instrText>
         </w:r>
         <w:r>
           <w:rPr>
@@ -881,7 +881,7 @@
           <w:szCs w:val="22"/>
         </w:rPr>
       </w:pPr>
-      <w:hyperlink w:anchor="_Toc243399650" w:history="1">
+      <w:hyperlink w:anchor="_Toc243404330" w:history="1">
         <w:r>
           <w:rPr>
             <w:rStyle w:val="affb"/>
@@ -909,7 +909,7 @@
             <w:noProof/>
             <w:webHidden/>
           </w:rPr>
-          <w:instrText xml:space="preserve"> PAGEREF _Toc243399650 \h </w:instrText>
+          <w:instrText xml:space="preserve"> PAGEREF _Toc243404330 \h </w:instrText>
         </w:r>
         <w:r>
           <w:rPr>
@@ -954,7 +954,7 @@
           <w:szCs w:val="22"/>
         </w:rPr>
       </w:pPr>
-      <w:hyperlink w:anchor="_Toc243399651" w:history="1">
+      <w:hyperlink w:anchor="_Toc243404331" w:history="1">
         <w:r>
           <w:rPr>
             <w:rStyle w:val="affb"/>
@@ -982,7 +982,7 @@
             <w:noProof/>
             <w:webHidden/>
           </w:rPr>
-          <w:instrText xml:space="preserve"> PAGEREF _Toc243399651 \h </w:instrText>
+          <w:instrText xml:space="preserve"> PAGEREF _Toc243404331 \h </w:instrText>
         </w:r>
         <w:r>
           <w:rPr>
@@ -1027,7 +1027,7 @@
           <w:szCs w:val="22"/>
         </w:rPr>
       </w:pPr>
-      <w:hyperlink w:anchor="_Toc243399652" w:history="1">
+      <w:hyperlink w:anchor="_Toc243404332" w:history="1">
         <w:r>
           <w:rPr>
             <w:rStyle w:val="affb"/>
@@ -1055,7 +1055,7 @@
             <w:noProof/>
             <w:webHidden/>
           </w:rPr>
-          <w:instrText xml:space="preserve"> PAGEREF _Toc243399652 \h </w:instrText>
+          <w:instrText xml:space="preserve"> PAGEREF _Toc243404332 \h </w:instrText>
         </w:r>
         <w:r>
           <w:rPr>
@@ -1100,7 +1100,7 @@
           <w:szCs w:val="22"/>
         </w:rPr>
       </w:pPr>
-      <w:hyperlink w:anchor="_Toc243399653" w:history="1">
+      <w:hyperlink w:anchor="_Toc243404333" w:history="1">
         <w:r>
           <w:rPr>
             <w:rStyle w:val="affb"/>
@@ -1128,7 +1128,7 @@
             <w:noProof/>
             <w:webHidden/>
           </w:rPr>
-          <w:instrText xml:space="preserve"> PAGEREF _Toc243399653 \h </w:instrText>
+          <w:instrText xml:space="preserve"> PAGEREF _Toc243404333 \h </w:instrText>
         </w:r>
         <w:r>
           <w:rPr>
@@ -1173,7 +1173,7 @@
           <w:szCs w:val="22"/>
         </w:rPr>
       </w:pPr>
-      <w:hyperlink w:anchor="_Toc243399654" w:history="1">
+      <w:hyperlink w:anchor="_Toc243404334" w:history="1">
         <w:r>
           <w:rPr>
             <w:rStyle w:val="affb"/>
@@ -1201,7 +1201,7 @@
             <w:noProof/>
             <w:webHidden/>
           </w:rPr>
-          <w:instrText xml:space="preserve"> PAGEREF _Toc243399654 \h </w:instrText>
+          <w:instrText xml:space="preserve"> PAGEREF _Toc243404334 \h </w:instrText>
         </w:r>
         <w:r>
           <w:rPr>
@@ -1246,7 +1246,7 @@
           <w:szCs w:val="22"/>
         </w:rPr>
       </w:pPr>
-      <w:hyperlink w:anchor="_Toc243399655" w:history="1">
+      <w:hyperlink w:anchor="_Toc243404335" w:history="1">
         <w:r>
           <w:rPr>
             <w:rStyle w:val="affb"/>
@@ -1274,7 +1274,7 @@
             <w:noProof/>
             <w:webHidden/>
           </w:rPr>
-          <w:instrText xml:space="preserve"> PAGEREF _Toc243399655 \h </w:instrText>
+          <w:instrText xml:space="preserve"> PAGEREF _Toc243404335 \h </w:instrText>
         </w:r>
         <w:r>
           <w:rPr>
@@ -1319,7 +1319,7 @@
           <w:szCs w:val="22"/>
         </w:rPr>
       </w:pPr>
-      <w:hyperlink w:anchor="_Toc243399656" w:history="1">
+      <w:hyperlink w:anchor="_Toc243404336" w:history="1">
         <w:r>
           <w:rPr>
             <w:rStyle w:val="affb"/>
@@ -1347,7 +1347,7 @@
             <w:noProof/>
             <w:webHidden/>
           </w:rPr>
-          <w:instrText xml:space="preserve"> PAGEREF _Toc243399656 \h </w:instrText>
+          <w:instrText xml:space="preserve"> PAGEREF _Toc243404336 \h </w:instrText>
         </w:r>
         <w:r>
           <w:rPr>
@@ -1392,7 +1392,7 @@
           <w:szCs w:val="22"/>
         </w:rPr>
       </w:pPr>
-      <w:hyperlink w:anchor="_Toc243399657" w:history="1">
+      <w:hyperlink w:anchor="_Toc243404337" w:history="1">
         <w:r>
           <w:rPr>
             <w:rStyle w:val="affb"/>
@@ -1420,7 +1420,7 @@
             <w:noProof/>
             <w:webHidden/>
           </w:rPr>
-          <w:instrText xml:space="preserve"> PAGEREF _Toc243399657 \h </w:instrText>
+          <w:instrText xml:space="preserve"> PAGEREF _Toc243404337 \h </w:instrText>
         </w:r>
         <w:r>
           <w:rPr>
@@ -1465,7 +1465,7 @@
           <w:szCs w:val="22"/>
         </w:rPr>
       </w:pPr>
-      <w:hyperlink w:anchor="_Toc243399658" w:history="1">
+      <w:hyperlink w:anchor="_Toc243404338" w:history="1">
         <w:r>
           <w:rPr>
             <w:rStyle w:val="affb"/>
@@ -1493,7 +1493,7 @@
             <w:noProof/>
             <w:webHidden/>
           </w:rPr>
-          <w:instrText xml:space="preserve"> PAGEREF _Toc243399658 \h </w:instrText>
+          <w:instrText xml:space="preserve"> PAGEREF _Toc243404338 \h </w:instrText>
         </w:r>
         <w:r>
           <w:rPr>
@@ -1538,7 +1538,7 @@
           <w:szCs w:val="22"/>
         </w:rPr>
       </w:pPr>
-      <w:hyperlink w:anchor="_Toc243399659" w:history="1">
+      <w:hyperlink w:anchor="_Toc243404339" w:history="1">
         <w:r>
           <w:rPr>
             <w:rStyle w:val="affb"/>
@@ -1566,7 +1566,7 @@
             <w:noProof/>
             <w:webHidden/>
           </w:rPr>
-          <w:instrText xml:space="preserve"> PAGEREF _Toc243399659 \h </w:instrText>
+          <w:instrText xml:space="preserve"> PAGEREF _Toc243404339 \h </w:instrText>
         </w:r>
         <w:r>
           <w:rPr>
@@ -1611,7 +1611,7 @@
           <w:szCs w:val="22"/>
         </w:rPr>
       </w:pPr>
-      <w:hyperlink w:anchor="_Toc243399660" w:history="1">
+      <w:hyperlink w:anchor="_Toc243404340" w:history="1">
         <w:r>
           <w:rPr>
             <w:rStyle w:val="affb"/>
@@ -1639,7 +1639,7 @@
             <w:noProof/>
             <w:webHidden/>
           </w:rPr>
-          <w:instrText xml:space="preserve"> PAGEREF _Toc243399660 \h </w:instrText>
+          <w:instrText xml:space="preserve"> PAGEREF _Toc243404340 \h </w:instrText>
         </w:r>
         <w:r>
           <w:rPr>
@@ -1684,7 +1684,7 @@
           <w:szCs w:val="22"/>
         </w:rPr>
       </w:pPr>
-      <w:hyperlink w:anchor="_Toc243399661" w:history="1">
+      <w:hyperlink w:anchor="_Toc243404341" w:history="1">
         <w:r>
           <w:rPr>
             <w:rStyle w:val="affb"/>
@@ -1712,7 +1712,7 @@
             <w:noProof/>
             <w:webHidden/>
           </w:rPr>
-          <w:instrText xml:space="preserve"> PAGEREF _Toc243399661 \h </w:instrText>
+          <w:instrText xml:space="preserve"> PAGEREF _Toc243404341 \h </w:instrText>
         </w:r>
         <w:r>
           <w:rPr>
@@ -1762,7 +1762,7 @@
       <w:pPr>
         <w:pStyle w:val="1"/>
       </w:pPr>
-      <w:bookmarkStart w:id="1" w:name="_Toc243399645"/>
+      <w:bookmarkStart w:id="1" w:name="_Toc243404325"/>
       <w:r>
         <w:lastRenderedPageBreak/>
         <w:t>壹、作業說明</w:t>
@@ -1773,7 +1773,7 @@
       <w:pPr>
         <w:pStyle w:val="2"/>
       </w:pPr>
-      <w:bookmarkStart w:id="2" w:name="_Toc243399646"/>
+      <w:bookmarkStart w:id="2" w:name="_Toc243404326"/>
       <w:r>
         <w:t>一、使用情境</w:t>
       </w:r>
@@ -1943,7 +1943,7 @@
       <w:pPr>
         <w:pStyle w:val="2"/>
       </w:pPr>
-      <w:bookmarkStart w:id="3" w:name="_Toc243399647"/>
+      <w:bookmarkStart w:id="3" w:name="_Toc243404327"/>
       <w:r>
         <w:t>二、進入路徑</w:t>
       </w:r>
@@ -1979,7 +1979,7 @@
       <w:pPr>
         <w:pStyle w:val="1"/>
       </w:pPr>
-      <w:bookmarkStart w:id="4" w:name="_Toc243399648"/>
+      <w:bookmarkStart w:id="4" w:name="_Toc243404328"/>
       <w:r>
         <w:lastRenderedPageBreak/>
         <w:t>貳、操作說明</w:t>
@@ -1990,7 +1990,7 @@
       <w:pPr>
         <w:pStyle w:val="2"/>
       </w:pPr>
-      <w:bookmarkStart w:id="5" w:name="_Toc243399649"/>
+      <w:bookmarkStart w:id="5" w:name="_Toc243404329"/>
       <w:r>
         <w:t>一、畫面與前置設定</w:t>
       </w:r>
@@ -2257,7 +2257,7 @@
       <w:pPr>
         <w:pStyle w:val="2"/>
       </w:pPr>
-      <w:bookmarkStart w:id="6" w:name="_Toc243399650"/>
+      <w:bookmarkStart w:id="6" w:name="_Toc243404330"/>
       <w:r>
         <w:t>二、學習順序與解鎖</w:t>
       </w:r>
@@ -2597,7 +2597,7 @@
       <w:pPr>
         <w:pStyle w:val="2"/>
       </w:pPr>
-      <w:bookmarkStart w:id="7" w:name="_Toc243399651"/>
+      <w:bookmarkStart w:id="7" w:name="_Toc243404331"/>
       <w:r>
         <w:t>三、觀看影片</w:t>
       </w:r>
@@ -2865,7 +2865,7 @@
       <w:pPr>
         <w:pStyle w:val="2"/>
       </w:pPr>
-      <w:bookmarkStart w:id="8" w:name="_Toc243399652"/>
+      <w:bookmarkStart w:id="8" w:name="_Toc243404332"/>
       <w:r>
         <w:t>四、閱讀文件與說明文字</w:t>
       </w:r>
@@ -3011,7 +3011,7 @@
       <w:pPr>
         <w:pStyle w:val="2"/>
       </w:pPr>
-      <w:bookmarkStart w:id="9" w:name="_Toc243399653"/>
+      <w:bookmarkStart w:id="9" w:name="_Toc243404333"/>
       <w:r>
         <w:lastRenderedPageBreak/>
         <w:t>五、作答測驗</w:t>
@@ -3237,7 +3237,7 @@
       <w:pPr>
         <w:pStyle w:val="2"/>
       </w:pPr>
-      <w:bookmarkStart w:id="10" w:name="_Toc243399654"/>
+      <w:bookmarkStart w:id="10" w:name="_Toc243404334"/>
       <w:r>
         <w:lastRenderedPageBreak/>
         <w:t>六、完課</w:t>
@@ -3276,13 +3276,13 @@
         <w:tblLook w:val="04A0" w:firstRow="1" w:lastRow="0" w:firstColumn="1" w:lastColumn="0" w:noHBand="0" w:noVBand="1"/>
       </w:tblPr>
       <w:tblGrid>
-        <w:gridCol w:w="3897"/>
-        <w:gridCol w:w="5463"/>
+        <w:gridCol w:w="2601"/>
+        <w:gridCol w:w="6759"/>
       </w:tblGrid>
       <w:tr>
         <w:tc>
           <w:tcPr>
-            <w:tcW w:w="3897" w:type="dxa"/>
+            <w:tcW w:w="2601" w:type="dxa"/>
           </w:tcPr>
           <w:p>
             <w:pPr>
@@ -3298,7 +3298,7 @@
         </w:tc>
         <w:tc>
           <w:tcPr>
-            <w:tcW w:w="5463" w:type="dxa"/>
+            <w:tcW w:w="6759" w:type="dxa"/>
           </w:tcPr>
           <w:p>
             <w:pPr>
@@ -3316,7 +3316,7 @@
       <w:tr>
         <w:tc>
           <w:tcPr>
-            <w:tcW w:w="3897" w:type="dxa"/>
+            <w:tcW w:w="2601" w:type="dxa"/>
           </w:tcPr>
           <w:p>
             <w:pPr>
@@ -3329,7 +3329,7 @@
         </w:tc>
         <w:tc>
           <w:tcPr>
-            <w:tcW w:w="5463" w:type="dxa"/>
+            <w:tcW w:w="6759" w:type="dxa"/>
           </w:tcPr>
           <w:p>
             <w:pPr>
@@ -3344,20 +3344,57 @@
       <w:tr>
         <w:tc>
           <w:tcPr>
-            <w:tcW w:w="3897" w:type="dxa"/>
+            <w:tcW w:w="2601" w:type="dxa"/>
           </w:tcPr>
           <w:p>
             <w:pPr>
               <w:spacing w:before="60" w:after="60"/>
             </w:pPr>
             <w:r>
-              <w:t>教師要求已通過的學員重新測驗</w:t>
+              <w:t>教師於既有教材新增影片</w:t>
             </w:r>
           </w:p>
         </w:tc>
         <w:tc>
           <w:tcPr>
-            <w:tcW w:w="5463" w:type="dxa"/>
+            <w:tcW w:w="6759" w:type="dxa"/>
+          </w:tcPr>
+          <w:p>
+            <w:pPr>
+              <w:spacing w:before="60" w:after="60"/>
+            </w:pPr>
+            <w:r>
+              <w:t>教師按「更新」的當下，已完成該教材的學員即退回未完成，不必等學員重新開啟該教材；同一學員其他項目的完成狀態不受影響。將新增的影片看到</w:t>
+            </w:r>
+            <w:r>
+              <w:t xml:space="preserve"> 80% </w:t>
+            </w:r>
+            <w:r>
+              <w:t>以上（原有影片已看過的進度保留），該教材即恢復已完成</w:t>
+            </w:r>
+          </w:p>
+        </w:tc>
+      </w:tr>
+      <w:tr>
+        <w:tc>
+          <w:tcPr>
+            <w:tcW w:w="2601" w:type="dxa"/>
+          </w:tcPr>
+          <w:p>
+            <w:pPr>
+              <w:spacing w:before="60" w:after="60"/>
+            </w:pPr>
+            <w:r>
+              <w:t>教師要求已通過的學員</w:t>
+            </w:r>
+            <w:r>
+              <w:t>重新測驗</w:t>
+            </w:r>
+          </w:p>
+        </w:tc>
+        <w:tc>
+          <w:tcPr>
+            <w:tcW w:w="6759" w:type="dxa"/>
           </w:tcPr>
           <w:p>
             <w:pPr>
@@ -3391,7 +3428,7 @@
       <w:pPr>
         <w:pStyle w:val="2"/>
       </w:pPr>
-      <w:bookmarkStart w:id="11" w:name="_Toc243399655"/>
+      <w:bookmarkStart w:id="11" w:name="_Toc243404335"/>
       <w:r>
         <w:t>七、填寫課後問卷</w:t>
       </w:r>
@@ -3420,10 +3457,7 @@
         <w:t>具名</w:t>
       </w:r>
       <w:r>
-        <w:t>填答、每人一次，送出後不可修改；填寫</w:t>
-      </w:r>
-      <w:r>
-        <w:t>問卷不是完課條件，也不計入課程進度。</w:t>
+        <w:t>填答、每人一次，送出後不可修改；填寫問卷不是完課條件，也不計入課程進度。</w:t>
       </w:r>
     </w:p>
     <w:p>
@@ -3653,6 +3687,7 @@
               <w:spacing w:before="60" w:after="60"/>
             </w:pPr>
             <w:r>
+              <w:lastRenderedPageBreak/>
               <w:t>尚未填寫，但教師已停用問卷</w:t>
             </w:r>
           </w:p>
@@ -3705,7 +3740,6 @@
         <w:pStyle w:val="3"/>
       </w:pPr>
       <w:r>
-        <w:lastRenderedPageBreak/>
         <w:t>（一）預覽時的課後問卷</w:t>
       </w:r>
     </w:p>
@@ -3721,9 +3755,12 @@
       <w:pPr>
         <w:pStyle w:val="2"/>
       </w:pPr>
-      <w:bookmarkStart w:id="12" w:name="_Toc243399656"/>
+      <w:bookmarkStart w:id="12" w:name="_Toc243404336"/>
       <w:r>
-        <w:t>八、課程關閉後的回看</w:t>
+        <w:t>八、課程關閉後</w:t>
+      </w:r>
+      <w:r>
+        <w:t>的回看</w:t>
       </w:r>
       <w:bookmarkEnd w:id="12"/>
     </w:p>
@@ -3994,7 +4031,7 @@
       <w:pPr>
         <w:pStyle w:val="1"/>
       </w:pPr>
-      <w:bookmarkStart w:id="13" w:name="_Toc243399657"/>
+      <w:bookmarkStart w:id="13" w:name="_Toc243404337"/>
       <w:r>
         <w:lastRenderedPageBreak/>
         <w:t>參、常見訊息與處置</w:t>
@@ -4005,7 +4042,7 @@
       <w:pPr>
         <w:pStyle w:val="2"/>
       </w:pPr>
-      <w:bookmarkStart w:id="14" w:name="_Toc243399658"/>
+      <w:bookmarkStart w:id="14" w:name="_Toc243404338"/>
       <w:r>
         <w:t>一、被擋下（動作沒有完成）</w:t>
       </w:r>
@@ -4241,7 +4278,7 @@
       <w:pPr>
         <w:pStyle w:val="2"/>
       </w:pPr>
-      <w:bookmarkStart w:id="15" w:name="_Toc243399659"/>
+      <w:bookmarkStart w:id="15" w:name="_Toc243404339"/>
       <w:r>
         <w:t>二、有警告（動作完成但需判斷）</w:t>
       </w:r>
@@ -4353,7 +4390,7 @@
       <w:pPr>
         <w:pStyle w:val="2"/>
       </w:pPr>
-      <w:bookmarkStart w:id="16" w:name="_Toc243399660"/>
+      <w:bookmarkStart w:id="16" w:name="_Toc243404340"/>
       <w:r>
         <w:t>三、送出後的結果訊息</w:t>
       </w:r>
@@ -4437,7 +4474,7 @@
       <w:pPr>
         <w:pStyle w:val="2"/>
       </w:pPr>
-      <w:bookmarkStart w:id="17" w:name="_Toc243399661"/>
+      <w:bookmarkStart w:id="17" w:name="_Toc243404341"/>
       <w:r>
         <w:t>四、其他情況</w:t>
       </w:r>
@@ -4667,10 +4704,7 @@
               <w:spacing w:before="60" w:after="60"/>
             </w:pPr>
             <w:r>
-              <w:t>左側沒</w:t>
-            </w:r>
-            <w:r>
-              <w:t>有出現問卷入口</w:t>
+              <w:t>左側沒有出現問卷入口</w:t>
             </w:r>
           </w:p>
         </w:tc>
@@ -4852,9 +4886,9 @@
     </w:lvl>
   </w:abstractNum>
   <w:abstractNum w:abstractNumId="1" w15:restartNumberingAfterBreak="0">
-    <w:nsid w:val="72C00B5A"/>
+    <w:nsid w:val="1F665214"/>
     <w:multiLevelType w:val="multilevel"/>
-    <w:tmpl w:val="38C2DCF4"/>
+    <w:tmpl w:val="1D2A205C"/>
     <w:lvl w:ilvl="0">
       <w:start w:val="1"/>
       <w:numFmt w:val="bullet"/>
@@ -16958,7 +16992,7 @@
 </file>
 
 <file path=customXml/itemProps1.xml><?xml version="1.0" encoding="utf-8"?>
-<ds:datastoreItem xmlns:ds="http://schemas.openxmlformats.org/officeDocument/2006/customXml" ds:itemID="{0AD724C2-F405-4AD3-AA10-E34CDAA9C88F}">
+<ds:datastoreItem xmlns:ds="http://schemas.openxmlformats.org/officeDocument/2006/customXml" ds:itemID="{553FDA83-6717-4B05-AFA6-7F1939DCE48B}">
   <ds:schemaRefs>
     <ds:schemaRef ds:uri="http://schemas.openxmlformats.org/officeDocument/2006/bibliography"/>
   </ds:schemaRefs>
